--- a/TS Jatai Ghanam Project/TS 3.4/TS 3.4 Ghanam Tamil Corrections.docx
+++ b/TS Jatai Ghanam Project/TS 3.4/TS 3.4 Ghanam Tamil Corrections.docx
@@ -1,7 +1,2950 @@
 
 <file path=word/document.xml><?xml version="1.0" encoding="utf-8"?>
-<w:document xmlns:wpc="http://schemas.microsoft.com/office/word/2010/wordprocessingCanvas" xmlns:cx="http://schemas.microsoft.com/office/drawing/2014/chartex" xmlns:cx1="http://schemas.microsoft.com/office/drawing/2015/9/8/chartex" xmlns:cx2="http://schemas.microsoft.com/office/drawing/2015/10/21/chartex" xmlns:cx3="http://schemas.microsoft.com/office/drawing/2016/5/9/chartex" xmlns:cx4="http://schemas.microsoft.com/office/drawing/2016/5/10/chartex" xmlns:cx5="http://schemas.microsoft.com/office/drawing/2016/5/11/chartex" xmlns:cx6="http://schemas.microsoft.com/office/drawing/2016/5/12/chartex" xmlns:cx7="http://schemas.microsoft.com/office/drawing/2016/5/13/chartex" xmlns:cx8="http://schemas.microsoft.com/office/drawing/2016/5/14/chartex" xmlns:mc="http://schemas.openxmlformats.org/markup-compatibility/2006" xmlns:aink="http://schemas.microsoft.com/office/drawing/2016/ink" xmlns:am3d="http://schemas.microsoft.com/office/drawing/2017/model3d" xmlns:o="urn:schemas-microsoft-com:office:office" xmlns:oel="http://schemas.microsoft.com/office/2019/extlst" xmlns:r="http://schemas.openxmlformats.org/officeDocument/2006/relationships" xmlns:m="http://schemas.openxmlformats.org/officeDocument/2006/math" xmlns:v="urn:schemas-microsoft-com:vml" xmlns:wp14="http://schemas.microsoft.com/office/word/2010/wordprocessingDrawing" xmlns:wp="http://schemas.openxmlformats.org/drawingml/2006/wordprocessingDrawing" xmlns:w10="urn:schemas-microsoft-com:office:word" xmlns:w="http://schemas.openxmlformats.org/wordprocessingml/2006/main" xmlns:w14="http://schemas.microsoft.com/office/word/2010/wordml" xmlns:w15="http://schemas.microsoft.com/office/word/2012/wordml" xmlns:w16cex="http://schemas.microsoft.com/office/word/2018/wordml/cex" xmlns:w16cid="http://schemas.microsoft.com/office/word/2016/wordml/cid" xmlns:w16="http://schemas.microsoft.com/office/word/2018/wordml" xmlns:w16sdtdh="http://schemas.microsoft.com/office/word/2020/wordml/sdtdatahash" xmlns:w16se="http://schemas.microsoft.com/office/word/2015/wordml/symex" xmlns:wpg="http://schemas.microsoft.com/office/word/2010/wordprocessingGroup" xmlns:wpi="http://schemas.microsoft.com/office/word/2010/wordprocessingInk" xmlns:wne="http://schemas.microsoft.com/office/word/2006/wordml" xmlns:wps="http://schemas.microsoft.com/office/word/2010/wordprocessingShape" mc:Ignorable="w14 w15 w16se w16cid w16 w16cex w16sdtdh wp14">
+<w:document xmlns:wpc="http://schemas.microsoft.com/office/word/2010/wordprocessingCanvas" xmlns:cx="http://schemas.microsoft.com/office/drawing/2014/chartex" xmlns:cx1="http://schemas.microsoft.com/office/drawing/2015/9/8/chartex" xmlns:cx2="http://schemas.microsoft.com/office/drawing/2015/10/21/chartex" xmlns:cx3="http://schemas.microsoft.com/office/drawing/2016/5/9/chartex" xmlns:cx4="http://schemas.microsoft.com/office/drawing/2016/5/10/chartex" xmlns:cx5="http://schemas.microsoft.com/office/drawing/2016/5/11/chartex" xmlns:cx6="http://schemas.microsoft.com/office/drawing/2016/5/12/chartex" xmlns:cx7="http://schemas.microsoft.com/office/drawing/2016/5/13/chartex" xmlns:cx8="http://schemas.microsoft.com/office/drawing/2016/5/14/chartex" xmlns:mc="http://schemas.openxmlformats.org/markup-compatibility/2006" xmlns:aink="http://schemas.microsoft.com/office/drawing/2016/ink" xmlns:am3d="http://schemas.microsoft.com/office/drawing/2017/model3d" xmlns:o="urn:schemas-microsoft-com:office:office" xmlns:oel="http://schemas.microsoft.com/office/2019/extlst" xmlns:r="http://schemas.openxmlformats.org/officeDocument/2006/relationships" xmlns:m="http://schemas.openxmlformats.org/officeDocument/2006/math" xmlns:v="urn:schemas-microsoft-com:vml" xmlns:wp14="http://schemas.microsoft.com/office/word/2010/wordprocessingDrawing" xmlns:wp="http://schemas.openxmlformats.org/drawingml/2006/wordprocessingDrawing" xmlns:w10="urn:schemas-microsoft-com:office:word" xmlns:w="http://schemas.openxmlformats.org/wordprocessingml/2006/main" xmlns:w14="http://schemas.microsoft.com/office/word/2010/wordml" xmlns:w15="http://schemas.microsoft.com/office/word/2012/wordml" xmlns:w16cei="http://schemas.microsoft.com/office/word/2026/wordml/cei" xmlns:w16cex="http://schemas.microsoft.com/office/word/2018/wordml/cex" xmlns:w16cid="http://schemas.microsoft.com/office/word/2016/wordml/cid" xmlns:w16="http://schemas.microsoft.com/office/word/2018/wordml" xmlns:w16du="http://schemas.microsoft.com/office/word/2023/wordml/word16du" xmlns:w16sdtdh="http://schemas.microsoft.com/office/word/2020/wordml/sdtdatahash" xmlns:w16sdtfl="http://schemas.microsoft.com/office/word/2024/wordml/sdtformatlock" xmlns:w16se="http://schemas.microsoft.com/office/word/2015/wordml/symex" xmlns:wpg="http://schemas.microsoft.com/office/word/2010/wordprocessingGroup" xmlns:wpi="http://schemas.microsoft.com/office/word/2010/wordprocessingInk" xmlns:wne="http://schemas.microsoft.com/office/word/2006/wordml" xmlns:wps="http://schemas.microsoft.com/office/word/2010/wordprocessingShape" mc:Ignorable="w14 w15 w16se w16cid w16 w16cex w16sdtdh w16sdtfl w16du wp14">
   <w:body>
+    <w:p>
+      <w:pPr>
+        <w:spacing w:before="0" w:line="240" w:lineRule="auto"/>
+        <w:jc w:val="center"/>
+        <w:rPr>
+          <w:b/>
+          <w:bCs/>
+          <w:sz w:val="32"/>
+          <w:szCs w:val="32"/>
+          <w:u w:val="single"/>
+        </w:rPr>
+      </w:pPr>
+      <w:r>
+        <w:rPr>
+          <w:b/>
+          <w:bCs/>
+          <w:sz w:val="32"/>
+          <w:szCs w:val="32"/>
+          <w:u w:val="single"/>
+        </w:rPr>
+        <w:t xml:space="preserve">TS </w:t>
+      </w:r>
+      <w:r>
+        <w:rPr>
+          <w:b/>
+          <w:bCs/>
+          <w:sz w:val="32"/>
+          <w:szCs w:val="32"/>
+          <w:u w:val="single"/>
+        </w:rPr>
+        <w:t>Ghanam</w:t>
+      </w:r>
+      <w:r>
+        <w:rPr>
+          <w:b/>
+          <w:bCs/>
+          <w:sz w:val="32"/>
+          <w:szCs w:val="32"/>
+          <w:u w:val="single"/>
+        </w:rPr>
+        <w:t xml:space="preserve"> – TS </w:t>
+      </w:r>
+      <w:r>
+        <w:rPr>
+          <w:b/>
+          <w:bCs/>
+          <w:sz w:val="32"/>
+          <w:szCs w:val="32"/>
+          <w:u w:val="single"/>
+        </w:rPr>
+        <w:t>3.4</w:t>
+      </w:r>
+      <w:r>
+        <w:rPr>
+          <w:b/>
+          <w:bCs/>
+          <w:sz w:val="32"/>
+          <w:szCs w:val="32"/>
+          <w:u w:val="single"/>
+        </w:rPr>
+        <w:t xml:space="preserve"> </w:t>
+      </w:r>
+      <w:r>
+        <w:rPr>
+          <w:b/>
+          <w:bCs/>
+          <w:sz w:val="32"/>
+          <w:szCs w:val="32"/>
+          <w:u w:val="single"/>
+        </w:rPr>
+        <w:t>Tamil</w:t>
+      </w:r>
+      <w:r>
+        <w:rPr>
+          <w:b/>
+          <w:bCs/>
+          <w:sz w:val="32"/>
+          <w:szCs w:val="32"/>
+          <w:u w:val="single"/>
+        </w:rPr>
+        <w:t xml:space="preserve"> Corrections –</w:t>
+      </w:r>
+      <w:r>
+        <w:rPr>
+          <w:b/>
+          <w:bCs/>
+          <w:sz w:val="32"/>
+          <w:szCs w:val="32"/>
+          <w:u w:val="single"/>
+        </w:rPr>
+        <w:t xml:space="preserve"> </w:t>
+      </w:r>
+      <w:r>
+        <w:rPr>
+          <w:b/>
+          <w:bCs/>
+          <w:sz w:val="32"/>
+          <w:szCs w:val="32"/>
+          <w:u w:val="single"/>
+        </w:rPr>
+        <w:t xml:space="preserve">Observed till </w:t>
+      </w:r>
+      <w:r>
+        <w:rPr>
+          <w:b/>
+          <w:bCs/>
+          <w:sz w:val="32"/>
+          <w:szCs w:val="32"/>
+          <w:highlight w:val="red"/>
+          <w:u w:val="single"/>
+        </w:rPr>
+        <w:t>?????</w:t>
+      </w:r>
+    </w:p>
+    <w:p>
+      <w:pPr>
+        <w:spacing w:before="0" w:line="240" w:lineRule="auto"/>
+        <w:jc w:val="center"/>
+        <w:rPr>
+          <w:b/>
+          <w:bCs/>
+          <w:sz w:val="28"/>
+          <w:szCs w:val="32"/>
+        </w:rPr>
+      </w:pPr>
+      <w:r>
+        <w:rPr>
+          <w:b/>
+          <w:bCs/>
+          <w:sz w:val="28"/>
+          <w:szCs w:val="32"/>
+        </w:rPr>
+        <w:t>(ignore those which are already incorporated in your book’s version and date)</w:t>
+      </w:r>
+    </w:p>
+    <w:tbl>
+      <w:tblPr>
+        <w:tblW w:w="14537" w:type="dxa"/>
+        <w:tblInd w:w="-792" w:type="dxa"/>
+        <w:tblBorders>
+          <w:top w:val="single" w:sz="4" w:space="0" w:color="000000"/>
+          <w:left w:val="single" w:sz="4" w:space="0" w:color="000000"/>
+          <w:bottom w:val="single" w:sz="4" w:space="0" w:color="000000"/>
+          <w:right w:val="single" w:sz="4" w:space="0" w:color="000000"/>
+          <w:insideH w:val="single" w:sz="4" w:space="0" w:color="000000"/>
+          <w:insideV w:val="single" w:sz="4" w:space="0" w:color="000000"/>
+        </w:tblBorders>
+        <w:tblLook w:val="04A0" w:firstRow="1" w:lastRow="0" w:firstColumn="1" w:lastColumn="0" w:noHBand="0" w:noVBand="1"/>
+      </w:tblPr>
+      <w:tblGrid>
+        <w:gridCol w:w="7166"/>
+        <w:gridCol w:w="7371"/>
+      </w:tblGrid>
+      <w:tr>
+        <w:tc>
+          <w:tcPr>
+            <w:tcW w:w="7166" w:type="dxa"/>
+          </w:tcPr>
+          <w:p>
+            <w:pPr>
+              <w:spacing w:before="0" w:line="240" w:lineRule="auto"/>
+              <w:jc w:val="center"/>
+              <w:rPr>
+                <w:b/>
+                <w:sz w:val="32"/>
+                <w:szCs w:val="32"/>
+              </w:rPr>
+            </w:pPr>
+            <w:r>
+              <w:rPr>
+                <w:b/>
+                <w:sz w:val="32"/>
+                <w:szCs w:val="32"/>
+              </w:rPr>
+              <w:t>As Printed</w:t>
+            </w:r>
+          </w:p>
+        </w:tc>
+        <w:tc>
+          <w:tcPr>
+            <w:tcW w:w="7371" w:type="dxa"/>
+          </w:tcPr>
+          <w:p>
+            <w:pPr>
+              <w:spacing w:before="0" w:line="240" w:lineRule="auto"/>
+              <w:ind w:right="-18"/>
+              <w:jc w:val="center"/>
+              <w:rPr>
+                <w:b/>
+                <w:sz w:val="32"/>
+                <w:szCs w:val="32"/>
+              </w:rPr>
+            </w:pPr>
+            <w:r>
+              <w:rPr>
+                <w:b/>
+                <w:sz w:val="32"/>
+                <w:szCs w:val="32"/>
+              </w:rPr>
+              <w:t>To be read as or corrected as</w:t>
+            </w:r>
+            <w:r>
+              <w:rPr>
+                <w:b/>
+                <w:sz w:val="32"/>
+                <w:szCs w:val="32"/>
+              </w:rPr>
+              <w:t xml:space="preserve"> </w:t>
+            </w:r>
+          </w:p>
+        </w:tc>
+      </w:tr>
+      <w:tr>
+        <w:trPr>
+          <w:trHeight w:val="913"/>
+        </w:trPr>
+        <w:tc>
+          <w:tcPr>
+            <w:tcW w:w="7166" w:type="dxa"/>
+          </w:tcPr>
+          <w:p>
+            <w:pPr>
+              <w:autoSpaceDE w:val="0"/>
+              <w:autoSpaceDN w:val="0"/>
+              <w:adjustRightInd w:val="0"/>
+              <w:spacing w:before="0" w:line="240" w:lineRule="auto"/>
+              <w:rPr>
+                <w:rFonts w:ascii="Latha" w:hAnsi="Latha" w:cs="Latha"/>
+                <w:szCs w:val="24"/>
+                <w:lang w:bidi="ta-IN"/>
+              </w:rPr>
+            </w:pPr>
+            <w:r>
+              <w:rPr>
+                <w:rFonts w:ascii="Latha" w:hAnsi="Latha" w:cs="Latha"/>
+                <w:b/>
+                <w:bCs/>
+                <w:szCs w:val="24"/>
+                <w:cs/>
+                <w:lang w:bidi="ta-IN"/>
+              </w:rPr>
+              <w:t>34</w:t>
+            </w:r>
+            <w:r>
+              <w:rPr>
+                <w:rFonts w:ascii="Latha" w:hAnsi="Latha" w:cs="Latha"/>
+                <w:b/>
+                <w:bCs/>
+                <w:szCs w:val="24"/>
+                <w:cs/>
+                <w:lang w:bidi="ta-IN"/>
+              </w:rPr>
+              <w:t>)</w:t>
+            </w:r>
+            <w:r>
+              <w:rPr>
+                <w:rFonts w:ascii="Latha" w:hAnsi="Latha" w:cs="Latha"/>
+                <w:szCs w:val="24"/>
+                <w:lang w:bidi="ta-IN"/>
+              </w:rPr>
+              <w:tab/>
+            </w:r>
+            <w:r>
+              <w:rPr>
+                <w:rFonts w:ascii="Latha" w:hAnsi="Latha" w:cs="Latha"/>
+                <w:b/>
+                <w:bCs/>
+                <w:szCs w:val="24"/>
+                <w:cs/>
+                <w:lang w:bidi="ta-IN"/>
+              </w:rPr>
+              <w:t>3.4.9</w:t>
+            </w:r>
+            <w:r>
+              <w:rPr>
+                <w:rFonts w:ascii="Latha" w:hAnsi="Latha" w:cs="Latha"/>
+                <w:b/>
+                <w:bCs/>
+                <w:szCs w:val="24"/>
+                <w:lang w:bidi="ta-IN"/>
+              </w:rPr>
+              <w:t>.</w:t>
+            </w:r>
+            <w:r>
+              <w:rPr>
+                <w:rFonts w:ascii="Latha" w:hAnsi="Latha" w:cs="Latha"/>
+                <w:b/>
+                <w:bCs/>
+                <w:szCs w:val="24"/>
+                <w:cs/>
+                <w:lang w:bidi="ta-IN"/>
+              </w:rPr>
+              <w:t>1</w:t>
+            </w:r>
+            <w:r>
+              <w:rPr>
+                <w:rFonts w:ascii="Latha" w:hAnsi="Latha" w:cs="Latha"/>
+                <w:b/>
+                <w:bCs/>
+                <w:szCs w:val="24"/>
+                <w:lang w:bidi="ta-IN"/>
+              </w:rPr>
+              <w:t>(2</w:t>
+            </w:r>
+            <w:r>
+              <w:rPr>
+                <w:rFonts w:ascii="Latha" w:hAnsi="Latha" w:cs="Latha"/>
+                <w:b/>
+                <w:bCs/>
+                <w:szCs w:val="24"/>
+                <w:cs/>
+                <w:lang w:bidi="ta-IN"/>
+              </w:rPr>
+              <w:t>9</w:t>
+            </w:r>
+            <w:r>
+              <w:rPr>
+                <w:rFonts w:ascii="Latha" w:hAnsi="Latha" w:cs="Latha"/>
+                <w:b/>
+                <w:bCs/>
+                <w:szCs w:val="24"/>
+                <w:lang w:bidi="ta-IN"/>
+              </w:rPr>
+              <w:t>)</w:t>
+            </w:r>
+            <w:r>
+              <w:rPr>
+                <w:rFonts w:ascii="Latha" w:hAnsi="Latha" w:cs="Latha"/>
+                <w:szCs w:val="24"/>
+                <w:lang w:bidi="ta-IN"/>
+              </w:rPr>
+              <w:t xml:space="preserve">-  </w:t>
+            </w:r>
+            <w:r>
+              <w:rPr>
+                <w:rFonts w:ascii="Latha" w:hAnsi="Latha" w:cs="Latha"/>
+                <w:szCs w:val="24"/>
+                <w:cs/>
+                <w:lang w:bidi="ta-IN"/>
+              </w:rPr>
+              <w:t>அனு</w:t>
+            </w:r>
+            <w:r>
+              <w:rPr>
+                <w:rFonts w:ascii="BRH Tamil Tab Extra" w:hAnsi="BRH Tamil Tab Extra" w:cs="Latha"/>
+                <w:b/>
+                <w:bCs/>
+                <w:szCs w:val="28"/>
+                <w:lang w:bidi="ta-IN"/>
+              </w:rPr>
+              <w:t>†</w:t>
+            </w:r>
+            <w:r>
+              <w:rPr>
+                <w:rFonts w:ascii="Latha" w:hAnsi="Latha" w:cs="Latha"/>
+                <w:szCs w:val="24"/>
+                <w:cs/>
+                <w:lang w:bidi="ta-IN"/>
+              </w:rPr>
+              <w:t>மதி</w:t>
+            </w:r>
+            <w:r>
+              <w:rPr>
+                <w:rFonts w:ascii="Latha" w:hAnsi="Latha" w:cs="Latha"/>
+                <w:b/>
+                <w:bCs/>
+                <w:szCs w:val="24"/>
+                <w:cs/>
+                <w:lang w:bidi="ta-IN"/>
+              </w:rPr>
+              <w:t>:</w:t>
+            </w:r>
+            <w:r>
+              <w:rPr>
+                <w:rFonts w:ascii="Latha" w:hAnsi="Latha" w:cs="Latha"/>
+                <w:szCs w:val="24"/>
+                <w:cs/>
+                <w:lang w:bidi="ta-IN"/>
+              </w:rPr>
+              <w:t xml:space="preserve"> </w:t>
+            </w:r>
+            <w:r>
+              <w:rPr>
+                <w:rFonts w:ascii="Latha" w:hAnsi="Latha" w:cs="Latha"/>
+                <w:szCs w:val="24"/>
+                <w:lang w:bidi="ta-IN"/>
+              </w:rPr>
+              <w:t>|</w:t>
+            </w:r>
+          </w:p>
+          <w:p>
+            <w:pPr>
+              <w:autoSpaceDE w:val="0"/>
+              <w:autoSpaceDN w:val="0"/>
+              <w:adjustRightInd w:val="0"/>
+              <w:spacing w:before="0" w:line="240" w:lineRule="auto"/>
+              <w:rPr>
+                <w:rFonts w:cs="BRH Malayalam Extra"/>
+                <w:szCs w:val="40"/>
+              </w:rPr>
+            </w:pPr>
+            <w:r>
+              <w:rPr>
+                <w:rFonts w:ascii="Latha" w:hAnsi="Latha" w:cs="Latha"/>
+                <w:szCs w:val="24"/>
+                <w:cs/>
+                <w:lang w:bidi="ta-IN"/>
+              </w:rPr>
+              <w:t>அனு</w:t>
+            </w:r>
+            <w:r>
+              <w:rPr>
+                <w:rFonts w:ascii="BRH Tamil Tab Extra" w:hAnsi="BRH Tamil Tab Extra" w:cs="Latha"/>
+                <w:b/>
+                <w:bCs/>
+                <w:szCs w:val="28"/>
+                <w:lang w:bidi="ta-IN"/>
+              </w:rPr>
+              <w:t>†</w:t>
+            </w:r>
+            <w:r>
+              <w:rPr>
+                <w:rFonts w:ascii="Latha" w:hAnsi="Latha" w:cs="Latha"/>
+                <w:szCs w:val="24"/>
+                <w:cs/>
+                <w:lang w:bidi="ta-IN"/>
+              </w:rPr>
+              <w:t>மதி</w:t>
+            </w:r>
+            <w:r>
+              <w:rPr>
+                <w:rFonts w:ascii="BRH Tamil Tab Extra" w:hAnsi="BRH Tamil Tab Extra" w:cs="Latha"/>
+                <w:b/>
+                <w:bCs/>
+                <w:szCs w:val="28"/>
+                <w:lang w:bidi="ta-IN"/>
+              </w:rPr>
+              <w:t>…</w:t>
+            </w:r>
+            <w:r>
+              <w:rPr>
+                <w:rFonts w:ascii="Latha" w:hAnsi="Latha" w:cs="Latha"/>
+                <w:szCs w:val="24"/>
+                <w:cs/>
+                <w:lang w:bidi="ta-IN"/>
+              </w:rPr>
+              <w:t>ரித்</w:t>
+            </w:r>
+            <w:r>
+              <w:rPr>
+                <w:rFonts w:ascii="Latha" w:hAnsi="Latha" w:cs="Latha"/>
+                <w:szCs w:val="24"/>
+                <w:highlight w:val="yellow"/>
+                <w:cs/>
+                <w:lang w:bidi="ta-IN"/>
+              </w:rPr>
+              <w:t>ய</w:t>
+            </w:r>
+            <w:r>
+              <w:rPr>
+                <w:rFonts w:ascii="BRH Tamil Tab Extra" w:hAnsi="BRH Tamil Tab Extra" w:cs="Latha"/>
+                <w:b/>
+                <w:bCs/>
+                <w:szCs w:val="28"/>
+                <w:lang w:bidi="ta-IN"/>
+              </w:rPr>
+              <w:t>†</w:t>
+            </w:r>
+            <w:r>
+              <w:rPr>
+                <w:rFonts w:ascii="Latha" w:hAnsi="Latha" w:cs="Latha"/>
+                <w:szCs w:val="24"/>
+                <w:cs/>
+                <w:lang w:bidi="ta-IN"/>
+              </w:rPr>
+              <w:t xml:space="preserve">னு </w:t>
+            </w:r>
+            <w:r>
+              <w:rPr>
+                <w:rFonts w:ascii="Latha" w:hAnsi="Latha" w:cs="Latha"/>
+                <w:szCs w:val="24"/>
+                <w:lang w:bidi="ta-IN"/>
+              </w:rPr>
+              <w:t xml:space="preserve">- </w:t>
+            </w:r>
+            <w:r>
+              <w:rPr>
+                <w:rFonts w:ascii="Latha" w:hAnsi="Latha" w:cs="Latha"/>
+                <w:szCs w:val="24"/>
+                <w:cs/>
+                <w:lang w:bidi="ta-IN"/>
+              </w:rPr>
+              <w:t>ம</w:t>
+            </w:r>
+            <w:r>
+              <w:rPr>
+                <w:rFonts w:ascii="BRH Tamil Tab Extra" w:hAnsi="BRH Tamil Tab Extra" w:cs="Latha"/>
+                <w:b/>
+                <w:bCs/>
+                <w:szCs w:val="28"/>
+                <w:lang w:bidi="ta-IN"/>
+              </w:rPr>
+              <w:t>…</w:t>
+            </w:r>
+            <w:r>
+              <w:rPr>
+                <w:rFonts w:ascii="Latha" w:hAnsi="Latha" w:cs="Latha"/>
+                <w:szCs w:val="24"/>
+                <w:cs/>
+                <w:lang w:bidi="ta-IN"/>
+              </w:rPr>
+              <w:t>தி</w:t>
+            </w:r>
+            <w:r>
+              <w:rPr>
+                <w:rFonts w:ascii="BRH Tamil Tab Extra" w:hAnsi="BRH Tamil Tab Extra" w:cs="Latha"/>
+                <w:b/>
+                <w:bCs/>
+                <w:szCs w:val="28"/>
+                <w:lang w:bidi="ta-IN"/>
+              </w:rPr>
+              <w:t>…</w:t>
+            </w:r>
+            <w:r>
+              <w:rPr>
+                <w:rFonts w:ascii="Latha" w:hAnsi="Latha" w:cs="Latha"/>
+                <w:b/>
+                <w:bCs/>
+                <w:szCs w:val="24"/>
+                <w:cs/>
+                <w:lang w:bidi="ta-IN"/>
+              </w:rPr>
+              <w:t>:</w:t>
+            </w:r>
+            <w:r>
+              <w:rPr>
+                <w:rFonts w:ascii="Latha" w:hAnsi="Latha" w:cs="Latha"/>
+                <w:szCs w:val="24"/>
+                <w:cs/>
+                <w:lang w:bidi="ta-IN"/>
+              </w:rPr>
+              <w:t xml:space="preserve"> </w:t>
+            </w:r>
+            <w:r>
+              <w:rPr>
+                <w:rFonts w:ascii="Latha" w:hAnsi="Latha" w:cs="Latha"/>
+                <w:szCs w:val="24"/>
+                <w:lang w:bidi="ta-IN"/>
+              </w:rPr>
+              <w:t xml:space="preserve">| </w:t>
+            </w:r>
+          </w:p>
+        </w:tc>
+        <w:tc>
+          <w:tcPr>
+            <w:tcW w:w="7371" w:type="dxa"/>
+          </w:tcPr>
+          <w:p>
+            <w:pPr>
+              <w:autoSpaceDE w:val="0"/>
+              <w:autoSpaceDN w:val="0"/>
+              <w:adjustRightInd w:val="0"/>
+              <w:spacing w:before="0" w:line="240" w:lineRule="auto"/>
+              <w:rPr>
+                <w:rFonts w:ascii="Latha" w:hAnsi="Latha" w:cs="Latha"/>
+                <w:szCs w:val="24"/>
+                <w:lang w:bidi="ta-IN"/>
+              </w:rPr>
+            </w:pPr>
+            <w:r>
+              <w:rPr>
+                <w:rFonts w:ascii="Latha" w:hAnsi="Latha" w:cs="Latha"/>
+                <w:b/>
+                <w:bCs/>
+                <w:szCs w:val="24"/>
+                <w:cs/>
+                <w:lang w:bidi="ta-IN"/>
+              </w:rPr>
+              <w:t>34</w:t>
+            </w:r>
+            <w:r>
+              <w:rPr>
+                <w:rFonts w:ascii="Latha" w:hAnsi="Latha" w:cs="Latha"/>
+                <w:b/>
+                <w:bCs/>
+                <w:szCs w:val="24"/>
+                <w:cs/>
+                <w:lang w:bidi="ta-IN"/>
+              </w:rPr>
+              <w:t>)</w:t>
+            </w:r>
+            <w:r>
+              <w:rPr>
+                <w:rFonts w:ascii="Latha" w:hAnsi="Latha" w:cs="Latha"/>
+                <w:szCs w:val="24"/>
+                <w:lang w:bidi="ta-IN"/>
+              </w:rPr>
+              <w:tab/>
+            </w:r>
+            <w:r>
+              <w:rPr>
+                <w:rFonts w:ascii="Latha" w:hAnsi="Latha" w:cs="Latha"/>
+                <w:b/>
+                <w:bCs/>
+                <w:szCs w:val="24"/>
+                <w:cs/>
+                <w:lang w:bidi="ta-IN"/>
+              </w:rPr>
+              <w:t>3.4.9</w:t>
+            </w:r>
+            <w:r>
+              <w:rPr>
+                <w:rFonts w:ascii="Latha" w:hAnsi="Latha" w:cs="Latha"/>
+                <w:b/>
+                <w:bCs/>
+                <w:szCs w:val="24"/>
+                <w:lang w:bidi="ta-IN"/>
+              </w:rPr>
+              <w:t>.</w:t>
+            </w:r>
+            <w:r>
+              <w:rPr>
+                <w:rFonts w:ascii="Latha" w:hAnsi="Latha" w:cs="Latha"/>
+                <w:b/>
+                <w:bCs/>
+                <w:szCs w:val="24"/>
+                <w:cs/>
+                <w:lang w:bidi="ta-IN"/>
+              </w:rPr>
+              <w:t>1</w:t>
+            </w:r>
+            <w:r>
+              <w:rPr>
+                <w:rFonts w:ascii="Latha" w:hAnsi="Latha" w:cs="Latha"/>
+                <w:b/>
+                <w:bCs/>
+                <w:szCs w:val="24"/>
+                <w:lang w:bidi="ta-IN"/>
+              </w:rPr>
+              <w:t>(2</w:t>
+            </w:r>
+            <w:r>
+              <w:rPr>
+                <w:rFonts w:ascii="Latha" w:hAnsi="Latha" w:cs="Latha"/>
+                <w:b/>
+                <w:bCs/>
+                <w:szCs w:val="24"/>
+                <w:cs/>
+                <w:lang w:bidi="ta-IN"/>
+              </w:rPr>
+              <w:t>9</w:t>
+            </w:r>
+            <w:r>
+              <w:rPr>
+                <w:rFonts w:ascii="Latha" w:hAnsi="Latha" w:cs="Latha"/>
+                <w:b/>
+                <w:bCs/>
+                <w:szCs w:val="24"/>
+                <w:lang w:bidi="ta-IN"/>
+              </w:rPr>
+              <w:t>)</w:t>
+            </w:r>
+            <w:r>
+              <w:rPr>
+                <w:rFonts w:ascii="Latha" w:hAnsi="Latha" w:cs="Latha"/>
+                <w:szCs w:val="24"/>
+                <w:lang w:bidi="ta-IN"/>
+              </w:rPr>
+              <w:t xml:space="preserve">-  </w:t>
+            </w:r>
+            <w:r>
+              <w:rPr>
+                <w:rFonts w:ascii="Latha" w:hAnsi="Latha" w:cs="Latha"/>
+                <w:szCs w:val="24"/>
+                <w:cs/>
+                <w:lang w:bidi="ta-IN"/>
+              </w:rPr>
+              <w:t>அனு</w:t>
+            </w:r>
+            <w:r>
+              <w:rPr>
+                <w:rFonts w:ascii="BRH Tamil Tab Extra" w:hAnsi="BRH Tamil Tab Extra" w:cs="Latha"/>
+                <w:b/>
+                <w:bCs/>
+                <w:szCs w:val="28"/>
+                <w:lang w:bidi="ta-IN"/>
+              </w:rPr>
+              <w:t>†</w:t>
+            </w:r>
+            <w:r>
+              <w:rPr>
+                <w:rFonts w:ascii="Latha" w:hAnsi="Latha" w:cs="Latha"/>
+                <w:szCs w:val="24"/>
+                <w:cs/>
+                <w:lang w:bidi="ta-IN"/>
+              </w:rPr>
+              <w:t>மதி</w:t>
+            </w:r>
+            <w:r>
+              <w:rPr>
+                <w:rFonts w:ascii="Latha" w:hAnsi="Latha" w:cs="Latha"/>
+                <w:b/>
+                <w:bCs/>
+                <w:szCs w:val="24"/>
+                <w:cs/>
+                <w:lang w:bidi="ta-IN"/>
+              </w:rPr>
+              <w:t>:</w:t>
+            </w:r>
+            <w:r>
+              <w:rPr>
+                <w:rFonts w:ascii="Latha" w:hAnsi="Latha" w:cs="Latha"/>
+                <w:szCs w:val="24"/>
+                <w:cs/>
+                <w:lang w:bidi="ta-IN"/>
+              </w:rPr>
+              <w:t xml:space="preserve"> </w:t>
+            </w:r>
+            <w:r>
+              <w:rPr>
+                <w:rFonts w:ascii="Latha" w:hAnsi="Latha" w:cs="Latha"/>
+                <w:szCs w:val="24"/>
+                <w:lang w:bidi="ta-IN"/>
+              </w:rPr>
+              <w:t>|</w:t>
+            </w:r>
+          </w:p>
+          <w:p>
+            <w:pPr>
+              <w:autoSpaceDE w:val="0"/>
+              <w:autoSpaceDN w:val="0"/>
+              <w:adjustRightInd w:val="0"/>
+              <w:spacing w:before="0" w:line="240" w:lineRule="auto"/>
+              <w:rPr>
+                <w:rFonts w:cs="BRH Malayalam Extra"/>
+                <w:szCs w:val="40"/>
+              </w:rPr>
+            </w:pPr>
+            <w:r>
+              <w:rPr>
+                <w:rFonts w:ascii="Latha" w:hAnsi="Latha" w:cs="Latha"/>
+                <w:szCs w:val="24"/>
+                <w:cs/>
+                <w:lang w:bidi="ta-IN"/>
+              </w:rPr>
+              <w:t>அனு</w:t>
+            </w:r>
+            <w:r>
+              <w:rPr>
+                <w:rFonts w:ascii="BRH Tamil Tab Extra" w:hAnsi="BRH Tamil Tab Extra" w:cs="Latha"/>
+                <w:b/>
+                <w:bCs/>
+                <w:szCs w:val="28"/>
+                <w:lang w:bidi="ta-IN"/>
+              </w:rPr>
+              <w:t>†</w:t>
+            </w:r>
+            <w:r>
+              <w:rPr>
+                <w:rFonts w:ascii="Latha" w:hAnsi="Latha" w:cs="Latha"/>
+                <w:szCs w:val="24"/>
+                <w:cs/>
+                <w:lang w:bidi="ta-IN"/>
+              </w:rPr>
+              <w:t>மதி</w:t>
+            </w:r>
+            <w:r>
+              <w:rPr>
+                <w:rFonts w:ascii="BRH Tamil Tab Extra" w:hAnsi="BRH Tamil Tab Extra" w:cs="Latha"/>
+                <w:b/>
+                <w:bCs/>
+                <w:szCs w:val="28"/>
+                <w:lang w:bidi="ta-IN"/>
+              </w:rPr>
+              <w:t>…</w:t>
+            </w:r>
+            <w:r>
+              <w:rPr>
+                <w:rFonts w:ascii="Latha" w:hAnsi="Latha" w:cs="Latha"/>
+                <w:szCs w:val="24"/>
+                <w:cs/>
+                <w:lang w:bidi="ta-IN"/>
+              </w:rPr>
+              <w:t>ரித்ய</w:t>
+            </w:r>
+            <w:r>
+              <w:rPr>
+                <w:rFonts w:ascii="Latha" w:hAnsi="Latha" w:cs="Latha"/>
+                <w:szCs w:val="24"/>
+                <w:highlight w:val="green"/>
+                <w:cs/>
+                <w:lang w:bidi="ta-IN"/>
+              </w:rPr>
+              <w:t>னு</w:t>
+            </w:r>
+            <w:r>
+              <w:rPr>
+                <w:rFonts w:ascii="BRH Tamil Tab Extra" w:hAnsi="BRH Tamil Tab Extra" w:cs="Latha"/>
+                <w:b/>
+                <w:bCs/>
+                <w:szCs w:val="28"/>
+                <w:highlight w:val="green"/>
+                <w:lang w:bidi="ta-IN"/>
+              </w:rPr>
+              <w:t>†</w:t>
+            </w:r>
+            <w:r>
+              <w:rPr>
+                <w:rFonts w:ascii="Latha" w:hAnsi="Latha" w:cs="Latha"/>
+                <w:szCs w:val="24"/>
+                <w:cs/>
+                <w:lang w:bidi="ta-IN"/>
+              </w:rPr>
+              <w:t xml:space="preserve"> </w:t>
+            </w:r>
+            <w:r>
+              <w:rPr>
+                <w:rFonts w:ascii="Latha" w:hAnsi="Latha" w:cs="Latha"/>
+                <w:szCs w:val="24"/>
+                <w:lang w:bidi="ta-IN"/>
+              </w:rPr>
+              <w:t xml:space="preserve">- </w:t>
+            </w:r>
+            <w:r>
+              <w:rPr>
+                <w:rFonts w:ascii="Latha" w:hAnsi="Latha" w:cs="Latha"/>
+                <w:szCs w:val="24"/>
+                <w:cs/>
+                <w:lang w:bidi="ta-IN"/>
+              </w:rPr>
+              <w:t>ம</w:t>
+            </w:r>
+            <w:r>
+              <w:rPr>
+                <w:rFonts w:ascii="BRH Tamil Tab Extra" w:hAnsi="BRH Tamil Tab Extra" w:cs="Latha"/>
+                <w:b/>
+                <w:bCs/>
+                <w:szCs w:val="28"/>
+                <w:lang w:bidi="ta-IN"/>
+              </w:rPr>
+              <w:t>…</w:t>
+            </w:r>
+            <w:r>
+              <w:rPr>
+                <w:rFonts w:ascii="Latha" w:hAnsi="Latha" w:cs="Latha"/>
+                <w:szCs w:val="24"/>
+                <w:cs/>
+                <w:lang w:bidi="ta-IN"/>
+              </w:rPr>
+              <w:t>தி</w:t>
+            </w:r>
+            <w:r>
+              <w:rPr>
+                <w:rFonts w:ascii="BRH Tamil Tab Extra" w:hAnsi="BRH Tamil Tab Extra" w:cs="Latha"/>
+                <w:b/>
+                <w:bCs/>
+                <w:szCs w:val="28"/>
+                <w:lang w:bidi="ta-IN"/>
+              </w:rPr>
+              <w:t>…</w:t>
+            </w:r>
+            <w:r>
+              <w:rPr>
+                <w:rFonts w:ascii="Latha" w:hAnsi="Latha" w:cs="Latha"/>
+                <w:b/>
+                <w:bCs/>
+                <w:szCs w:val="24"/>
+                <w:cs/>
+                <w:lang w:bidi="ta-IN"/>
+              </w:rPr>
+              <w:t>:</w:t>
+            </w:r>
+            <w:r>
+              <w:rPr>
+                <w:rFonts w:ascii="Latha" w:hAnsi="Latha" w:cs="Latha"/>
+                <w:szCs w:val="24"/>
+                <w:cs/>
+                <w:lang w:bidi="ta-IN"/>
+              </w:rPr>
+              <w:t xml:space="preserve"> </w:t>
+            </w:r>
+            <w:r>
+              <w:rPr>
+                <w:rFonts w:ascii="Latha" w:hAnsi="Latha" w:cs="Latha"/>
+                <w:szCs w:val="24"/>
+                <w:lang w:bidi="ta-IN"/>
+              </w:rPr>
+              <w:t xml:space="preserve">| </w:t>
+            </w:r>
+          </w:p>
+        </w:tc>
+      </w:tr>
+      <w:tr>
+        <w:trPr>
+          <w:trHeight w:val="967"/>
+        </w:trPr>
+        <w:tc>
+          <w:tcPr>
+            <w:tcW w:w="7166" w:type="dxa"/>
+          </w:tcPr>
+          <w:p>
+            <w:pPr>
+              <w:autoSpaceDE w:val="0"/>
+              <w:autoSpaceDN w:val="0"/>
+              <w:adjustRightInd w:val="0"/>
+              <w:spacing w:before="0" w:line="240" w:lineRule="auto"/>
+              <w:rPr>
+                <w:rFonts w:ascii="Latha" w:hAnsi="Latha" w:cs="Latha"/>
+                <w:szCs w:val="24"/>
+                <w:lang w:bidi="ta-IN"/>
+              </w:rPr>
+            </w:pPr>
+            <w:r>
+              <w:rPr>
+                <w:rFonts w:ascii="Latha" w:hAnsi="Latha" w:cs="Latha"/>
+                <w:b/>
+                <w:bCs/>
+                <w:szCs w:val="24"/>
+                <w:lang w:bidi="ta-IN"/>
+              </w:rPr>
+              <w:t>23)</w:t>
+            </w:r>
+            <w:r>
+              <w:rPr>
+                <w:rFonts w:ascii="Latha" w:hAnsi="Latha" w:cs="Latha"/>
+                <w:szCs w:val="24"/>
+                <w:lang w:bidi="ta-IN"/>
+              </w:rPr>
+              <w:tab/>
+            </w:r>
+            <w:r>
+              <w:rPr>
+                <w:rFonts w:ascii="Latha" w:hAnsi="Latha" w:cs="Latha"/>
+                <w:b/>
+                <w:bCs/>
+                <w:szCs w:val="24"/>
+                <w:cs/>
+                <w:lang w:bidi="ta-IN"/>
+              </w:rPr>
+              <w:t>3.4.9</w:t>
+            </w:r>
+            <w:r>
+              <w:rPr>
+                <w:rFonts w:ascii="Latha" w:hAnsi="Latha" w:cs="Latha"/>
+                <w:b/>
+                <w:bCs/>
+                <w:szCs w:val="24"/>
+                <w:lang w:bidi="ta-IN"/>
+              </w:rPr>
+              <w:t>.</w:t>
+            </w:r>
+            <w:r>
+              <w:rPr>
+                <w:rFonts w:ascii="Latha" w:hAnsi="Latha" w:cs="Latha"/>
+                <w:b/>
+                <w:bCs/>
+                <w:szCs w:val="24"/>
+                <w:lang w:bidi="ta-IN"/>
+              </w:rPr>
+              <w:t>2(</w:t>
+            </w:r>
+            <w:r>
+              <w:rPr>
+                <w:rFonts w:ascii="Latha" w:hAnsi="Latha" w:cs="Latha"/>
+                <w:b/>
+                <w:bCs/>
+                <w:szCs w:val="24"/>
+                <w:lang w:bidi="ta-IN"/>
+              </w:rPr>
+              <w:t>(2</w:t>
+            </w:r>
+            <w:r>
+              <w:rPr>
+                <w:rFonts w:ascii="Latha" w:hAnsi="Latha" w:cs="Latha"/>
+                <w:b/>
+                <w:bCs/>
+                <w:szCs w:val="24"/>
+                <w:lang w:bidi="ta-IN"/>
+              </w:rPr>
+              <w:t>1</w:t>
+            </w:r>
+            <w:r>
+              <w:rPr>
+                <w:rFonts w:ascii="Latha" w:hAnsi="Latha" w:cs="Latha"/>
+                <w:b/>
+                <w:bCs/>
+                <w:szCs w:val="24"/>
+                <w:lang w:bidi="ta-IN"/>
+              </w:rPr>
+              <w:t>)</w:t>
+            </w:r>
+            <w:r>
+              <w:rPr>
+                <w:rFonts w:ascii="Latha" w:hAnsi="Latha" w:cs="Latha"/>
+                <w:szCs w:val="24"/>
+                <w:lang w:bidi="ta-IN"/>
+              </w:rPr>
+              <w:t xml:space="preserve">-  </w:t>
+            </w:r>
+            <w:r>
+              <w:rPr>
+                <w:rFonts w:ascii="Latha" w:hAnsi="Latha" w:cs="Latha"/>
+                <w:szCs w:val="24"/>
+                <w:cs/>
+                <w:lang w:bidi="ta-IN"/>
+              </w:rPr>
+              <w:t>அனு</w:t>
+            </w:r>
+            <w:r>
+              <w:rPr>
+                <w:rFonts w:ascii="BRH Tamil Tab Extra" w:hAnsi="BRH Tamil Tab Extra" w:cs="Latha"/>
+                <w:b/>
+                <w:bCs/>
+                <w:szCs w:val="28"/>
+                <w:lang w:bidi="ta-IN"/>
+              </w:rPr>
+              <w:t>†</w:t>
+            </w:r>
+            <w:r>
+              <w:rPr>
+                <w:rFonts w:ascii="Latha" w:hAnsi="Latha" w:cs="Latha"/>
+                <w:szCs w:val="24"/>
+                <w:cs/>
+                <w:lang w:bidi="ta-IN"/>
+              </w:rPr>
+              <w:t>மதி</w:t>
+            </w:r>
+            <w:r>
+              <w:rPr>
+                <w:rFonts w:ascii="Latha" w:hAnsi="Latha" w:cs="Latha"/>
+                <w:b/>
+                <w:bCs/>
+                <w:szCs w:val="24"/>
+                <w:cs/>
+                <w:lang w:bidi="ta-IN"/>
+              </w:rPr>
+              <w:t>:</w:t>
+            </w:r>
+            <w:r>
+              <w:rPr>
+                <w:rFonts w:ascii="Latha" w:hAnsi="Latha" w:cs="Latha"/>
+                <w:szCs w:val="24"/>
+                <w:cs/>
+                <w:lang w:bidi="ta-IN"/>
+              </w:rPr>
+              <w:t xml:space="preserve"> </w:t>
+            </w:r>
+            <w:r>
+              <w:rPr>
+                <w:rFonts w:ascii="Latha" w:hAnsi="Latha" w:cs="Latha"/>
+                <w:szCs w:val="24"/>
+                <w:lang w:bidi="ta-IN"/>
+              </w:rPr>
+              <w:t>|</w:t>
+            </w:r>
+          </w:p>
+          <w:p>
+            <w:pPr>
+              <w:autoSpaceDE w:val="0"/>
+              <w:autoSpaceDN w:val="0"/>
+              <w:adjustRightInd w:val="0"/>
+              <w:spacing w:before="0" w:line="240" w:lineRule="auto"/>
+              <w:rPr>
+                <w:rFonts w:cs="BRH Malayalam Extra"/>
+                <w:szCs w:val="40"/>
+              </w:rPr>
+            </w:pPr>
+            <w:r>
+              <w:rPr>
+                <w:rFonts w:ascii="Latha" w:hAnsi="Latha" w:cs="Latha"/>
+                <w:szCs w:val="24"/>
+                <w:cs/>
+                <w:lang w:bidi="ta-IN"/>
+              </w:rPr>
+              <w:t>அனு</w:t>
+            </w:r>
+            <w:r>
+              <w:rPr>
+                <w:rFonts w:ascii="BRH Tamil Tab Extra" w:hAnsi="BRH Tamil Tab Extra" w:cs="Latha"/>
+                <w:b/>
+                <w:bCs/>
+                <w:szCs w:val="28"/>
+                <w:lang w:bidi="ta-IN"/>
+              </w:rPr>
+              <w:t>†</w:t>
+            </w:r>
+            <w:r>
+              <w:rPr>
+                <w:rFonts w:ascii="Latha" w:hAnsi="Latha" w:cs="Latha"/>
+                <w:szCs w:val="24"/>
+                <w:cs/>
+                <w:lang w:bidi="ta-IN"/>
+              </w:rPr>
+              <w:t>மதி</w:t>
+            </w:r>
+            <w:r>
+              <w:rPr>
+                <w:rFonts w:ascii="BRH Tamil Tab Extra" w:hAnsi="BRH Tamil Tab Extra" w:cs="Latha"/>
+                <w:b/>
+                <w:bCs/>
+                <w:szCs w:val="28"/>
+                <w:lang w:bidi="ta-IN"/>
+              </w:rPr>
+              <w:t>…</w:t>
+            </w:r>
+            <w:r>
+              <w:rPr>
+                <w:rFonts w:ascii="Latha" w:hAnsi="Latha" w:cs="Latha"/>
+                <w:szCs w:val="24"/>
+                <w:cs/>
+                <w:lang w:bidi="ta-IN"/>
+              </w:rPr>
+              <w:t>ரித்</w:t>
+            </w:r>
+            <w:r>
+              <w:rPr>
+                <w:rFonts w:ascii="Latha" w:hAnsi="Latha" w:cs="Latha"/>
+                <w:szCs w:val="24"/>
+                <w:highlight w:val="yellow"/>
+                <w:cs/>
+                <w:lang w:bidi="ta-IN"/>
+              </w:rPr>
+              <w:t>ய</w:t>
+            </w:r>
+            <w:r>
+              <w:rPr>
+                <w:rFonts w:ascii="BRH Tamil Tab Extra" w:hAnsi="BRH Tamil Tab Extra" w:cs="Latha"/>
+                <w:b/>
+                <w:bCs/>
+                <w:szCs w:val="28"/>
+                <w:lang w:bidi="ta-IN"/>
+              </w:rPr>
+              <w:t>†</w:t>
+            </w:r>
+            <w:r>
+              <w:rPr>
+                <w:rFonts w:ascii="Latha" w:hAnsi="Latha" w:cs="Latha"/>
+                <w:szCs w:val="24"/>
+                <w:cs/>
+                <w:lang w:bidi="ta-IN"/>
+              </w:rPr>
+              <w:t xml:space="preserve">னு </w:t>
+            </w:r>
+            <w:r>
+              <w:rPr>
+                <w:rFonts w:ascii="Latha" w:hAnsi="Latha" w:cs="Latha"/>
+                <w:szCs w:val="24"/>
+                <w:lang w:bidi="ta-IN"/>
+              </w:rPr>
+              <w:t xml:space="preserve">- </w:t>
+            </w:r>
+            <w:r>
+              <w:rPr>
+                <w:rFonts w:ascii="Latha" w:hAnsi="Latha" w:cs="Latha"/>
+                <w:szCs w:val="24"/>
+                <w:cs/>
+                <w:lang w:bidi="ta-IN"/>
+              </w:rPr>
+              <w:t>ம</w:t>
+            </w:r>
+            <w:r>
+              <w:rPr>
+                <w:rFonts w:ascii="BRH Tamil Tab Extra" w:hAnsi="BRH Tamil Tab Extra" w:cs="Latha"/>
+                <w:b/>
+                <w:bCs/>
+                <w:szCs w:val="28"/>
+                <w:lang w:bidi="ta-IN"/>
+              </w:rPr>
+              <w:t>…</w:t>
+            </w:r>
+            <w:r>
+              <w:rPr>
+                <w:rFonts w:ascii="Latha" w:hAnsi="Latha" w:cs="Latha"/>
+                <w:szCs w:val="24"/>
+                <w:cs/>
+                <w:lang w:bidi="ta-IN"/>
+              </w:rPr>
+              <w:t>தி</w:t>
+            </w:r>
+            <w:r>
+              <w:rPr>
+                <w:rFonts w:ascii="BRH Tamil Tab Extra" w:hAnsi="BRH Tamil Tab Extra" w:cs="Latha"/>
+                <w:b/>
+                <w:bCs/>
+                <w:szCs w:val="28"/>
+                <w:lang w:bidi="ta-IN"/>
+              </w:rPr>
+              <w:t>…</w:t>
+            </w:r>
+            <w:r>
+              <w:rPr>
+                <w:rFonts w:ascii="Latha" w:hAnsi="Latha" w:cs="Latha"/>
+                <w:b/>
+                <w:bCs/>
+                <w:szCs w:val="24"/>
+                <w:cs/>
+                <w:lang w:bidi="ta-IN"/>
+              </w:rPr>
+              <w:t>:</w:t>
+            </w:r>
+            <w:r>
+              <w:rPr>
+                <w:rFonts w:ascii="Latha" w:hAnsi="Latha" w:cs="Latha"/>
+                <w:szCs w:val="24"/>
+                <w:cs/>
+                <w:lang w:bidi="ta-IN"/>
+              </w:rPr>
+              <w:t xml:space="preserve"> </w:t>
+            </w:r>
+            <w:r>
+              <w:rPr>
+                <w:rFonts w:ascii="Latha" w:hAnsi="Latha" w:cs="Latha"/>
+                <w:szCs w:val="24"/>
+                <w:lang w:bidi="ta-IN"/>
+              </w:rPr>
+              <w:t xml:space="preserve">| </w:t>
+            </w:r>
+          </w:p>
+        </w:tc>
+        <w:tc>
+          <w:tcPr>
+            <w:tcW w:w="7371" w:type="dxa"/>
+          </w:tcPr>
+          <w:p>
+            <w:pPr>
+              <w:autoSpaceDE w:val="0"/>
+              <w:autoSpaceDN w:val="0"/>
+              <w:adjustRightInd w:val="0"/>
+              <w:spacing w:before="0" w:line="240" w:lineRule="auto"/>
+              <w:rPr>
+                <w:rFonts w:ascii="Latha" w:hAnsi="Latha" w:cs="Latha"/>
+                <w:szCs w:val="24"/>
+                <w:lang w:bidi="ta-IN"/>
+              </w:rPr>
+            </w:pPr>
+            <w:r>
+              <w:rPr>
+                <w:rFonts w:ascii="Latha" w:hAnsi="Latha" w:cs="Latha"/>
+                <w:b/>
+                <w:bCs/>
+                <w:szCs w:val="24"/>
+                <w:lang w:bidi="ta-IN"/>
+              </w:rPr>
+              <w:t>23)</w:t>
+            </w:r>
+            <w:r>
+              <w:rPr>
+                <w:rFonts w:ascii="Latha" w:hAnsi="Latha" w:cs="Latha"/>
+                <w:szCs w:val="24"/>
+                <w:lang w:bidi="ta-IN"/>
+              </w:rPr>
+              <w:tab/>
+            </w:r>
+            <w:r>
+              <w:rPr>
+                <w:rFonts w:ascii="Latha" w:hAnsi="Latha" w:cs="Latha"/>
+                <w:b/>
+                <w:bCs/>
+                <w:szCs w:val="24"/>
+                <w:cs/>
+                <w:lang w:bidi="ta-IN"/>
+              </w:rPr>
+              <w:t>3.4.9</w:t>
+            </w:r>
+            <w:r>
+              <w:rPr>
+                <w:rFonts w:ascii="Latha" w:hAnsi="Latha" w:cs="Latha"/>
+                <w:b/>
+                <w:bCs/>
+                <w:szCs w:val="24"/>
+                <w:lang w:bidi="ta-IN"/>
+              </w:rPr>
+              <w:t>.</w:t>
+            </w:r>
+            <w:r>
+              <w:rPr>
+                <w:rFonts w:ascii="Latha" w:hAnsi="Latha" w:cs="Latha"/>
+                <w:b/>
+                <w:bCs/>
+                <w:szCs w:val="24"/>
+                <w:lang w:bidi="ta-IN"/>
+              </w:rPr>
+              <w:t>2(</w:t>
+            </w:r>
+            <w:r>
+              <w:rPr>
+                <w:rFonts w:ascii="Latha" w:hAnsi="Latha" w:cs="Latha"/>
+                <w:b/>
+                <w:bCs/>
+                <w:szCs w:val="24"/>
+                <w:lang w:bidi="ta-IN"/>
+              </w:rPr>
+              <w:t>(2</w:t>
+            </w:r>
+            <w:r>
+              <w:rPr>
+                <w:rFonts w:ascii="Latha" w:hAnsi="Latha" w:cs="Latha"/>
+                <w:b/>
+                <w:bCs/>
+                <w:szCs w:val="24"/>
+                <w:lang w:bidi="ta-IN"/>
+              </w:rPr>
+              <w:t>1</w:t>
+            </w:r>
+            <w:r>
+              <w:rPr>
+                <w:rFonts w:ascii="Latha" w:hAnsi="Latha" w:cs="Latha"/>
+                <w:b/>
+                <w:bCs/>
+                <w:szCs w:val="24"/>
+                <w:lang w:bidi="ta-IN"/>
+              </w:rPr>
+              <w:t>)</w:t>
+            </w:r>
+            <w:r>
+              <w:rPr>
+                <w:rFonts w:ascii="Latha" w:hAnsi="Latha" w:cs="Latha"/>
+                <w:szCs w:val="24"/>
+                <w:lang w:bidi="ta-IN"/>
+              </w:rPr>
+              <w:t xml:space="preserve">-  </w:t>
+            </w:r>
+            <w:r>
+              <w:rPr>
+                <w:rFonts w:ascii="Latha" w:hAnsi="Latha" w:cs="Latha"/>
+                <w:szCs w:val="24"/>
+                <w:cs/>
+                <w:lang w:bidi="ta-IN"/>
+              </w:rPr>
+              <w:t>அனு</w:t>
+            </w:r>
+            <w:r>
+              <w:rPr>
+                <w:rFonts w:ascii="BRH Tamil Tab Extra" w:hAnsi="BRH Tamil Tab Extra" w:cs="Latha"/>
+                <w:b/>
+                <w:bCs/>
+                <w:szCs w:val="28"/>
+                <w:lang w:bidi="ta-IN"/>
+              </w:rPr>
+              <w:t>†</w:t>
+            </w:r>
+            <w:r>
+              <w:rPr>
+                <w:rFonts w:ascii="Latha" w:hAnsi="Latha" w:cs="Latha"/>
+                <w:szCs w:val="24"/>
+                <w:cs/>
+                <w:lang w:bidi="ta-IN"/>
+              </w:rPr>
+              <w:t>மதி</w:t>
+            </w:r>
+            <w:r>
+              <w:rPr>
+                <w:rFonts w:ascii="Latha" w:hAnsi="Latha" w:cs="Latha"/>
+                <w:b/>
+                <w:bCs/>
+                <w:szCs w:val="24"/>
+                <w:cs/>
+                <w:lang w:bidi="ta-IN"/>
+              </w:rPr>
+              <w:t>:</w:t>
+            </w:r>
+            <w:r>
+              <w:rPr>
+                <w:rFonts w:ascii="Latha" w:hAnsi="Latha" w:cs="Latha"/>
+                <w:szCs w:val="24"/>
+                <w:cs/>
+                <w:lang w:bidi="ta-IN"/>
+              </w:rPr>
+              <w:t xml:space="preserve"> </w:t>
+            </w:r>
+            <w:r>
+              <w:rPr>
+                <w:rFonts w:ascii="Latha" w:hAnsi="Latha" w:cs="Latha"/>
+                <w:szCs w:val="24"/>
+                <w:lang w:bidi="ta-IN"/>
+              </w:rPr>
+              <w:t>|</w:t>
+            </w:r>
+          </w:p>
+          <w:p>
+            <w:pPr>
+              <w:autoSpaceDE w:val="0"/>
+              <w:autoSpaceDN w:val="0"/>
+              <w:adjustRightInd w:val="0"/>
+              <w:spacing w:before="0" w:line="240" w:lineRule="auto"/>
+              <w:rPr>
+                <w:rFonts w:cs="BRH Malayalam Extra"/>
+                <w:szCs w:val="40"/>
+              </w:rPr>
+            </w:pPr>
+            <w:r>
+              <w:rPr>
+                <w:rFonts w:ascii="Latha" w:hAnsi="Latha" w:cs="Latha"/>
+                <w:szCs w:val="24"/>
+                <w:cs/>
+                <w:lang w:bidi="ta-IN"/>
+              </w:rPr>
+              <w:t>அனு</w:t>
+            </w:r>
+            <w:r>
+              <w:rPr>
+                <w:rFonts w:ascii="BRH Tamil Tab Extra" w:hAnsi="BRH Tamil Tab Extra" w:cs="Latha"/>
+                <w:b/>
+                <w:bCs/>
+                <w:szCs w:val="28"/>
+                <w:lang w:bidi="ta-IN"/>
+              </w:rPr>
+              <w:t>†</w:t>
+            </w:r>
+            <w:r>
+              <w:rPr>
+                <w:rFonts w:ascii="Latha" w:hAnsi="Latha" w:cs="Latha"/>
+                <w:szCs w:val="24"/>
+                <w:cs/>
+                <w:lang w:bidi="ta-IN"/>
+              </w:rPr>
+              <w:t>மதி</w:t>
+            </w:r>
+            <w:r>
+              <w:rPr>
+                <w:rFonts w:ascii="BRH Tamil Tab Extra" w:hAnsi="BRH Tamil Tab Extra" w:cs="Latha"/>
+                <w:b/>
+                <w:bCs/>
+                <w:szCs w:val="28"/>
+                <w:lang w:bidi="ta-IN"/>
+              </w:rPr>
+              <w:t>…</w:t>
+            </w:r>
+            <w:r>
+              <w:rPr>
+                <w:rFonts w:ascii="Latha" w:hAnsi="Latha" w:cs="Latha"/>
+                <w:szCs w:val="24"/>
+                <w:cs/>
+                <w:lang w:bidi="ta-IN"/>
+              </w:rPr>
+              <w:t>ரித்ய</w:t>
+            </w:r>
+            <w:r>
+              <w:rPr>
+                <w:rFonts w:ascii="Latha" w:hAnsi="Latha" w:cs="Latha"/>
+                <w:szCs w:val="24"/>
+                <w:highlight w:val="green"/>
+                <w:cs/>
+                <w:lang w:bidi="ta-IN"/>
+              </w:rPr>
+              <w:t>னு</w:t>
+            </w:r>
+            <w:r>
+              <w:rPr>
+                <w:rFonts w:ascii="BRH Tamil Tab Extra" w:hAnsi="BRH Tamil Tab Extra" w:cs="Latha"/>
+                <w:b/>
+                <w:bCs/>
+                <w:szCs w:val="28"/>
+                <w:highlight w:val="green"/>
+                <w:lang w:bidi="ta-IN"/>
+              </w:rPr>
+              <w:t>†</w:t>
+            </w:r>
+            <w:r>
+              <w:rPr>
+                <w:rFonts w:ascii="Latha" w:hAnsi="Latha" w:cs="Latha"/>
+                <w:szCs w:val="24"/>
+                <w:cs/>
+                <w:lang w:bidi="ta-IN"/>
+              </w:rPr>
+              <w:t xml:space="preserve"> </w:t>
+            </w:r>
+            <w:r>
+              <w:rPr>
+                <w:rFonts w:ascii="Latha" w:hAnsi="Latha" w:cs="Latha"/>
+                <w:szCs w:val="24"/>
+                <w:lang w:bidi="ta-IN"/>
+              </w:rPr>
+              <w:t xml:space="preserve">- </w:t>
+            </w:r>
+            <w:r>
+              <w:rPr>
+                <w:rFonts w:ascii="Latha" w:hAnsi="Latha" w:cs="Latha"/>
+                <w:szCs w:val="24"/>
+                <w:cs/>
+                <w:lang w:bidi="ta-IN"/>
+              </w:rPr>
+              <w:t>ம</w:t>
+            </w:r>
+            <w:r>
+              <w:rPr>
+                <w:rFonts w:ascii="BRH Tamil Tab Extra" w:hAnsi="BRH Tamil Tab Extra" w:cs="Latha"/>
+                <w:b/>
+                <w:bCs/>
+                <w:szCs w:val="28"/>
+                <w:lang w:bidi="ta-IN"/>
+              </w:rPr>
+              <w:t>…</w:t>
+            </w:r>
+            <w:r>
+              <w:rPr>
+                <w:rFonts w:ascii="Latha" w:hAnsi="Latha" w:cs="Latha"/>
+                <w:szCs w:val="24"/>
+                <w:cs/>
+                <w:lang w:bidi="ta-IN"/>
+              </w:rPr>
+              <w:t>தி</w:t>
+            </w:r>
+            <w:r>
+              <w:rPr>
+                <w:rFonts w:ascii="BRH Tamil Tab Extra" w:hAnsi="BRH Tamil Tab Extra" w:cs="Latha"/>
+                <w:b/>
+                <w:bCs/>
+                <w:szCs w:val="28"/>
+                <w:lang w:bidi="ta-IN"/>
+              </w:rPr>
+              <w:t>…</w:t>
+            </w:r>
+            <w:r>
+              <w:rPr>
+                <w:rFonts w:ascii="Latha" w:hAnsi="Latha" w:cs="Latha"/>
+                <w:b/>
+                <w:bCs/>
+                <w:szCs w:val="24"/>
+                <w:cs/>
+                <w:lang w:bidi="ta-IN"/>
+              </w:rPr>
+              <w:t>:</w:t>
+            </w:r>
+            <w:r>
+              <w:rPr>
+                <w:rFonts w:ascii="Latha" w:hAnsi="Latha" w:cs="Latha"/>
+                <w:szCs w:val="24"/>
+                <w:cs/>
+                <w:lang w:bidi="ta-IN"/>
+              </w:rPr>
+              <w:t xml:space="preserve"> </w:t>
+            </w:r>
+            <w:r>
+              <w:rPr>
+                <w:rFonts w:ascii="Latha" w:hAnsi="Latha" w:cs="Latha"/>
+                <w:szCs w:val="24"/>
+                <w:lang w:bidi="ta-IN"/>
+              </w:rPr>
+              <w:t xml:space="preserve">| </w:t>
+            </w:r>
+          </w:p>
+        </w:tc>
+      </w:tr>
+      <w:tr>
+        <w:trPr>
+          <w:trHeight w:val="908"/>
+        </w:trPr>
+        <w:tc>
+          <w:tcPr>
+            <w:tcW w:w="7166" w:type="dxa"/>
+          </w:tcPr>
+          <w:p>
+            <w:pPr>
+              <w:autoSpaceDE w:val="0"/>
+              <w:autoSpaceDN w:val="0"/>
+              <w:adjustRightInd w:val="0"/>
+              <w:spacing w:before="0" w:line="240" w:lineRule="auto"/>
+              <w:rPr>
+                <w:rFonts w:ascii="Latha" w:hAnsi="Latha" w:cs="Latha"/>
+                <w:szCs w:val="24"/>
+                <w:lang w:bidi="ta-IN"/>
+              </w:rPr>
+            </w:pPr>
+            <w:r>
+              <w:rPr>
+                <w:rFonts w:ascii="Latha" w:hAnsi="Latha" w:cs="Latha"/>
+                <w:b/>
+                <w:bCs/>
+                <w:szCs w:val="24"/>
+                <w:cs/>
+                <w:lang w:bidi="ta-IN"/>
+              </w:rPr>
+              <w:t>34</w:t>
+            </w:r>
+            <w:r>
+              <w:rPr>
+                <w:rFonts w:ascii="Latha" w:hAnsi="Latha" w:cs="Latha"/>
+                <w:b/>
+                <w:bCs/>
+                <w:szCs w:val="24"/>
+                <w:cs/>
+                <w:lang w:bidi="ta-IN"/>
+              </w:rPr>
+              <w:t>)</w:t>
+            </w:r>
+            <w:r>
+              <w:rPr>
+                <w:rFonts w:ascii="Latha" w:hAnsi="Latha" w:cs="Latha"/>
+                <w:szCs w:val="24"/>
+                <w:lang w:bidi="ta-IN"/>
+              </w:rPr>
+              <w:tab/>
+            </w:r>
+            <w:r>
+              <w:rPr>
+                <w:rFonts w:ascii="Latha" w:hAnsi="Latha" w:cs="Latha"/>
+                <w:b/>
+                <w:bCs/>
+                <w:szCs w:val="24"/>
+                <w:cs/>
+                <w:lang w:bidi="ta-IN"/>
+              </w:rPr>
+              <w:t>3.4.9</w:t>
+            </w:r>
+            <w:r>
+              <w:rPr>
+                <w:rFonts w:ascii="Latha" w:hAnsi="Latha" w:cs="Latha"/>
+                <w:b/>
+                <w:bCs/>
+                <w:szCs w:val="24"/>
+                <w:lang w:bidi="ta-IN"/>
+              </w:rPr>
+              <w:t>.</w:t>
+            </w:r>
+            <w:r>
+              <w:rPr>
+                <w:rFonts w:ascii="Latha" w:hAnsi="Latha" w:cs="Latha"/>
+                <w:b/>
+                <w:bCs/>
+                <w:szCs w:val="24"/>
+                <w:cs/>
+                <w:lang w:bidi="ta-IN"/>
+              </w:rPr>
+              <w:t>6</w:t>
+            </w:r>
+            <w:r>
+              <w:rPr>
+                <w:rFonts w:ascii="Latha" w:hAnsi="Latha" w:cs="Latha"/>
+                <w:b/>
+                <w:bCs/>
+                <w:szCs w:val="24"/>
+                <w:lang w:bidi="ta-IN"/>
+              </w:rPr>
+              <w:t>(3</w:t>
+            </w:r>
+            <w:r>
+              <w:rPr>
+                <w:rFonts w:ascii="Latha" w:hAnsi="Latha" w:cs="Latha"/>
+                <w:b/>
+                <w:bCs/>
+                <w:szCs w:val="24"/>
+                <w:cs/>
+                <w:lang w:bidi="ta-IN"/>
+              </w:rPr>
+              <w:t>1</w:t>
+            </w:r>
+            <w:r>
+              <w:rPr>
+                <w:rFonts w:ascii="Latha" w:hAnsi="Latha" w:cs="Latha"/>
+                <w:b/>
+                <w:bCs/>
+                <w:szCs w:val="24"/>
+                <w:lang w:bidi="ta-IN"/>
+              </w:rPr>
+              <w:t>)</w:t>
+            </w:r>
+            <w:r>
+              <w:rPr>
+                <w:rFonts w:ascii="Latha" w:hAnsi="Latha" w:cs="Latha"/>
+                <w:szCs w:val="24"/>
+                <w:lang w:bidi="ta-IN"/>
+              </w:rPr>
+              <w:t xml:space="preserve">-  </w:t>
+            </w:r>
+            <w:r>
+              <w:rPr>
+                <w:rFonts w:ascii="Latha" w:hAnsi="Latha" w:cs="Latha"/>
+                <w:szCs w:val="24"/>
+                <w:cs/>
+                <w:lang w:bidi="ta-IN"/>
+              </w:rPr>
+              <w:t>அனு</w:t>
+            </w:r>
+            <w:r>
+              <w:rPr>
+                <w:rFonts w:ascii="BRH Tamil Tab Extra" w:hAnsi="BRH Tamil Tab Extra" w:cs="Latha"/>
+                <w:b/>
+                <w:bCs/>
+                <w:szCs w:val="28"/>
+                <w:lang w:bidi="ta-IN"/>
+              </w:rPr>
+              <w:t>†</w:t>
+            </w:r>
+            <w:r>
+              <w:rPr>
+                <w:rFonts w:ascii="Latha" w:hAnsi="Latha" w:cs="Latha"/>
+                <w:szCs w:val="24"/>
+                <w:cs/>
+                <w:lang w:bidi="ta-IN"/>
+              </w:rPr>
+              <w:t>மதி</w:t>
+            </w:r>
+            <w:r>
+              <w:rPr>
+                <w:rFonts w:ascii="Latha" w:hAnsi="Latha" w:cs="Latha"/>
+                <w:b/>
+                <w:bCs/>
+                <w:szCs w:val="24"/>
+                <w:cs/>
+                <w:lang w:bidi="ta-IN"/>
+              </w:rPr>
+              <w:t>:</w:t>
+            </w:r>
+            <w:r>
+              <w:rPr>
+                <w:rFonts w:ascii="Latha" w:hAnsi="Latha" w:cs="Latha"/>
+                <w:szCs w:val="24"/>
+                <w:cs/>
+                <w:lang w:bidi="ta-IN"/>
+              </w:rPr>
+              <w:t xml:space="preserve"> </w:t>
+            </w:r>
+            <w:r>
+              <w:rPr>
+                <w:rFonts w:ascii="Latha" w:hAnsi="Latha" w:cs="Latha"/>
+                <w:szCs w:val="24"/>
+                <w:lang w:bidi="ta-IN"/>
+              </w:rPr>
+              <w:t>|</w:t>
+            </w:r>
+          </w:p>
+          <w:p>
+            <w:pPr>
+              <w:autoSpaceDE w:val="0"/>
+              <w:autoSpaceDN w:val="0"/>
+              <w:adjustRightInd w:val="0"/>
+              <w:spacing w:before="0" w:line="240" w:lineRule="auto"/>
+              <w:rPr>
+                <w:rFonts w:ascii="Latha" w:hAnsi="Latha" w:cs="Latha"/>
+                <w:b/>
+                <w:bCs/>
+                <w:szCs w:val="24"/>
+                <w:cs/>
+                <w:lang w:bidi="ta-IN"/>
+              </w:rPr>
+            </w:pPr>
+            <w:r>
+              <w:rPr>
+                <w:rFonts w:ascii="Latha" w:hAnsi="Latha" w:cs="Latha"/>
+                <w:szCs w:val="24"/>
+                <w:cs/>
+                <w:lang w:bidi="ta-IN"/>
+              </w:rPr>
+              <w:t>அனு</w:t>
+            </w:r>
+            <w:r>
+              <w:rPr>
+                <w:rFonts w:ascii="BRH Tamil Tab Extra" w:hAnsi="BRH Tamil Tab Extra" w:cs="Latha"/>
+                <w:b/>
+                <w:bCs/>
+                <w:szCs w:val="28"/>
+                <w:lang w:bidi="ta-IN"/>
+              </w:rPr>
+              <w:t>†</w:t>
+            </w:r>
+            <w:r>
+              <w:rPr>
+                <w:rFonts w:ascii="Latha" w:hAnsi="Latha" w:cs="Latha"/>
+                <w:szCs w:val="24"/>
+                <w:cs/>
+                <w:lang w:bidi="ta-IN"/>
+              </w:rPr>
+              <w:t>மதி</w:t>
+            </w:r>
+            <w:r>
+              <w:rPr>
+                <w:rFonts w:ascii="BRH Tamil Tab Extra" w:hAnsi="BRH Tamil Tab Extra" w:cs="Latha"/>
+                <w:b/>
+                <w:bCs/>
+                <w:szCs w:val="28"/>
+                <w:lang w:bidi="ta-IN"/>
+              </w:rPr>
+              <w:t>…</w:t>
+            </w:r>
+            <w:r>
+              <w:rPr>
+                <w:rFonts w:ascii="Latha" w:hAnsi="Latha" w:cs="Latha"/>
+                <w:szCs w:val="24"/>
+                <w:cs/>
+                <w:lang w:bidi="ta-IN"/>
+              </w:rPr>
+              <w:t>ரித்</w:t>
+            </w:r>
+            <w:r>
+              <w:rPr>
+                <w:rFonts w:ascii="Latha" w:hAnsi="Latha" w:cs="Latha"/>
+                <w:szCs w:val="24"/>
+                <w:highlight w:val="yellow"/>
+                <w:cs/>
+                <w:lang w:bidi="ta-IN"/>
+              </w:rPr>
+              <w:t>ய</w:t>
+            </w:r>
+            <w:r>
+              <w:rPr>
+                <w:rFonts w:ascii="BRH Tamil Tab Extra" w:hAnsi="BRH Tamil Tab Extra" w:cs="Latha"/>
+                <w:b/>
+                <w:bCs/>
+                <w:szCs w:val="28"/>
+                <w:lang w:bidi="ta-IN"/>
+              </w:rPr>
+              <w:t>†</w:t>
+            </w:r>
+            <w:r>
+              <w:rPr>
+                <w:rFonts w:ascii="Latha" w:hAnsi="Latha" w:cs="Latha"/>
+                <w:szCs w:val="24"/>
+                <w:cs/>
+                <w:lang w:bidi="ta-IN"/>
+              </w:rPr>
+              <w:t xml:space="preserve">னு </w:t>
+            </w:r>
+            <w:r>
+              <w:rPr>
+                <w:rFonts w:ascii="Latha" w:hAnsi="Latha" w:cs="Latha"/>
+                <w:szCs w:val="24"/>
+                <w:lang w:bidi="ta-IN"/>
+              </w:rPr>
+              <w:t xml:space="preserve">- </w:t>
+            </w:r>
+            <w:r>
+              <w:rPr>
+                <w:rFonts w:ascii="Latha" w:hAnsi="Latha" w:cs="Latha"/>
+                <w:szCs w:val="24"/>
+                <w:cs/>
+                <w:lang w:bidi="ta-IN"/>
+              </w:rPr>
+              <w:t>ம</w:t>
+            </w:r>
+            <w:r>
+              <w:rPr>
+                <w:rFonts w:ascii="BRH Tamil Tab Extra" w:hAnsi="BRH Tamil Tab Extra" w:cs="Latha"/>
+                <w:b/>
+                <w:bCs/>
+                <w:szCs w:val="28"/>
+                <w:lang w:bidi="ta-IN"/>
+              </w:rPr>
+              <w:t>…</w:t>
+            </w:r>
+            <w:r>
+              <w:rPr>
+                <w:rFonts w:ascii="Latha" w:hAnsi="Latha" w:cs="Latha"/>
+                <w:szCs w:val="24"/>
+                <w:cs/>
+                <w:lang w:bidi="ta-IN"/>
+              </w:rPr>
+              <w:t>தி</w:t>
+            </w:r>
+            <w:r>
+              <w:rPr>
+                <w:rFonts w:ascii="BRH Tamil Tab Extra" w:hAnsi="BRH Tamil Tab Extra" w:cs="Latha"/>
+                <w:b/>
+                <w:bCs/>
+                <w:szCs w:val="28"/>
+                <w:lang w:bidi="ta-IN"/>
+              </w:rPr>
+              <w:t>…</w:t>
+            </w:r>
+            <w:r>
+              <w:rPr>
+                <w:rFonts w:ascii="Latha" w:hAnsi="Latha" w:cs="Latha"/>
+                <w:b/>
+                <w:bCs/>
+                <w:szCs w:val="24"/>
+                <w:cs/>
+                <w:lang w:bidi="ta-IN"/>
+              </w:rPr>
+              <w:t>:</w:t>
+            </w:r>
+            <w:r>
+              <w:rPr>
+                <w:rFonts w:ascii="Latha" w:hAnsi="Latha" w:cs="Latha"/>
+                <w:szCs w:val="24"/>
+                <w:cs/>
+                <w:lang w:bidi="ta-IN"/>
+              </w:rPr>
+              <w:t xml:space="preserve"> </w:t>
+            </w:r>
+            <w:r>
+              <w:rPr>
+                <w:rFonts w:ascii="Latha" w:hAnsi="Latha" w:cs="Latha"/>
+                <w:szCs w:val="24"/>
+                <w:lang w:bidi="ta-IN"/>
+              </w:rPr>
+              <w:t xml:space="preserve">| </w:t>
+            </w:r>
+          </w:p>
+        </w:tc>
+        <w:tc>
+          <w:tcPr>
+            <w:tcW w:w="7371" w:type="dxa"/>
+          </w:tcPr>
+          <w:p>
+            <w:pPr>
+              <w:autoSpaceDE w:val="0"/>
+              <w:autoSpaceDN w:val="0"/>
+              <w:adjustRightInd w:val="0"/>
+              <w:spacing w:before="0" w:line="240" w:lineRule="auto"/>
+              <w:rPr>
+                <w:rFonts w:ascii="Latha" w:hAnsi="Latha" w:cs="Latha"/>
+                <w:szCs w:val="24"/>
+                <w:lang w:bidi="ta-IN"/>
+              </w:rPr>
+            </w:pPr>
+            <w:r>
+              <w:rPr>
+                <w:rFonts w:ascii="Latha" w:hAnsi="Latha" w:cs="Latha"/>
+                <w:b/>
+                <w:bCs/>
+                <w:szCs w:val="24"/>
+                <w:cs/>
+                <w:lang w:bidi="ta-IN"/>
+              </w:rPr>
+              <w:t>34</w:t>
+            </w:r>
+            <w:r>
+              <w:rPr>
+                <w:rFonts w:ascii="Latha" w:hAnsi="Latha" w:cs="Latha"/>
+                <w:b/>
+                <w:bCs/>
+                <w:szCs w:val="24"/>
+                <w:cs/>
+                <w:lang w:bidi="ta-IN"/>
+              </w:rPr>
+              <w:t>)</w:t>
+            </w:r>
+            <w:r>
+              <w:rPr>
+                <w:rFonts w:ascii="Latha" w:hAnsi="Latha" w:cs="Latha"/>
+                <w:szCs w:val="24"/>
+                <w:lang w:bidi="ta-IN"/>
+              </w:rPr>
+              <w:tab/>
+            </w:r>
+            <w:r>
+              <w:rPr>
+                <w:rFonts w:ascii="Latha" w:hAnsi="Latha" w:cs="Latha"/>
+                <w:b/>
+                <w:bCs/>
+                <w:szCs w:val="24"/>
+                <w:cs/>
+                <w:lang w:bidi="ta-IN"/>
+              </w:rPr>
+              <w:t>3.4.9</w:t>
+            </w:r>
+            <w:r>
+              <w:rPr>
+                <w:rFonts w:ascii="Latha" w:hAnsi="Latha" w:cs="Latha"/>
+                <w:b/>
+                <w:bCs/>
+                <w:szCs w:val="24"/>
+                <w:lang w:bidi="ta-IN"/>
+              </w:rPr>
+              <w:t>.</w:t>
+            </w:r>
+            <w:r>
+              <w:rPr>
+                <w:rFonts w:ascii="Latha" w:hAnsi="Latha" w:cs="Latha"/>
+                <w:b/>
+                <w:bCs/>
+                <w:szCs w:val="24"/>
+                <w:cs/>
+                <w:lang w:bidi="ta-IN"/>
+              </w:rPr>
+              <w:t>6</w:t>
+            </w:r>
+            <w:r>
+              <w:rPr>
+                <w:rFonts w:ascii="Latha" w:hAnsi="Latha" w:cs="Latha"/>
+                <w:b/>
+                <w:bCs/>
+                <w:szCs w:val="24"/>
+                <w:lang w:bidi="ta-IN"/>
+              </w:rPr>
+              <w:t>(3</w:t>
+            </w:r>
+            <w:r>
+              <w:rPr>
+                <w:rFonts w:ascii="Latha" w:hAnsi="Latha" w:cs="Latha"/>
+                <w:b/>
+                <w:bCs/>
+                <w:szCs w:val="24"/>
+                <w:cs/>
+                <w:lang w:bidi="ta-IN"/>
+              </w:rPr>
+              <w:t>1</w:t>
+            </w:r>
+            <w:r>
+              <w:rPr>
+                <w:rFonts w:ascii="Latha" w:hAnsi="Latha" w:cs="Latha"/>
+                <w:b/>
+                <w:bCs/>
+                <w:szCs w:val="24"/>
+                <w:lang w:bidi="ta-IN"/>
+              </w:rPr>
+              <w:t>)</w:t>
+            </w:r>
+            <w:r>
+              <w:rPr>
+                <w:rFonts w:ascii="Latha" w:hAnsi="Latha" w:cs="Latha"/>
+                <w:szCs w:val="24"/>
+                <w:lang w:bidi="ta-IN"/>
+              </w:rPr>
+              <w:t xml:space="preserve">-  </w:t>
+            </w:r>
+            <w:r>
+              <w:rPr>
+                <w:rFonts w:ascii="Latha" w:hAnsi="Latha" w:cs="Latha"/>
+                <w:szCs w:val="24"/>
+                <w:cs/>
+                <w:lang w:bidi="ta-IN"/>
+              </w:rPr>
+              <w:t>அனு</w:t>
+            </w:r>
+            <w:r>
+              <w:rPr>
+                <w:rFonts w:ascii="BRH Tamil Tab Extra" w:hAnsi="BRH Tamil Tab Extra" w:cs="Latha"/>
+                <w:b/>
+                <w:bCs/>
+                <w:szCs w:val="28"/>
+                <w:lang w:bidi="ta-IN"/>
+              </w:rPr>
+              <w:t>†</w:t>
+            </w:r>
+            <w:r>
+              <w:rPr>
+                <w:rFonts w:ascii="Latha" w:hAnsi="Latha" w:cs="Latha"/>
+                <w:szCs w:val="24"/>
+                <w:cs/>
+                <w:lang w:bidi="ta-IN"/>
+              </w:rPr>
+              <w:t>மதி</w:t>
+            </w:r>
+            <w:r>
+              <w:rPr>
+                <w:rFonts w:ascii="Latha" w:hAnsi="Latha" w:cs="Latha"/>
+                <w:b/>
+                <w:bCs/>
+                <w:szCs w:val="24"/>
+                <w:cs/>
+                <w:lang w:bidi="ta-IN"/>
+              </w:rPr>
+              <w:t>:</w:t>
+            </w:r>
+            <w:r>
+              <w:rPr>
+                <w:rFonts w:ascii="Latha" w:hAnsi="Latha" w:cs="Latha"/>
+                <w:szCs w:val="24"/>
+                <w:cs/>
+                <w:lang w:bidi="ta-IN"/>
+              </w:rPr>
+              <w:t xml:space="preserve"> </w:t>
+            </w:r>
+            <w:r>
+              <w:rPr>
+                <w:rFonts w:ascii="Latha" w:hAnsi="Latha" w:cs="Latha"/>
+                <w:szCs w:val="24"/>
+                <w:lang w:bidi="ta-IN"/>
+              </w:rPr>
+              <w:t>|</w:t>
+            </w:r>
+          </w:p>
+          <w:p>
+            <w:pPr>
+              <w:autoSpaceDE w:val="0"/>
+              <w:autoSpaceDN w:val="0"/>
+              <w:adjustRightInd w:val="0"/>
+              <w:spacing w:before="0" w:line="240" w:lineRule="auto"/>
+              <w:rPr>
+                <w:rFonts w:ascii="Latha" w:hAnsi="Latha" w:cs="Latha"/>
+                <w:b/>
+                <w:bCs/>
+                <w:szCs w:val="24"/>
+                <w:cs/>
+                <w:lang w:bidi="ta-IN"/>
+              </w:rPr>
+            </w:pPr>
+            <w:r>
+              <w:rPr>
+                <w:rFonts w:ascii="Latha" w:hAnsi="Latha" w:cs="Latha"/>
+                <w:szCs w:val="24"/>
+                <w:cs/>
+                <w:lang w:bidi="ta-IN"/>
+              </w:rPr>
+              <w:t>அனு</w:t>
+            </w:r>
+            <w:r>
+              <w:rPr>
+                <w:rFonts w:ascii="BRH Tamil Tab Extra" w:hAnsi="BRH Tamil Tab Extra" w:cs="Latha"/>
+                <w:b/>
+                <w:bCs/>
+                <w:szCs w:val="28"/>
+                <w:lang w:bidi="ta-IN"/>
+              </w:rPr>
+              <w:t>†</w:t>
+            </w:r>
+            <w:r>
+              <w:rPr>
+                <w:rFonts w:ascii="Latha" w:hAnsi="Latha" w:cs="Latha"/>
+                <w:szCs w:val="24"/>
+                <w:cs/>
+                <w:lang w:bidi="ta-IN"/>
+              </w:rPr>
+              <w:t>மதி</w:t>
+            </w:r>
+            <w:r>
+              <w:rPr>
+                <w:rFonts w:ascii="BRH Tamil Tab Extra" w:hAnsi="BRH Tamil Tab Extra" w:cs="Latha"/>
+                <w:b/>
+                <w:bCs/>
+                <w:szCs w:val="28"/>
+                <w:lang w:bidi="ta-IN"/>
+              </w:rPr>
+              <w:t>…</w:t>
+            </w:r>
+            <w:r>
+              <w:rPr>
+                <w:rFonts w:ascii="Latha" w:hAnsi="Latha" w:cs="Latha"/>
+                <w:szCs w:val="24"/>
+                <w:cs/>
+                <w:lang w:bidi="ta-IN"/>
+              </w:rPr>
+              <w:t>ரித்ய</w:t>
+            </w:r>
+            <w:r>
+              <w:rPr>
+                <w:rFonts w:ascii="Latha" w:hAnsi="Latha" w:cs="Latha"/>
+                <w:szCs w:val="24"/>
+                <w:highlight w:val="green"/>
+                <w:cs/>
+                <w:lang w:bidi="ta-IN"/>
+              </w:rPr>
+              <w:t>னு</w:t>
+            </w:r>
+            <w:r>
+              <w:rPr>
+                <w:rFonts w:ascii="BRH Tamil Tab Extra" w:hAnsi="BRH Tamil Tab Extra" w:cs="Latha"/>
+                <w:b/>
+                <w:bCs/>
+                <w:szCs w:val="28"/>
+                <w:lang w:bidi="ta-IN"/>
+              </w:rPr>
+              <w:t>†</w:t>
+            </w:r>
+            <w:r>
+              <w:rPr>
+                <w:rFonts w:ascii="Latha" w:hAnsi="Latha" w:cs="Latha"/>
+                <w:szCs w:val="24"/>
+                <w:cs/>
+                <w:lang w:bidi="ta-IN"/>
+              </w:rPr>
+              <w:t xml:space="preserve"> </w:t>
+            </w:r>
+            <w:r>
+              <w:rPr>
+                <w:rFonts w:ascii="Latha" w:hAnsi="Latha" w:cs="Latha"/>
+                <w:szCs w:val="24"/>
+                <w:lang w:bidi="ta-IN"/>
+              </w:rPr>
+              <w:t xml:space="preserve">- </w:t>
+            </w:r>
+            <w:r>
+              <w:rPr>
+                <w:rFonts w:ascii="Latha" w:hAnsi="Latha" w:cs="Latha"/>
+                <w:szCs w:val="24"/>
+                <w:cs/>
+                <w:lang w:bidi="ta-IN"/>
+              </w:rPr>
+              <w:t>ம</w:t>
+            </w:r>
+            <w:r>
+              <w:rPr>
+                <w:rFonts w:ascii="BRH Tamil Tab Extra" w:hAnsi="BRH Tamil Tab Extra" w:cs="Latha"/>
+                <w:b/>
+                <w:bCs/>
+                <w:szCs w:val="28"/>
+                <w:lang w:bidi="ta-IN"/>
+              </w:rPr>
+              <w:t>…</w:t>
+            </w:r>
+            <w:r>
+              <w:rPr>
+                <w:rFonts w:ascii="Latha" w:hAnsi="Latha" w:cs="Latha"/>
+                <w:szCs w:val="24"/>
+                <w:cs/>
+                <w:lang w:bidi="ta-IN"/>
+              </w:rPr>
+              <w:t>தி</w:t>
+            </w:r>
+            <w:r>
+              <w:rPr>
+                <w:rFonts w:ascii="BRH Tamil Tab Extra" w:hAnsi="BRH Tamil Tab Extra" w:cs="Latha"/>
+                <w:b/>
+                <w:bCs/>
+                <w:szCs w:val="28"/>
+                <w:lang w:bidi="ta-IN"/>
+              </w:rPr>
+              <w:t>…</w:t>
+            </w:r>
+            <w:r>
+              <w:rPr>
+                <w:rFonts w:ascii="Latha" w:hAnsi="Latha" w:cs="Latha"/>
+                <w:b/>
+                <w:bCs/>
+                <w:szCs w:val="24"/>
+                <w:cs/>
+                <w:lang w:bidi="ta-IN"/>
+              </w:rPr>
+              <w:t>:</w:t>
+            </w:r>
+            <w:r>
+              <w:rPr>
+                <w:rFonts w:ascii="Latha" w:hAnsi="Latha" w:cs="Latha"/>
+                <w:szCs w:val="24"/>
+                <w:cs/>
+                <w:lang w:bidi="ta-IN"/>
+              </w:rPr>
+              <w:t xml:space="preserve"> </w:t>
+            </w:r>
+            <w:r>
+              <w:rPr>
+                <w:rFonts w:ascii="Latha" w:hAnsi="Latha" w:cs="Latha"/>
+                <w:szCs w:val="24"/>
+                <w:lang w:bidi="ta-IN"/>
+              </w:rPr>
+              <w:t xml:space="preserve">| </w:t>
+            </w:r>
+          </w:p>
+        </w:tc>
+      </w:tr>
+      <w:tr>
+        <w:trPr>
+          <w:trHeight w:val="978"/>
+        </w:trPr>
+        <w:tc>
+          <w:tcPr>
+            <w:tcW w:w="7166" w:type="dxa"/>
+          </w:tcPr>
+          <w:p>
+            <w:pPr>
+              <w:autoSpaceDE w:val="0"/>
+              <w:autoSpaceDN w:val="0"/>
+              <w:adjustRightInd w:val="0"/>
+              <w:spacing w:before="0" w:line="240" w:lineRule="auto"/>
+              <w:rPr>
+                <w:rFonts w:ascii="Latha" w:hAnsi="Latha" w:cs="Latha"/>
+                <w:szCs w:val="24"/>
+                <w:lang w:bidi="ta-IN"/>
+              </w:rPr>
+            </w:pPr>
+            <w:r>
+              <w:rPr>
+                <w:rFonts w:ascii="Latha" w:hAnsi="Latha" w:cs="Latha"/>
+                <w:b/>
+                <w:bCs/>
+                <w:szCs w:val="24"/>
+                <w:cs/>
+                <w:lang w:bidi="ta-IN"/>
+              </w:rPr>
+              <w:t>57</w:t>
+            </w:r>
+            <w:r>
+              <w:rPr>
+                <w:rFonts w:ascii="Latha" w:hAnsi="Latha" w:cs="Latha"/>
+                <w:b/>
+                <w:bCs/>
+                <w:szCs w:val="24"/>
+                <w:lang w:bidi="ta-IN"/>
+              </w:rPr>
+              <w:t>)</w:t>
+            </w:r>
+            <w:r>
+              <w:rPr>
+                <w:rFonts w:ascii="Latha" w:hAnsi="Latha" w:cs="Latha"/>
+                <w:szCs w:val="24"/>
+                <w:lang w:bidi="ta-IN"/>
+              </w:rPr>
+              <w:tab/>
+            </w:r>
+            <w:r>
+              <w:rPr>
+                <w:rFonts w:ascii="Latha" w:hAnsi="Latha" w:cs="Latha"/>
+                <w:b/>
+                <w:bCs/>
+                <w:szCs w:val="24"/>
+                <w:cs/>
+                <w:lang w:bidi="ta-IN"/>
+              </w:rPr>
+              <w:t>3.4.9</w:t>
+            </w:r>
+            <w:r>
+              <w:rPr>
+                <w:rFonts w:ascii="Latha" w:hAnsi="Latha" w:cs="Latha"/>
+                <w:b/>
+                <w:bCs/>
+                <w:szCs w:val="24"/>
+                <w:lang w:bidi="ta-IN"/>
+              </w:rPr>
+              <w:t>.</w:t>
+            </w:r>
+            <w:r>
+              <w:rPr>
+                <w:rFonts w:ascii="Latha" w:hAnsi="Latha" w:cs="Latha"/>
+                <w:b/>
+                <w:bCs/>
+                <w:szCs w:val="24"/>
+                <w:cs/>
+                <w:lang w:bidi="ta-IN"/>
+              </w:rPr>
+              <w:t>6</w:t>
+            </w:r>
+            <w:r>
+              <w:rPr>
+                <w:rFonts w:ascii="Latha" w:hAnsi="Latha" w:cs="Latha"/>
+                <w:b/>
+                <w:bCs/>
+                <w:szCs w:val="24"/>
+                <w:lang w:bidi="ta-IN"/>
+              </w:rPr>
+              <w:t>(4</w:t>
+            </w:r>
+            <w:r>
+              <w:rPr>
+                <w:rFonts w:ascii="Latha" w:hAnsi="Latha" w:cs="Latha"/>
+                <w:b/>
+                <w:bCs/>
+                <w:szCs w:val="24"/>
+                <w:cs/>
+                <w:lang w:bidi="ta-IN"/>
+              </w:rPr>
+              <w:t>7</w:t>
+            </w:r>
+            <w:r>
+              <w:rPr>
+                <w:rFonts w:ascii="Latha" w:hAnsi="Latha" w:cs="Latha"/>
+                <w:b/>
+                <w:bCs/>
+                <w:szCs w:val="24"/>
+                <w:lang w:bidi="ta-IN"/>
+              </w:rPr>
+              <w:t>)</w:t>
+            </w:r>
+            <w:r>
+              <w:rPr>
+                <w:rFonts w:ascii="Latha" w:hAnsi="Latha" w:cs="Latha"/>
+                <w:szCs w:val="24"/>
+                <w:lang w:bidi="ta-IN"/>
+              </w:rPr>
+              <w:t xml:space="preserve">-  </w:t>
+            </w:r>
+            <w:r>
+              <w:rPr>
+                <w:rFonts w:ascii="Latha" w:hAnsi="Latha" w:cs="Latha"/>
+                <w:szCs w:val="24"/>
+                <w:cs/>
+                <w:lang w:bidi="ta-IN"/>
+              </w:rPr>
+              <w:t>அனு</w:t>
+            </w:r>
+            <w:r>
+              <w:rPr>
+                <w:rFonts w:ascii="BRH Tamil Tab Extra" w:hAnsi="BRH Tamil Tab Extra" w:cs="Latha"/>
+                <w:b/>
+                <w:bCs/>
+                <w:szCs w:val="28"/>
+                <w:lang w:bidi="ta-IN"/>
+              </w:rPr>
+              <w:t>†</w:t>
+            </w:r>
+            <w:r>
+              <w:rPr>
+                <w:rFonts w:ascii="Latha" w:hAnsi="Latha" w:cs="Latha"/>
+                <w:szCs w:val="24"/>
+                <w:cs/>
+                <w:lang w:bidi="ta-IN"/>
+              </w:rPr>
+              <w:t>மதி</w:t>
+            </w:r>
+            <w:r>
+              <w:rPr>
+                <w:rFonts w:ascii="Latha" w:hAnsi="Latha" w:cs="Latha"/>
+                <w:b/>
+                <w:bCs/>
+                <w:szCs w:val="24"/>
+                <w:cs/>
+                <w:lang w:bidi="ta-IN"/>
+              </w:rPr>
+              <w:t>:</w:t>
+            </w:r>
+            <w:r>
+              <w:rPr>
+                <w:rFonts w:ascii="Latha" w:hAnsi="Latha" w:cs="Latha"/>
+                <w:szCs w:val="24"/>
+                <w:cs/>
+                <w:lang w:bidi="ta-IN"/>
+              </w:rPr>
+              <w:t xml:space="preserve"> </w:t>
+            </w:r>
+            <w:r>
+              <w:rPr>
+                <w:rFonts w:ascii="Latha" w:hAnsi="Latha" w:cs="Latha"/>
+                <w:szCs w:val="24"/>
+                <w:lang w:bidi="ta-IN"/>
+              </w:rPr>
+              <w:t>|</w:t>
+            </w:r>
+          </w:p>
+          <w:p>
+            <w:pPr>
+              <w:autoSpaceDE w:val="0"/>
+              <w:autoSpaceDN w:val="0"/>
+              <w:adjustRightInd w:val="0"/>
+              <w:spacing w:before="0" w:line="240" w:lineRule="auto"/>
+              <w:rPr>
+                <w:rFonts w:ascii="Latha" w:hAnsi="Latha" w:cs="Latha"/>
+                <w:b/>
+                <w:bCs/>
+                <w:szCs w:val="24"/>
+                <w:cs/>
+                <w:lang w:bidi="ta-IN"/>
+              </w:rPr>
+            </w:pPr>
+            <w:r>
+              <w:rPr>
+                <w:rFonts w:ascii="Latha" w:hAnsi="Latha" w:cs="Latha"/>
+                <w:szCs w:val="24"/>
+                <w:cs/>
+                <w:lang w:bidi="ta-IN"/>
+              </w:rPr>
+              <w:t>அனு</w:t>
+            </w:r>
+            <w:r>
+              <w:rPr>
+                <w:rFonts w:ascii="BRH Tamil Tab Extra" w:hAnsi="BRH Tamil Tab Extra" w:cs="Latha"/>
+                <w:b/>
+                <w:bCs/>
+                <w:szCs w:val="28"/>
+                <w:lang w:bidi="ta-IN"/>
+              </w:rPr>
+              <w:t>†</w:t>
+            </w:r>
+            <w:r>
+              <w:rPr>
+                <w:rFonts w:ascii="Latha" w:hAnsi="Latha" w:cs="Latha"/>
+                <w:szCs w:val="24"/>
+                <w:cs/>
+                <w:lang w:bidi="ta-IN"/>
+              </w:rPr>
+              <w:t>மதி</w:t>
+            </w:r>
+            <w:r>
+              <w:rPr>
+                <w:rFonts w:ascii="BRH Tamil Tab Extra" w:hAnsi="BRH Tamil Tab Extra" w:cs="Latha"/>
+                <w:b/>
+                <w:bCs/>
+                <w:szCs w:val="28"/>
+                <w:lang w:bidi="ta-IN"/>
+              </w:rPr>
+              <w:t>…</w:t>
+            </w:r>
+            <w:r>
+              <w:rPr>
+                <w:rFonts w:ascii="Latha" w:hAnsi="Latha" w:cs="Latha"/>
+                <w:szCs w:val="24"/>
+                <w:cs/>
+                <w:lang w:bidi="ta-IN"/>
+              </w:rPr>
+              <w:t>ரித்</w:t>
+            </w:r>
+            <w:r>
+              <w:rPr>
+                <w:rFonts w:ascii="Latha" w:hAnsi="Latha" w:cs="Latha"/>
+                <w:szCs w:val="24"/>
+                <w:highlight w:val="yellow"/>
+                <w:cs/>
+                <w:lang w:bidi="ta-IN"/>
+              </w:rPr>
+              <w:t>ய</w:t>
+            </w:r>
+            <w:r>
+              <w:rPr>
+                <w:rFonts w:ascii="BRH Tamil Tab Extra" w:hAnsi="BRH Tamil Tab Extra" w:cs="Latha"/>
+                <w:b/>
+                <w:bCs/>
+                <w:szCs w:val="28"/>
+                <w:lang w:bidi="ta-IN"/>
+              </w:rPr>
+              <w:t>†</w:t>
+            </w:r>
+            <w:r>
+              <w:rPr>
+                <w:rFonts w:ascii="Latha" w:hAnsi="Latha" w:cs="Latha"/>
+                <w:szCs w:val="24"/>
+                <w:cs/>
+                <w:lang w:bidi="ta-IN"/>
+              </w:rPr>
+              <w:t xml:space="preserve">னு </w:t>
+            </w:r>
+            <w:r>
+              <w:rPr>
+                <w:rFonts w:ascii="Latha" w:hAnsi="Latha" w:cs="Latha"/>
+                <w:szCs w:val="24"/>
+                <w:lang w:bidi="ta-IN"/>
+              </w:rPr>
+              <w:t xml:space="preserve">- </w:t>
+            </w:r>
+            <w:r>
+              <w:rPr>
+                <w:rFonts w:ascii="Latha" w:hAnsi="Latha" w:cs="Latha"/>
+                <w:szCs w:val="24"/>
+                <w:cs/>
+                <w:lang w:bidi="ta-IN"/>
+              </w:rPr>
+              <w:t>ம</w:t>
+            </w:r>
+            <w:r>
+              <w:rPr>
+                <w:rFonts w:ascii="BRH Tamil Tab Extra" w:hAnsi="BRH Tamil Tab Extra" w:cs="Latha"/>
+                <w:b/>
+                <w:bCs/>
+                <w:szCs w:val="28"/>
+                <w:lang w:bidi="ta-IN"/>
+              </w:rPr>
+              <w:t>…</w:t>
+            </w:r>
+            <w:r>
+              <w:rPr>
+                <w:rFonts w:ascii="Latha" w:hAnsi="Latha" w:cs="Latha"/>
+                <w:szCs w:val="24"/>
+                <w:cs/>
+                <w:lang w:bidi="ta-IN"/>
+              </w:rPr>
+              <w:t>தி</w:t>
+            </w:r>
+            <w:r>
+              <w:rPr>
+                <w:rFonts w:ascii="BRH Tamil Tab Extra" w:hAnsi="BRH Tamil Tab Extra" w:cs="Latha"/>
+                <w:b/>
+                <w:bCs/>
+                <w:szCs w:val="28"/>
+                <w:lang w:bidi="ta-IN"/>
+              </w:rPr>
+              <w:t>…</w:t>
+            </w:r>
+            <w:r>
+              <w:rPr>
+                <w:rFonts w:ascii="Latha" w:hAnsi="Latha" w:cs="Latha"/>
+                <w:b/>
+                <w:bCs/>
+                <w:szCs w:val="24"/>
+                <w:cs/>
+                <w:lang w:bidi="ta-IN"/>
+              </w:rPr>
+              <w:t>:</w:t>
+            </w:r>
+            <w:r>
+              <w:rPr>
+                <w:rFonts w:ascii="Latha" w:hAnsi="Latha" w:cs="Latha"/>
+                <w:szCs w:val="24"/>
+                <w:cs/>
+                <w:lang w:bidi="ta-IN"/>
+              </w:rPr>
+              <w:t xml:space="preserve"> </w:t>
+            </w:r>
+            <w:r>
+              <w:rPr>
+                <w:rFonts w:ascii="Latha" w:hAnsi="Latha" w:cs="Latha"/>
+                <w:szCs w:val="24"/>
+                <w:lang w:bidi="ta-IN"/>
+              </w:rPr>
+              <w:t xml:space="preserve">| </w:t>
+            </w:r>
+          </w:p>
+        </w:tc>
+        <w:tc>
+          <w:tcPr>
+            <w:tcW w:w="7371" w:type="dxa"/>
+          </w:tcPr>
+          <w:p>
+            <w:pPr>
+              <w:autoSpaceDE w:val="0"/>
+              <w:autoSpaceDN w:val="0"/>
+              <w:adjustRightInd w:val="0"/>
+              <w:spacing w:before="0" w:line="240" w:lineRule="auto"/>
+              <w:rPr>
+                <w:rFonts w:ascii="Latha" w:hAnsi="Latha" w:cs="Latha"/>
+                <w:szCs w:val="24"/>
+                <w:lang w:bidi="ta-IN"/>
+              </w:rPr>
+            </w:pPr>
+            <w:r>
+              <w:rPr>
+                <w:rFonts w:ascii="Latha" w:hAnsi="Latha" w:cs="Latha"/>
+                <w:b/>
+                <w:bCs/>
+                <w:szCs w:val="24"/>
+                <w:cs/>
+                <w:lang w:bidi="ta-IN"/>
+              </w:rPr>
+              <w:t>57</w:t>
+            </w:r>
+            <w:r>
+              <w:rPr>
+                <w:rFonts w:ascii="Latha" w:hAnsi="Latha" w:cs="Latha"/>
+                <w:b/>
+                <w:bCs/>
+                <w:szCs w:val="24"/>
+                <w:lang w:bidi="ta-IN"/>
+              </w:rPr>
+              <w:t>)</w:t>
+            </w:r>
+            <w:r>
+              <w:rPr>
+                <w:rFonts w:ascii="Latha" w:hAnsi="Latha" w:cs="Latha"/>
+                <w:szCs w:val="24"/>
+                <w:lang w:bidi="ta-IN"/>
+              </w:rPr>
+              <w:tab/>
+            </w:r>
+            <w:r>
+              <w:rPr>
+                <w:rFonts w:ascii="Latha" w:hAnsi="Latha" w:cs="Latha"/>
+                <w:b/>
+                <w:bCs/>
+                <w:szCs w:val="24"/>
+                <w:cs/>
+                <w:lang w:bidi="ta-IN"/>
+              </w:rPr>
+              <w:t>3.4.9</w:t>
+            </w:r>
+            <w:r>
+              <w:rPr>
+                <w:rFonts w:ascii="Latha" w:hAnsi="Latha" w:cs="Latha"/>
+                <w:b/>
+                <w:bCs/>
+                <w:szCs w:val="24"/>
+                <w:lang w:bidi="ta-IN"/>
+              </w:rPr>
+              <w:t>.</w:t>
+            </w:r>
+            <w:r>
+              <w:rPr>
+                <w:rFonts w:ascii="Latha" w:hAnsi="Latha" w:cs="Latha"/>
+                <w:b/>
+                <w:bCs/>
+                <w:szCs w:val="24"/>
+                <w:cs/>
+                <w:lang w:bidi="ta-IN"/>
+              </w:rPr>
+              <w:t>6</w:t>
+            </w:r>
+            <w:r>
+              <w:rPr>
+                <w:rFonts w:ascii="Latha" w:hAnsi="Latha" w:cs="Latha"/>
+                <w:b/>
+                <w:bCs/>
+                <w:szCs w:val="24"/>
+                <w:lang w:bidi="ta-IN"/>
+              </w:rPr>
+              <w:t>(4</w:t>
+            </w:r>
+            <w:r>
+              <w:rPr>
+                <w:rFonts w:ascii="Latha" w:hAnsi="Latha" w:cs="Latha"/>
+                <w:b/>
+                <w:bCs/>
+                <w:szCs w:val="24"/>
+                <w:cs/>
+                <w:lang w:bidi="ta-IN"/>
+              </w:rPr>
+              <w:t>7</w:t>
+            </w:r>
+            <w:r>
+              <w:rPr>
+                <w:rFonts w:ascii="Latha" w:hAnsi="Latha" w:cs="Latha"/>
+                <w:b/>
+                <w:bCs/>
+                <w:szCs w:val="24"/>
+                <w:lang w:bidi="ta-IN"/>
+              </w:rPr>
+              <w:t>)</w:t>
+            </w:r>
+            <w:r>
+              <w:rPr>
+                <w:rFonts w:ascii="Latha" w:hAnsi="Latha" w:cs="Latha"/>
+                <w:szCs w:val="24"/>
+                <w:lang w:bidi="ta-IN"/>
+              </w:rPr>
+              <w:t xml:space="preserve">-  </w:t>
+            </w:r>
+            <w:r>
+              <w:rPr>
+                <w:rFonts w:ascii="Latha" w:hAnsi="Latha" w:cs="Latha"/>
+                <w:szCs w:val="24"/>
+                <w:cs/>
+                <w:lang w:bidi="ta-IN"/>
+              </w:rPr>
+              <w:t>அனு</w:t>
+            </w:r>
+            <w:r>
+              <w:rPr>
+                <w:rFonts w:ascii="BRH Tamil Tab Extra" w:hAnsi="BRH Tamil Tab Extra" w:cs="Latha"/>
+                <w:b/>
+                <w:bCs/>
+                <w:szCs w:val="28"/>
+                <w:lang w:bidi="ta-IN"/>
+              </w:rPr>
+              <w:t>†</w:t>
+            </w:r>
+            <w:r>
+              <w:rPr>
+                <w:rFonts w:ascii="Latha" w:hAnsi="Latha" w:cs="Latha"/>
+                <w:szCs w:val="24"/>
+                <w:cs/>
+                <w:lang w:bidi="ta-IN"/>
+              </w:rPr>
+              <w:t>மதி</w:t>
+            </w:r>
+            <w:r>
+              <w:rPr>
+                <w:rFonts w:ascii="Latha" w:hAnsi="Latha" w:cs="Latha"/>
+                <w:b/>
+                <w:bCs/>
+                <w:szCs w:val="24"/>
+                <w:cs/>
+                <w:lang w:bidi="ta-IN"/>
+              </w:rPr>
+              <w:t>:</w:t>
+            </w:r>
+            <w:r>
+              <w:rPr>
+                <w:rFonts w:ascii="Latha" w:hAnsi="Latha" w:cs="Latha"/>
+                <w:szCs w:val="24"/>
+                <w:cs/>
+                <w:lang w:bidi="ta-IN"/>
+              </w:rPr>
+              <w:t xml:space="preserve"> </w:t>
+            </w:r>
+            <w:r>
+              <w:rPr>
+                <w:rFonts w:ascii="Latha" w:hAnsi="Latha" w:cs="Latha"/>
+                <w:szCs w:val="24"/>
+                <w:lang w:bidi="ta-IN"/>
+              </w:rPr>
+              <w:t>|</w:t>
+            </w:r>
+          </w:p>
+          <w:p>
+            <w:pPr>
+              <w:autoSpaceDE w:val="0"/>
+              <w:autoSpaceDN w:val="0"/>
+              <w:adjustRightInd w:val="0"/>
+              <w:spacing w:before="0" w:line="240" w:lineRule="auto"/>
+              <w:rPr>
+                <w:rFonts w:ascii="Latha" w:hAnsi="Latha" w:cs="Latha"/>
+                <w:b/>
+                <w:bCs/>
+                <w:szCs w:val="24"/>
+                <w:cs/>
+                <w:lang w:bidi="ta-IN"/>
+              </w:rPr>
+            </w:pPr>
+            <w:r>
+              <w:rPr>
+                <w:rFonts w:ascii="Latha" w:hAnsi="Latha" w:cs="Latha"/>
+                <w:szCs w:val="24"/>
+                <w:cs/>
+                <w:lang w:bidi="ta-IN"/>
+              </w:rPr>
+              <w:t>அனு</w:t>
+            </w:r>
+            <w:r>
+              <w:rPr>
+                <w:rFonts w:ascii="BRH Tamil Tab Extra" w:hAnsi="BRH Tamil Tab Extra" w:cs="Latha"/>
+                <w:b/>
+                <w:bCs/>
+                <w:szCs w:val="28"/>
+                <w:lang w:bidi="ta-IN"/>
+              </w:rPr>
+              <w:t>†</w:t>
+            </w:r>
+            <w:r>
+              <w:rPr>
+                <w:rFonts w:ascii="Latha" w:hAnsi="Latha" w:cs="Latha"/>
+                <w:szCs w:val="24"/>
+                <w:cs/>
+                <w:lang w:bidi="ta-IN"/>
+              </w:rPr>
+              <w:t>மதி</w:t>
+            </w:r>
+            <w:r>
+              <w:rPr>
+                <w:rFonts w:ascii="BRH Tamil Tab Extra" w:hAnsi="BRH Tamil Tab Extra" w:cs="Latha"/>
+                <w:b/>
+                <w:bCs/>
+                <w:szCs w:val="28"/>
+                <w:lang w:bidi="ta-IN"/>
+              </w:rPr>
+              <w:t>…</w:t>
+            </w:r>
+            <w:r>
+              <w:rPr>
+                <w:rFonts w:ascii="Latha" w:hAnsi="Latha" w:cs="Latha"/>
+                <w:szCs w:val="24"/>
+                <w:cs/>
+                <w:lang w:bidi="ta-IN"/>
+              </w:rPr>
+              <w:t>ரித்ய</w:t>
+            </w:r>
+            <w:r>
+              <w:rPr>
+                <w:rFonts w:ascii="Latha" w:hAnsi="Latha" w:cs="Latha"/>
+                <w:szCs w:val="24"/>
+                <w:highlight w:val="green"/>
+                <w:cs/>
+                <w:lang w:bidi="ta-IN"/>
+              </w:rPr>
+              <w:t>னு</w:t>
+            </w:r>
+            <w:r>
+              <w:rPr>
+                <w:rFonts w:ascii="BRH Tamil Tab Extra" w:hAnsi="BRH Tamil Tab Extra" w:cs="Latha"/>
+                <w:b/>
+                <w:bCs/>
+                <w:szCs w:val="28"/>
+                <w:lang w:bidi="ta-IN"/>
+              </w:rPr>
+              <w:t>†</w:t>
+            </w:r>
+            <w:r>
+              <w:rPr>
+                <w:rFonts w:ascii="Latha" w:hAnsi="Latha" w:cs="Latha"/>
+                <w:szCs w:val="24"/>
+                <w:cs/>
+                <w:lang w:bidi="ta-IN"/>
+              </w:rPr>
+              <w:t xml:space="preserve"> </w:t>
+            </w:r>
+            <w:r>
+              <w:rPr>
+                <w:rFonts w:ascii="Latha" w:hAnsi="Latha" w:cs="Latha"/>
+                <w:szCs w:val="24"/>
+                <w:lang w:bidi="ta-IN"/>
+              </w:rPr>
+              <w:t xml:space="preserve">- </w:t>
+            </w:r>
+            <w:r>
+              <w:rPr>
+                <w:rFonts w:ascii="Latha" w:hAnsi="Latha" w:cs="Latha"/>
+                <w:szCs w:val="24"/>
+                <w:cs/>
+                <w:lang w:bidi="ta-IN"/>
+              </w:rPr>
+              <w:t>ம</w:t>
+            </w:r>
+            <w:r>
+              <w:rPr>
+                <w:rFonts w:ascii="BRH Tamil Tab Extra" w:hAnsi="BRH Tamil Tab Extra" w:cs="Latha"/>
+                <w:b/>
+                <w:bCs/>
+                <w:szCs w:val="28"/>
+                <w:lang w:bidi="ta-IN"/>
+              </w:rPr>
+              <w:t>…</w:t>
+            </w:r>
+            <w:r>
+              <w:rPr>
+                <w:rFonts w:ascii="Latha" w:hAnsi="Latha" w:cs="Latha"/>
+                <w:szCs w:val="24"/>
+                <w:cs/>
+                <w:lang w:bidi="ta-IN"/>
+              </w:rPr>
+              <w:t>தி</w:t>
+            </w:r>
+            <w:r>
+              <w:rPr>
+                <w:rFonts w:ascii="BRH Tamil Tab Extra" w:hAnsi="BRH Tamil Tab Extra" w:cs="Latha"/>
+                <w:b/>
+                <w:bCs/>
+                <w:szCs w:val="28"/>
+                <w:lang w:bidi="ta-IN"/>
+              </w:rPr>
+              <w:t>…</w:t>
+            </w:r>
+            <w:r>
+              <w:rPr>
+                <w:rFonts w:ascii="Latha" w:hAnsi="Latha" w:cs="Latha"/>
+                <w:b/>
+                <w:bCs/>
+                <w:szCs w:val="24"/>
+                <w:cs/>
+                <w:lang w:bidi="ta-IN"/>
+              </w:rPr>
+              <w:t>:</w:t>
+            </w:r>
+            <w:r>
+              <w:rPr>
+                <w:rFonts w:ascii="Latha" w:hAnsi="Latha" w:cs="Latha"/>
+                <w:szCs w:val="24"/>
+                <w:cs/>
+                <w:lang w:bidi="ta-IN"/>
+              </w:rPr>
+              <w:t xml:space="preserve"> </w:t>
+            </w:r>
+            <w:r>
+              <w:rPr>
+                <w:rFonts w:ascii="Latha" w:hAnsi="Latha" w:cs="Latha"/>
+                <w:szCs w:val="24"/>
+                <w:lang w:bidi="ta-IN"/>
+              </w:rPr>
+              <w:t xml:space="preserve">| </w:t>
+            </w:r>
+          </w:p>
+        </w:tc>
+      </w:tr>
+    </w:tbl>
+    <w:p>
+      <w:pPr>
+        <w:spacing w:before="0" w:line="240" w:lineRule="auto"/>
+        <w:jc w:val="center"/>
+        <w:rPr>
+          <w:b/>
+          <w:bCs/>
+          <w:sz w:val="32"/>
+          <w:szCs w:val="32"/>
+          <w:u w:val="single"/>
+        </w:rPr>
+      </w:pPr>
+    </w:p>
+    <w:p>
+      <w:pPr>
+        <w:spacing w:before="0" w:line="240" w:lineRule="auto"/>
+        <w:jc w:val="center"/>
+        <w:rPr>
+          <w:b/>
+          <w:bCs/>
+          <w:sz w:val="32"/>
+          <w:szCs w:val="32"/>
+          <w:u w:val="single"/>
+        </w:rPr>
+      </w:pPr>
+    </w:p>
     <w:p>
       <w:pPr>
         <w:spacing w:before="0" w:line="240" w:lineRule="auto"/>
@@ -1637,6 +4580,7 @@
                 <w:cs/>
                 <w:lang w:bidi="ta-IN"/>
               </w:rPr>
+              <w:lastRenderedPageBreak/>
               <w:t>35</w:t>
             </w:r>
             <w:r>
@@ -4150,7 +7094,6 @@
                 <w:cs/>
                 <w:lang w:bidi="ta-IN"/>
               </w:rPr>
-              <w:lastRenderedPageBreak/>
               <w:t>ப</w:t>
             </w:r>
             <w:r>
@@ -5178,7 +8121,17 @@
                 <w:cs/>
                 <w:lang w:bidi="ta-IN"/>
               </w:rPr>
-              <w:t xml:space="preserve"> நா வாவ</w:t>
+              <w:t xml:space="preserve"> நா </w:t>
+            </w:r>
+            <w:r>
+              <w:rPr>
+                <w:rFonts w:ascii="Latha" w:hAnsi="Latha" w:cs="Latha"/>
+                <w:szCs w:val="24"/>
+                <w:cs/>
+                <w:lang w:bidi="ta-IN"/>
+              </w:rPr>
+              <w:lastRenderedPageBreak/>
+              <w:t>வாவ</w:t>
             </w:r>
             <w:r>
               <w:rPr>
@@ -7156,7 +10109,6 @@
                 <w:cs/>
                 <w:lang w:bidi="ta-IN"/>
               </w:rPr>
-              <w:lastRenderedPageBreak/>
               <w:t>ப</w:t>
             </w:r>
             <w:r>
@@ -8375,6 +11327,7 @@
                 <w:cs/>
                 <w:lang w:bidi="ta-IN"/>
               </w:rPr>
+              <w:lastRenderedPageBreak/>
               <w:t>46</w:t>
             </w:r>
             <w:r>
@@ -11458,17 +14411,7 @@
                 <w:cs/>
                 <w:lang w:bidi="ta-IN"/>
               </w:rPr>
-              <w:t xml:space="preserve">தா </w:t>
-            </w:r>
-            <w:r>
-              <w:rPr>
-                <w:rFonts w:ascii="Latha" w:hAnsi="Latha" w:cs="Latha"/>
-                <w:szCs w:val="24"/>
-                <w:cs/>
-                <w:lang w:bidi="ta-IN"/>
-              </w:rPr>
-              <w:lastRenderedPageBreak/>
-              <w:t>த்</w:t>
+              <w:t>தா த்</w:t>
             </w:r>
             <w:r>
               <w:rPr>
@@ -11763,7 +14706,6 @@
                 <w:cs/>
                 <w:lang w:bidi="ta-IN"/>
               </w:rPr>
-              <w:lastRenderedPageBreak/>
               <w:t>1</w:t>
             </w:r>
             <w:r>
@@ -12542,17 +15484,7 @@
                 <w:cs/>
                 <w:lang w:bidi="ta-IN"/>
               </w:rPr>
-              <w:t xml:space="preserve">தா </w:t>
-            </w:r>
-            <w:r>
-              <w:rPr>
-                <w:rFonts w:ascii="Latha" w:hAnsi="Latha" w:cs="Latha"/>
-                <w:szCs w:val="24"/>
-                <w:cs/>
-                <w:lang w:bidi="ta-IN"/>
-              </w:rPr>
-              <w:lastRenderedPageBreak/>
-              <w:t>த்</w:t>
+              <w:t>தா த்</w:t>
             </w:r>
             <w:r>
               <w:rPr>
@@ -17903,7 +20835,6 @@
                 <w:cs/>
                 <w:lang w:bidi="ta-IN"/>
               </w:rPr>
-              <w:lastRenderedPageBreak/>
               <w:t>35</w:t>
             </w:r>
             <w:r>
@@ -18358,7 +21289,17 @@
                 <w:cs/>
                 <w:lang w:bidi="ta-IN"/>
               </w:rPr>
-              <w:t>வா வ</w:t>
+              <w:t xml:space="preserve">வா </w:t>
+            </w:r>
+            <w:r>
+              <w:rPr>
+                <w:rFonts w:ascii="Latha" w:hAnsi="Latha" w:cs="Latha"/>
+                <w:szCs w:val="24"/>
+                <w:cs/>
+                <w:lang w:bidi="ta-IN"/>
+              </w:rPr>
+              <w:lastRenderedPageBreak/>
+              <w:t>வ</w:t>
             </w:r>
             <w:r>
               <w:rPr>
@@ -21173,155 +24114,146 @@
                 <w:cs/>
                 <w:lang w:bidi="ta-IN"/>
               </w:rPr>
+              <w:t xml:space="preserve"> ஸஹஸ்ரயா</w:t>
+            </w:r>
+            <w:r>
+              <w:rPr>
+                <w:rFonts w:ascii="BRH Tamil Tab Extra" w:hAnsi="BRH Tamil Tab Extra" w:cs="Latha"/>
+                <w:b/>
+                <w:bCs/>
+                <w:szCs w:val="28"/>
+                <w:lang w:bidi="ta-IN"/>
+              </w:rPr>
+              <w:t>…</w:t>
+            </w:r>
+            <w:r>
+              <w:rPr>
+                <w:rFonts w:ascii="Latha" w:hAnsi="Latha" w:cs="Latha"/>
+                <w:szCs w:val="24"/>
+                <w:cs/>
+                <w:lang w:bidi="ta-IN"/>
+              </w:rPr>
+              <w:t>ஜின</w:t>
+            </w:r>
+            <w:r>
+              <w:rPr>
+                <w:rFonts w:ascii="BRH Tamil Tab Extra" w:hAnsi="BRH Tamil Tab Extra" w:cs="Latha"/>
+                <w:b/>
+                <w:bCs/>
+                <w:szCs w:val="28"/>
+                <w:lang w:bidi="ta-IN"/>
+              </w:rPr>
+              <w:t>†</w:t>
+            </w:r>
+            <w:r>
+              <w:rPr>
+                <w:rFonts w:ascii="Latha" w:hAnsi="Latha" w:cs="Latha"/>
+                <w:b/>
+                <w:bCs/>
+                <w:szCs w:val="24"/>
+                <w:cs/>
+                <w:lang w:bidi="ta-IN"/>
+              </w:rPr>
+              <w:t>:</w:t>
+            </w:r>
+            <w:r>
+              <w:rPr>
+                <w:rFonts w:ascii="Latha" w:hAnsi="Latha" w:cs="Latha"/>
+                <w:szCs w:val="24"/>
+                <w:cs/>
+                <w:lang w:bidi="ta-IN"/>
+              </w:rPr>
+              <w:t xml:space="preserve"> ஸம்</w:t>
+            </w:r>
+            <w:r>
+              <w:rPr>
+                <w:rFonts w:ascii="BRH Devanagari Extra" w:hAnsi="BRH Devanagari Extra" w:cs="Latha"/>
+                <w:b/>
+                <w:bCs/>
+                <w:szCs w:val="28"/>
+                <w:lang w:bidi="ta-IN"/>
+              </w:rPr>
+              <w:t>Æ</w:t>
+            </w:r>
+            <w:r>
+              <w:rPr>
+                <w:rFonts w:ascii="Latha" w:hAnsi="Latha" w:cs="Latha"/>
+                <w:szCs w:val="24"/>
+                <w:cs/>
+                <w:lang w:bidi="ta-IN"/>
+              </w:rPr>
+              <w:t>வத்</w:t>
+            </w:r>
+            <w:r>
+              <w:rPr>
+                <w:rFonts w:ascii="Latha" w:hAnsi="Latha" w:cs="Latha"/>
+                <w:b/>
+                <w:bCs/>
+                <w:position w:val="-12"/>
+                <w:szCs w:val="24"/>
+                <w:cs/>
+                <w:lang w:bidi="ta-IN"/>
+              </w:rPr>
+              <w:t>2</w:t>
+            </w:r>
+            <w:r>
+              <w:rPr>
+                <w:rFonts w:ascii="Latha" w:hAnsi="Latha" w:cs="Latha"/>
+                <w:szCs w:val="24"/>
+                <w:cs/>
+                <w:lang w:bidi="ta-IN"/>
+              </w:rPr>
+              <w:t>ஸர</w:t>
+            </w:r>
+            <w:r>
+              <w:rPr>
+                <w:rFonts w:ascii="BRH Tamil Tab Extra" w:hAnsi="BRH Tamil Tab Extra" w:cs="Latha"/>
+                <w:b/>
+                <w:bCs/>
+                <w:szCs w:val="28"/>
+                <w:lang w:bidi="ta-IN"/>
+              </w:rPr>
+              <w:t>…</w:t>
+            </w:r>
+            <w:r>
+              <w:rPr>
+                <w:rFonts w:ascii="Latha" w:hAnsi="Latha" w:cs="Latha"/>
+                <w:szCs w:val="24"/>
+                <w:cs/>
+                <w:lang w:bidi="ta-IN"/>
+              </w:rPr>
+              <w:t>ஸதோ</w:t>
+            </w:r>
+            <w:r>
+              <w:rPr>
+                <w:rFonts w:ascii="Latha" w:hAnsi="Latha" w:cs="Latha"/>
+                <w:b/>
+                <w:bCs/>
+                <w:position w:val="-12"/>
+                <w:szCs w:val="24"/>
+                <w:cs/>
+                <w:lang w:bidi="ta-IN"/>
+              </w:rPr>
+              <w:t>3</w:t>
+            </w:r>
+            <w:r>
+              <w:rPr>
+                <w:rFonts w:ascii="Latha" w:hAnsi="Latha" w:cs="Latha"/>
+                <w:szCs w:val="24"/>
+                <w:cs/>
+                <w:lang w:bidi="ta-IN"/>
+              </w:rPr>
               <w:t xml:space="preserve"> </w:t>
             </w:r>
             <w:r>
               <w:rPr>
-                <w:rFonts w:ascii="Latha" w:hAnsi="Latha" w:cs="Latha"/>
-                <w:szCs w:val="24"/>
-                <w:cs/>
+                <w:rFonts w:ascii="BRH Devanagari Extra" w:hAnsi="BRH Devanagari Extra" w:cs="Latha"/>
+                <w:b/>
+                <w:bCs/>
+                <w:szCs w:val="28"/>
                 <w:lang w:bidi="ta-IN"/>
               </w:rPr>
               <w:lastRenderedPageBreak/>
-              <w:t>ஸஹஸ்ரயா</w:t>
-            </w:r>
-            <w:r>
-              <w:rPr>
-                <w:rFonts w:ascii="BRH Tamil Tab Extra" w:hAnsi="BRH Tamil Tab Extra" w:cs="Latha"/>
-                <w:b/>
-                <w:bCs/>
-                <w:szCs w:val="28"/>
-                <w:lang w:bidi="ta-IN"/>
-              </w:rPr>
-              <w:t>…</w:t>
-            </w:r>
-            <w:r>
-              <w:rPr>
-                <w:rFonts w:ascii="Latha" w:hAnsi="Latha" w:cs="Latha"/>
-                <w:szCs w:val="24"/>
-                <w:cs/>
-                <w:lang w:bidi="ta-IN"/>
-              </w:rPr>
-              <w:t>ஜின</w:t>
-            </w:r>
-            <w:r>
-              <w:rPr>
-                <w:rFonts w:ascii="BRH Tamil Tab Extra" w:hAnsi="BRH Tamil Tab Extra" w:cs="Latha"/>
-                <w:b/>
-                <w:bCs/>
-                <w:szCs w:val="28"/>
-                <w:lang w:bidi="ta-IN"/>
-              </w:rPr>
-              <w:t>†</w:t>
-            </w:r>
-            <w:r>
-              <w:rPr>
-                <w:rFonts w:ascii="Latha" w:hAnsi="Latha" w:cs="Latha"/>
-                <w:b/>
-                <w:bCs/>
-                <w:szCs w:val="24"/>
-                <w:cs/>
-                <w:lang w:bidi="ta-IN"/>
-              </w:rPr>
-              <w:t>:</w:t>
-            </w:r>
-            <w:r>
-              <w:rPr>
-                <w:rFonts w:ascii="Latha" w:hAnsi="Latha" w:cs="Latha"/>
-                <w:szCs w:val="24"/>
-                <w:cs/>
-                <w:lang w:bidi="ta-IN"/>
-              </w:rPr>
-              <w:t xml:space="preserve"> ஸம்</w:t>
-            </w:r>
-            <w:r>
-              <w:rPr>
-                <w:rFonts w:ascii="BRH Devanagari Extra" w:hAnsi="BRH Devanagari Extra" w:cs="Latha"/>
-                <w:b/>
-                <w:bCs/>
-                <w:szCs w:val="28"/>
-                <w:lang w:bidi="ta-IN"/>
-              </w:rPr>
-              <w:t>Æ</w:t>
-            </w:r>
-            <w:r>
-              <w:rPr>
-                <w:rFonts w:ascii="Latha" w:hAnsi="Latha" w:cs="Latha"/>
-                <w:szCs w:val="24"/>
-                <w:cs/>
-                <w:lang w:bidi="ta-IN"/>
-              </w:rPr>
-              <w:t>வத்</w:t>
-            </w:r>
-            <w:r>
-              <w:rPr>
-                <w:rFonts w:ascii="Latha" w:hAnsi="Latha" w:cs="Latha"/>
-                <w:b/>
-                <w:bCs/>
-                <w:position w:val="-12"/>
-                <w:szCs w:val="24"/>
-                <w:cs/>
-                <w:lang w:bidi="ta-IN"/>
-              </w:rPr>
-              <w:t>2</w:t>
-            </w:r>
-            <w:r>
-              <w:rPr>
-                <w:rFonts w:ascii="Latha" w:hAnsi="Latha" w:cs="Latha"/>
-                <w:szCs w:val="24"/>
-                <w:cs/>
-                <w:lang w:bidi="ta-IN"/>
-              </w:rPr>
-              <w:t>ஸர</w:t>
-            </w:r>
-            <w:r>
-              <w:rPr>
-                <w:rFonts w:ascii="BRH Tamil Tab Extra" w:hAnsi="BRH Tamil Tab Extra" w:cs="Latha"/>
-                <w:b/>
-                <w:bCs/>
-                <w:szCs w:val="28"/>
-                <w:lang w:bidi="ta-IN"/>
-              </w:rPr>
-              <w:t>…</w:t>
-            </w:r>
-            <w:r>
-              <w:rPr>
-                <w:rFonts w:ascii="Latha" w:hAnsi="Latha" w:cs="Latha"/>
-                <w:szCs w:val="24"/>
-                <w:cs/>
-                <w:lang w:bidi="ta-IN"/>
-              </w:rPr>
-              <w:t>ஸதோ</w:t>
-            </w:r>
-            <w:r>
-              <w:rPr>
-                <w:rFonts w:ascii="Latha" w:hAnsi="Latha" w:cs="Latha"/>
-                <w:b/>
-                <w:bCs/>
-                <w:position w:val="-12"/>
-                <w:szCs w:val="24"/>
-                <w:cs/>
-                <w:lang w:bidi="ta-IN"/>
-              </w:rPr>
-              <w:t>3</w:t>
-            </w:r>
-            <w:r>
-              <w:rPr>
-                <w:rFonts w:ascii="Latha" w:hAnsi="Latha" w:cs="Latha"/>
-                <w:szCs w:val="24"/>
-                <w:cs/>
-                <w:lang w:bidi="ta-IN"/>
-              </w:rPr>
-              <w:t xml:space="preserve"> </w:t>
-            </w:r>
-            <w:r>
-              <w:rPr>
-                <w:rFonts w:ascii="BRH Devanagari Extra" w:hAnsi="BRH Devanagari Extra" w:cs="Latha"/>
-                <w:b/>
-                <w:bCs/>
-                <w:szCs w:val="28"/>
-                <w:lang w:bidi="ta-IN"/>
-              </w:rPr>
               <w:t>Å</w:t>
             </w:r>
             <w:r>
@@ -22598,7 +25530,17 @@
                 <w:cs/>
                 <w:lang w:bidi="ta-IN"/>
               </w:rPr>
-              <w:t>வா வ</w:t>
+              <w:t xml:space="preserve">வா </w:t>
+            </w:r>
+            <w:r>
+              <w:rPr>
+                <w:rFonts w:ascii="Latha" w:hAnsi="Latha" w:cs="Latha"/>
+                <w:szCs w:val="24"/>
+                <w:cs/>
+                <w:lang w:bidi="ta-IN"/>
+              </w:rPr>
+              <w:lastRenderedPageBreak/>
+              <w:t>வ</w:t>
             </w:r>
             <w:r>
               <w:rPr>
@@ -25283,17 +28225,7 @@
                 <w:cs/>
                 <w:lang w:bidi="ta-IN"/>
               </w:rPr>
-              <w:t xml:space="preserve"> </w:t>
-            </w:r>
-            <w:r>
-              <w:rPr>
-                <w:rFonts w:ascii="Latha" w:hAnsi="Latha" w:cs="Latha"/>
-                <w:szCs w:val="24"/>
-                <w:cs/>
-                <w:lang w:bidi="ta-IN"/>
-              </w:rPr>
-              <w:lastRenderedPageBreak/>
-              <w:t>ஸஹஸ்ரயா</w:t>
+              <w:t xml:space="preserve"> ஸஹஸ்ரயா</w:t>
             </w:r>
             <w:r>
               <w:rPr>
@@ -25820,6 +28752,7 @@
                 <w:cs/>
                 <w:lang w:bidi="ta-IN"/>
               </w:rPr>
+              <w:lastRenderedPageBreak/>
               <w:t>38</w:t>
             </w:r>
             <w:r>
@@ -28223,7 +31156,6 @@
                 <w:cs/>
                 <w:lang w:bidi="ta-IN"/>
               </w:rPr>
-              <w:lastRenderedPageBreak/>
               <w:t>38</w:t>
             </w:r>
             <w:r>
@@ -28578,6 +31510,7 @@
                 <w:cs/>
                 <w:lang w:bidi="ta-IN"/>
               </w:rPr>
+              <w:lastRenderedPageBreak/>
               <w:t>ஸூர்ய</w:t>
             </w:r>
             <w:r>
@@ -31867,7 +34800,6 @@
                 <w:cs/>
                 <w:lang w:bidi="ta-IN"/>
               </w:rPr>
-              <w:lastRenderedPageBreak/>
               <w:t>38</w:t>
             </w:r>
             <w:r>
@@ -32246,6 +35178,7 @@
                 <w:cs/>
                 <w:lang w:bidi="ta-IN"/>
               </w:rPr>
+              <w:lastRenderedPageBreak/>
               <w:t>ஸூர்ய</w:t>
             </w:r>
             <w:r>
@@ -33450,6 +36383,7 @@
                 <w:cs/>
                 <w:lang w:bidi="ta-IN"/>
               </w:rPr>
+              <w:lastRenderedPageBreak/>
               <w:t>37</w:t>
             </w:r>
             <w:r>
@@ -34952,7 +37886,6 @@
                 <w:cs/>
                 <w:lang w:bidi="ta-IN"/>
               </w:rPr>
-              <w:lastRenderedPageBreak/>
               <w:t>3)</w:t>
             </w:r>
             <w:r>
@@ -35507,7 +38440,17 @@
                 <w:cs/>
                 <w:lang w:bidi="ta-IN"/>
               </w:rPr>
-              <w:t>ரதா ஶமயதி ஶமய த்யபி</w:t>
+              <w:t xml:space="preserve">ரதா ஶமயதி ஶமய </w:t>
+            </w:r>
+            <w:r>
+              <w:rPr>
+                <w:rFonts w:ascii="Latha" w:hAnsi="Latha" w:cs="Latha"/>
+                <w:szCs w:val="24"/>
+                <w:cs/>
+                <w:lang w:bidi="ta-IN"/>
+              </w:rPr>
+              <w:lastRenderedPageBreak/>
+              <w:t>த்யபி</w:t>
             </w:r>
             <w:r>
               <w:rPr>
@@ -37734,7 +40677,6 @@
                 <w:cs/>
                 <w:lang w:bidi="ta-IN"/>
               </w:rPr>
-              <w:lastRenderedPageBreak/>
               <w:t>3)</w:t>
             </w:r>
             <w:r>
@@ -38291,7 +41233,17 @@
                 <w:cs/>
                 <w:lang w:bidi="ta-IN"/>
               </w:rPr>
-              <w:t>தா ஶமயதி ஶமய த்யபி</w:t>
+              <w:t xml:space="preserve">தா ஶமயதி ஶமய </w:t>
+            </w:r>
+            <w:r>
+              <w:rPr>
+                <w:rFonts w:ascii="Latha" w:hAnsi="Latha" w:cs="Latha"/>
+                <w:szCs w:val="24"/>
+                <w:cs/>
+                <w:lang w:bidi="ta-IN"/>
+              </w:rPr>
+              <w:lastRenderedPageBreak/>
+              <w:t>த்யபி</w:t>
             </w:r>
             <w:r>
               <w:rPr>
@@ -40999,7 +43951,6 @@
                 <w:cs/>
                 <w:lang w:bidi="ta-IN"/>
               </w:rPr>
-              <w:lastRenderedPageBreak/>
               <w:t>30</w:t>
             </w:r>
             <w:r>
@@ -41835,6 +44786,7 @@
                 <w:cs/>
                 <w:lang w:bidi="ta-IN"/>
               </w:rPr>
+              <w:lastRenderedPageBreak/>
               <w:t>29</w:t>
             </w:r>
             <w:r>
@@ -46307,7 +49259,6 @@
                 <w:cs/>
                 <w:lang w:bidi="ta-IN"/>
               </w:rPr>
-              <w:lastRenderedPageBreak/>
               <w:t>48</w:t>
             </w:r>
             <w:r>
@@ -47094,6 +50045,7 @@
                 <w:cs/>
                 <w:lang w:bidi="ta-IN"/>
               </w:rPr>
+              <w:lastRenderedPageBreak/>
               <w:t>ம</w:t>
             </w:r>
             <w:r>
@@ -48863,7 +51815,6 @@
                 <w:cs/>
                 <w:lang w:bidi="ta-IN"/>
               </w:rPr>
-              <w:lastRenderedPageBreak/>
               <w:t>48</w:t>
             </w:r>
             <w:r>
@@ -49736,6 +52687,7 @@
                 <w:cs/>
                 <w:lang w:bidi="ta-IN"/>
               </w:rPr>
+              <w:lastRenderedPageBreak/>
               <w:t>49</w:t>
             </w:r>
             <w:r>
@@ -51120,7 +54072,7 @@
 </file>
 
 <file path=word/endnotes.xml><?xml version="1.0" encoding="utf-8"?>
-<w:endnotes xmlns:wpc="http://schemas.microsoft.com/office/word/2010/wordprocessingCanvas" xmlns:cx="http://schemas.microsoft.com/office/drawing/2014/chartex" xmlns:cx1="http://schemas.microsoft.com/office/drawing/2015/9/8/chartex" xmlns:cx2="http://schemas.microsoft.com/office/drawing/2015/10/21/chartex" xmlns:cx3="http://schemas.microsoft.com/office/drawing/2016/5/9/chartex" xmlns:cx4="http://schemas.microsoft.com/office/drawing/2016/5/10/chartex" xmlns:cx5="http://schemas.microsoft.com/office/drawing/2016/5/11/chartex" xmlns:cx6="http://schemas.microsoft.com/office/drawing/2016/5/12/chartex" xmlns:cx7="http://schemas.microsoft.com/office/drawing/2016/5/13/chartex" xmlns:cx8="http://schemas.microsoft.com/office/drawing/2016/5/14/chartex" xmlns:mc="http://schemas.openxmlformats.org/markup-compatibility/2006" xmlns:aink="http://schemas.microsoft.com/office/drawing/2016/ink" xmlns:am3d="http://schemas.microsoft.com/office/drawing/2017/model3d" xmlns:o="urn:schemas-microsoft-com:office:office" xmlns:oel="http://schemas.microsoft.com/office/2019/extlst" xmlns:r="http://schemas.openxmlformats.org/officeDocument/2006/relationships" xmlns:m="http://schemas.openxmlformats.org/officeDocument/2006/math" xmlns:v="urn:schemas-microsoft-com:vml" xmlns:wp14="http://schemas.microsoft.com/office/word/2010/wordprocessingDrawing" xmlns:wp="http://schemas.openxmlformats.org/drawingml/2006/wordprocessingDrawing" xmlns:w10="urn:schemas-microsoft-com:office:word" xmlns:w="http://schemas.openxmlformats.org/wordprocessingml/2006/main" xmlns:w14="http://schemas.microsoft.com/office/word/2010/wordml" xmlns:w15="http://schemas.microsoft.com/office/word/2012/wordml" xmlns:w16cex="http://schemas.microsoft.com/office/word/2018/wordml/cex" xmlns:w16cid="http://schemas.microsoft.com/office/word/2016/wordml/cid" xmlns:w16="http://schemas.microsoft.com/office/word/2018/wordml" xmlns:w16sdtdh="http://schemas.microsoft.com/office/word/2020/wordml/sdtdatahash" xmlns:w16se="http://schemas.microsoft.com/office/word/2015/wordml/symex" xmlns:wpg="http://schemas.microsoft.com/office/word/2010/wordprocessingGroup" xmlns:wpi="http://schemas.microsoft.com/office/word/2010/wordprocessingInk" xmlns:wne="http://schemas.microsoft.com/office/word/2006/wordml" xmlns:wps="http://schemas.microsoft.com/office/word/2010/wordprocessingShape" mc:Ignorable="w14 w15 w16se w16cid w16 w16cex w16sdtdh wp14">
+<w:endnotes xmlns:wpc="http://schemas.microsoft.com/office/word/2010/wordprocessingCanvas" xmlns:cx="http://schemas.microsoft.com/office/drawing/2014/chartex" xmlns:cx1="http://schemas.microsoft.com/office/drawing/2015/9/8/chartex" xmlns:cx2="http://schemas.microsoft.com/office/drawing/2015/10/21/chartex" xmlns:cx3="http://schemas.microsoft.com/office/drawing/2016/5/9/chartex" xmlns:cx4="http://schemas.microsoft.com/office/drawing/2016/5/10/chartex" xmlns:cx5="http://schemas.microsoft.com/office/drawing/2016/5/11/chartex" xmlns:cx6="http://schemas.microsoft.com/office/drawing/2016/5/12/chartex" xmlns:cx7="http://schemas.microsoft.com/office/drawing/2016/5/13/chartex" xmlns:cx8="http://schemas.microsoft.com/office/drawing/2016/5/14/chartex" xmlns:mc="http://schemas.openxmlformats.org/markup-compatibility/2006" xmlns:aink="http://schemas.microsoft.com/office/drawing/2016/ink" xmlns:am3d="http://schemas.microsoft.com/office/drawing/2017/model3d" xmlns:o="urn:schemas-microsoft-com:office:office" xmlns:oel="http://schemas.microsoft.com/office/2019/extlst" xmlns:r="http://schemas.openxmlformats.org/officeDocument/2006/relationships" xmlns:m="http://schemas.openxmlformats.org/officeDocument/2006/math" xmlns:v="urn:schemas-microsoft-com:vml" xmlns:wp14="http://schemas.microsoft.com/office/word/2010/wordprocessingDrawing" xmlns:wp="http://schemas.openxmlformats.org/drawingml/2006/wordprocessingDrawing" xmlns:w10="urn:schemas-microsoft-com:office:word" xmlns:w="http://schemas.openxmlformats.org/wordprocessingml/2006/main" xmlns:w14="http://schemas.microsoft.com/office/word/2010/wordml" xmlns:w15="http://schemas.microsoft.com/office/word/2012/wordml" xmlns:w16cei="http://schemas.microsoft.com/office/word/2026/wordml/cei" xmlns:w16cex="http://schemas.microsoft.com/office/word/2018/wordml/cex" xmlns:w16cid="http://schemas.microsoft.com/office/word/2016/wordml/cid" xmlns:w16="http://schemas.microsoft.com/office/word/2018/wordml" xmlns:w16du="http://schemas.microsoft.com/office/word/2023/wordml/word16du" xmlns:w16sdtdh="http://schemas.microsoft.com/office/word/2020/wordml/sdtdatahash" xmlns:w16sdtfl="http://schemas.microsoft.com/office/word/2024/wordml/sdtformatlock" xmlns:w16se="http://schemas.microsoft.com/office/word/2015/wordml/symex" xmlns:wpg="http://schemas.microsoft.com/office/word/2010/wordprocessingGroup" xmlns:wpi="http://schemas.microsoft.com/office/word/2010/wordprocessingInk" xmlns:wne="http://schemas.microsoft.com/office/word/2006/wordml" xmlns:wps="http://schemas.microsoft.com/office/word/2010/wordprocessingShape" mc:Ignorable="w14 w15 w16se w16cid w16 w16cex w16sdtdh w16sdtfl w16du wp14">
   <w:endnote w:type="separator" w:id="-1">
     <w:p>
       <w:pPr>
@@ -51145,7 +54097,7 @@
 </file>
 
 <file path=word/footer1.xml><?xml version="1.0" encoding="utf-8"?>
-<w:ftr xmlns:wpc="http://schemas.microsoft.com/office/word/2010/wordprocessingCanvas" xmlns:cx="http://schemas.microsoft.com/office/drawing/2014/chartex" xmlns:cx1="http://schemas.microsoft.com/office/drawing/2015/9/8/chartex" xmlns:cx2="http://schemas.microsoft.com/office/drawing/2015/10/21/chartex" xmlns:cx3="http://schemas.microsoft.com/office/drawing/2016/5/9/chartex" xmlns:cx4="http://schemas.microsoft.com/office/drawing/2016/5/10/chartex" xmlns:cx5="http://schemas.microsoft.com/office/drawing/2016/5/11/chartex" xmlns:cx6="http://schemas.microsoft.com/office/drawing/2016/5/12/chartex" xmlns:cx7="http://schemas.microsoft.com/office/drawing/2016/5/13/chartex" xmlns:cx8="http://schemas.microsoft.com/office/drawing/2016/5/14/chartex" xmlns:mc="http://schemas.openxmlformats.org/markup-compatibility/2006" xmlns:aink="http://schemas.microsoft.com/office/drawing/2016/ink" xmlns:am3d="http://schemas.microsoft.com/office/drawing/2017/model3d" xmlns:o="urn:schemas-microsoft-com:office:office" xmlns:oel="http://schemas.microsoft.com/office/2019/extlst" xmlns:r="http://schemas.openxmlformats.org/officeDocument/2006/relationships" xmlns:m="http://schemas.openxmlformats.org/officeDocument/2006/math" xmlns:v="urn:schemas-microsoft-com:vml" xmlns:wp14="http://schemas.microsoft.com/office/word/2010/wordprocessingDrawing" xmlns:wp="http://schemas.openxmlformats.org/drawingml/2006/wordprocessingDrawing" xmlns:w10="urn:schemas-microsoft-com:office:word" xmlns:w="http://schemas.openxmlformats.org/wordprocessingml/2006/main" xmlns:w14="http://schemas.microsoft.com/office/word/2010/wordml" xmlns:w15="http://schemas.microsoft.com/office/word/2012/wordml" xmlns:w16cex="http://schemas.microsoft.com/office/word/2018/wordml/cex" xmlns:w16cid="http://schemas.microsoft.com/office/word/2016/wordml/cid" xmlns:w16="http://schemas.microsoft.com/office/word/2018/wordml" xmlns:w16sdtdh="http://schemas.microsoft.com/office/word/2020/wordml/sdtdatahash" xmlns:w16se="http://schemas.microsoft.com/office/word/2015/wordml/symex" xmlns:wpg="http://schemas.microsoft.com/office/word/2010/wordprocessingGroup" xmlns:wpi="http://schemas.microsoft.com/office/word/2010/wordprocessingInk" xmlns:wne="http://schemas.microsoft.com/office/word/2006/wordml" xmlns:wps="http://schemas.microsoft.com/office/word/2010/wordprocessingShape" mc:Ignorable="w14 w15 w16se w16cid w16 w16cex w16sdtdh wp14">
+<w:ftr xmlns:wpc="http://schemas.microsoft.com/office/word/2010/wordprocessingCanvas" xmlns:cx="http://schemas.microsoft.com/office/drawing/2014/chartex" xmlns:cx1="http://schemas.microsoft.com/office/drawing/2015/9/8/chartex" xmlns:cx2="http://schemas.microsoft.com/office/drawing/2015/10/21/chartex" xmlns:cx3="http://schemas.microsoft.com/office/drawing/2016/5/9/chartex" xmlns:cx4="http://schemas.microsoft.com/office/drawing/2016/5/10/chartex" xmlns:cx5="http://schemas.microsoft.com/office/drawing/2016/5/11/chartex" xmlns:cx6="http://schemas.microsoft.com/office/drawing/2016/5/12/chartex" xmlns:cx7="http://schemas.microsoft.com/office/drawing/2016/5/13/chartex" xmlns:cx8="http://schemas.microsoft.com/office/drawing/2016/5/14/chartex" xmlns:mc="http://schemas.openxmlformats.org/markup-compatibility/2006" xmlns:aink="http://schemas.microsoft.com/office/drawing/2016/ink" xmlns:am3d="http://schemas.microsoft.com/office/drawing/2017/model3d" xmlns:o="urn:schemas-microsoft-com:office:office" xmlns:oel="http://schemas.microsoft.com/office/2019/extlst" xmlns:r="http://schemas.openxmlformats.org/officeDocument/2006/relationships" xmlns:m="http://schemas.openxmlformats.org/officeDocument/2006/math" xmlns:v="urn:schemas-microsoft-com:vml" xmlns:wp14="http://schemas.microsoft.com/office/word/2010/wordprocessingDrawing" xmlns:wp="http://schemas.openxmlformats.org/drawingml/2006/wordprocessingDrawing" xmlns:w10="urn:schemas-microsoft-com:office:word" xmlns:w="http://schemas.openxmlformats.org/wordprocessingml/2006/main" xmlns:w14="http://schemas.microsoft.com/office/word/2010/wordml" xmlns:w15="http://schemas.microsoft.com/office/word/2012/wordml" xmlns:w16cei="http://schemas.microsoft.com/office/word/2026/wordml/cei" xmlns:w16cex="http://schemas.microsoft.com/office/word/2018/wordml/cex" xmlns:w16cid="http://schemas.microsoft.com/office/word/2016/wordml/cid" xmlns:w16="http://schemas.microsoft.com/office/word/2018/wordml" xmlns:w16du="http://schemas.microsoft.com/office/word/2023/wordml/word16du" xmlns:w16sdtdh="http://schemas.microsoft.com/office/word/2020/wordml/sdtdatahash" xmlns:w16sdtfl="http://schemas.microsoft.com/office/word/2024/wordml/sdtformatlock" xmlns:w16se="http://schemas.microsoft.com/office/word/2015/wordml/symex" xmlns:wpg="http://schemas.microsoft.com/office/word/2010/wordprocessingGroup" xmlns:wpi="http://schemas.microsoft.com/office/word/2010/wordprocessingInk" xmlns:wne="http://schemas.microsoft.com/office/word/2006/wordml" xmlns:wps="http://schemas.microsoft.com/office/word/2010/wordprocessingShape" mc:Ignorable="w14 w15 w16se w16cid w16 w16cex w16sdtdh w16sdtfl w16du wp14">
   <w:p>
     <w:pPr>
       <w:pBdr>
@@ -51327,7 +54279,7 @@
 </file>
 
 <file path=word/footer2.xml><?xml version="1.0" encoding="utf-8"?>
-<w:ftr xmlns:wpc="http://schemas.microsoft.com/office/word/2010/wordprocessingCanvas" xmlns:cx="http://schemas.microsoft.com/office/drawing/2014/chartex" xmlns:cx1="http://schemas.microsoft.com/office/drawing/2015/9/8/chartex" xmlns:cx2="http://schemas.microsoft.com/office/drawing/2015/10/21/chartex" xmlns:cx3="http://schemas.microsoft.com/office/drawing/2016/5/9/chartex" xmlns:cx4="http://schemas.microsoft.com/office/drawing/2016/5/10/chartex" xmlns:cx5="http://schemas.microsoft.com/office/drawing/2016/5/11/chartex" xmlns:cx6="http://schemas.microsoft.com/office/drawing/2016/5/12/chartex" xmlns:cx7="http://schemas.microsoft.com/office/drawing/2016/5/13/chartex" xmlns:cx8="http://schemas.microsoft.com/office/drawing/2016/5/14/chartex" xmlns:mc="http://schemas.openxmlformats.org/markup-compatibility/2006" xmlns:aink="http://schemas.microsoft.com/office/drawing/2016/ink" xmlns:am3d="http://schemas.microsoft.com/office/drawing/2017/model3d" xmlns:o="urn:schemas-microsoft-com:office:office" xmlns:oel="http://schemas.microsoft.com/office/2019/extlst" xmlns:r="http://schemas.openxmlformats.org/officeDocument/2006/relationships" xmlns:m="http://schemas.openxmlformats.org/officeDocument/2006/math" xmlns:v="urn:schemas-microsoft-com:vml" xmlns:wp14="http://schemas.microsoft.com/office/word/2010/wordprocessingDrawing" xmlns:wp="http://schemas.openxmlformats.org/drawingml/2006/wordprocessingDrawing" xmlns:w10="urn:schemas-microsoft-com:office:word" xmlns:w="http://schemas.openxmlformats.org/wordprocessingml/2006/main" xmlns:w14="http://schemas.microsoft.com/office/word/2010/wordml" xmlns:w15="http://schemas.microsoft.com/office/word/2012/wordml" xmlns:w16cex="http://schemas.microsoft.com/office/word/2018/wordml/cex" xmlns:w16cid="http://schemas.microsoft.com/office/word/2016/wordml/cid" xmlns:w16="http://schemas.microsoft.com/office/word/2018/wordml" xmlns:w16sdtdh="http://schemas.microsoft.com/office/word/2020/wordml/sdtdatahash" xmlns:w16se="http://schemas.microsoft.com/office/word/2015/wordml/symex" xmlns:wpg="http://schemas.microsoft.com/office/word/2010/wordprocessingGroup" xmlns:wpi="http://schemas.microsoft.com/office/word/2010/wordprocessingInk" xmlns:wne="http://schemas.microsoft.com/office/word/2006/wordml" xmlns:wps="http://schemas.microsoft.com/office/word/2010/wordprocessingShape" mc:Ignorable="w14 w15 w16se w16cid w16 w16cex w16sdtdh wp14">
+<w:ftr xmlns:wpc="http://schemas.microsoft.com/office/word/2010/wordprocessingCanvas" xmlns:cx="http://schemas.microsoft.com/office/drawing/2014/chartex" xmlns:cx1="http://schemas.microsoft.com/office/drawing/2015/9/8/chartex" xmlns:cx2="http://schemas.microsoft.com/office/drawing/2015/10/21/chartex" xmlns:cx3="http://schemas.microsoft.com/office/drawing/2016/5/9/chartex" xmlns:cx4="http://schemas.microsoft.com/office/drawing/2016/5/10/chartex" xmlns:cx5="http://schemas.microsoft.com/office/drawing/2016/5/11/chartex" xmlns:cx6="http://schemas.microsoft.com/office/drawing/2016/5/12/chartex" xmlns:cx7="http://schemas.microsoft.com/office/drawing/2016/5/13/chartex" xmlns:cx8="http://schemas.microsoft.com/office/drawing/2016/5/14/chartex" xmlns:mc="http://schemas.openxmlformats.org/markup-compatibility/2006" xmlns:aink="http://schemas.microsoft.com/office/drawing/2016/ink" xmlns:am3d="http://schemas.microsoft.com/office/drawing/2017/model3d" xmlns:o="urn:schemas-microsoft-com:office:office" xmlns:oel="http://schemas.microsoft.com/office/2019/extlst" xmlns:r="http://schemas.openxmlformats.org/officeDocument/2006/relationships" xmlns:m="http://schemas.openxmlformats.org/officeDocument/2006/math" xmlns:v="urn:schemas-microsoft-com:vml" xmlns:wp14="http://schemas.microsoft.com/office/word/2010/wordprocessingDrawing" xmlns:wp="http://schemas.openxmlformats.org/drawingml/2006/wordprocessingDrawing" xmlns:w10="urn:schemas-microsoft-com:office:word" xmlns:w="http://schemas.openxmlformats.org/wordprocessingml/2006/main" xmlns:w14="http://schemas.microsoft.com/office/word/2010/wordml" xmlns:w15="http://schemas.microsoft.com/office/word/2012/wordml" xmlns:w16cei="http://schemas.microsoft.com/office/word/2026/wordml/cei" xmlns:w16cex="http://schemas.microsoft.com/office/word/2018/wordml/cex" xmlns:w16cid="http://schemas.microsoft.com/office/word/2016/wordml/cid" xmlns:w16="http://schemas.microsoft.com/office/word/2018/wordml" xmlns:w16du="http://schemas.microsoft.com/office/word/2023/wordml/word16du" xmlns:w16sdtdh="http://schemas.microsoft.com/office/word/2020/wordml/sdtdatahash" xmlns:w16sdtfl="http://schemas.microsoft.com/office/word/2024/wordml/sdtformatlock" xmlns:w16se="http://schemas.microsoft.com/office/word/2015/wordml/symex" xmlns:wpg="http://schemas.microsoft.com/office/word/2010/wordprocessingGroup" xmlns:wpi="http://schemas.microsoft.com/office/word/2010/wordprocessingInk" xmlns:wne="http://schemas.microsoft.com/office/word/2006/wordml" xmlns:wps="http://schemas.microsoft.com/office/word/2010/wordprocessingShape" mc:Ignorable="w14 w15 w16se w16cid w16 w16cex w16sdtdh w16sdtfl w16du wp14">
   <w:p>
     <w:pPr>
       <w:pBdr>
@@ -51547,7 +54499,7 @@
 </file>
 
 <file path=word/footnotes.xml><?xml version="1.0" encoding="utf-8"?>
-<w:footnotes xmlns:wpc="http://schemas.microsoft.com/office/word/2010/wordprocessingCanvas" xmlns:cx="http://schemas.microsoft.com/office/drawing/2014/chartex" xmlns:cx1="http://schemas.microsoft.com/office/drawing/2015/9/8/chartex" xmlns:cx2="http://schemas.microsoft.com/office/drawing/2015/10/21/chartex" xmlns:cx3="http://schemas.microsoft.com/office/drawing/2016/5/9/chartex" xmlns:cx4="http://schemas.microsoft.com/office/drawing/2016/5/10/chartex" xmlns:cx5="http://schemas.microsoft.com/office/drawing/2016/5/11/chartex" xmlns:cx6="http://schemas.microsoft.com/office/drawing/2016/5/12/chartex" xmlns:cx7="http://schemas.microsoft.com/office/drawing/2016/5/13/chartex" xmlns:cx8="http://schemas.microsoft.com/office/drawing/2016/5/14/chartex" xmlns:mc="http://schemas.openxmlformats.org/markup-compatibility/2006" xmlns:aink="http://schemas.microsoft.com/office/drawing/2016/ink" xmlns:am3d="http://schemas.microsoft.com/office/drawing/2017/model3d" xmlns:o="urn:schemas-microsoft-com:office:office" xmlns:oel="http://schemas.microsoft.com/office/2019/extlst" xmlns:r="http://schemas.openxmlformats.org/officeDocument/2006/relationships" xmlns:m="http://schemas.openxmlformats.org/officeDocument/2006/math" xmlns:v="urn:schemas-microsoft-com:vml" xmlns:wp14="http://schemas.microsoft.com/office/word/2010/wordprocessingDrawing" xmlns:wp="http://schemas.openxmlformats.org/drawingml/2006/wordprocessingDrawing" xmlns:w10="urn:schemas-microsoft-com:office:word" xmlns:w="http://schemas.openxmlformats.org/wordprocessingml/2006/main" xmlns:w14="http://schemas.microsoft.com/office/word/2010/wordml" xmlns:w15="http://schemas.microsoft.com/office/word/2012/wordml" xmlns:w16cex="http://schemas.microsoft.com/office/word/2018/wordml/cex" xmlns:w16cid="http://schemas.microsoft.com/office/word/2016/wordml/cid" xmlns:w16="http://schemas.microsoft.com/office/word/2018/wordml" xmlns:w16sdtdh="http://schemas.microsoft.com/office/word/2020/wordml/sdtdatahash" xmlns:w16se="http://schemas.microsoft.com/office/word/2015/wordml/symex" xmlns:wpg="http://schemas.microsoft.com/office/word/2010/wordprocessingGroup" xmlns:wpi="http://schemas.microsoft.com/office/word/2010/wordprocessingInk" xmlns:wne="http://schemas.microsoft.com/office/word/2006/wordml" xmlns:wps="http://schemas.microsoft.com/office/word/2010/wordprocessingShape" mc:Ignorable="w14 w15 w16se w16cid w16 w16cex w16sdtdh wp14">
+<w:footnotes xmlns:wpc="http://schemas.microsoft.com/office/word/2010/wordprocessingCanvas" xmlns:cx="http://schemas.microsoft.com/office/drawing/2014/chartex" xmlns:cx1="http://schemas.microsoft.com/office/drawing/2015/9/8/chartex" xmlns:cx2="http://schemas.microsoft.com/office/drawing/2015/10/21/chartex" xmlns:cx3="http://schemas.microsoft.com/office/drawing/2016/5/9/chartex" xmlns:cx4="http://schemas.microsoft.com/office/drawing/2016/5/10/chartex" xmlns:cx5="http://schemas.microsoft.com/office/drawing/2016/5/11/chartex" xmlns:cx6="http://schemas.microsoft.com/office/drawing/2016/5/12/chartex" xmlns:cx7="http://schemas.microsoft.com/office/drawing/2016/5/13/chartex" xmlns:cx8="http://schemas.microsoft.com/office/drawing/2016/5/14/chartex" xmlns:mc="http://schemas.openxmlformats.org/markup-compatibility/2006" xmlns:aink="http://schemas.microsoft.com/office/drawing/2016/ink" xmlns:am3d="http://schemas.microsoft.com/office/drawing/2017/model3d" xmlns:o="urn:schemas-microsoft-com:office:office" xmlns:oel="http://schemas.microsoft.com/office/2019/extlst" xmlns:r="http://schemas.openxmlformats.org/officeDocument/2006/relationships" xmlns:m="http://schemas.openxmlformats.org/officeDocument/2006/math" xmlns:v="urn:schemas-microsoft-com:vml" xmlns:wp14="http://schemas.microsoft.com/office/word/2010/wordprocessingDrawing" xmlns:wp="http://schemas.openxmlformats.org/drawingml/2006/wordprocessingDrawing" xmlns:w10="urn:schemas-microsoft-com:office:word" xmlns:w="http://schemas.openxmlformats.org/wordprocessingml/2006/main" xmlns:w14="http://schemas.microsoft.com/office/word/2010/wordml" xmlns:w15="http://schemas.microsoft.com/office/word/2012/wordml" xmlns:w16cei="http://schemas.microsoft.com/office/word/2026/wordml/cei" xmlns:w16cex="http://schemas.microsoft.com/office/word/2018/wordml/cex" xmlns:w16cid="http://schemas.microsoft.com/office/word/2016/wordml/cid" xmlns:w16="http://schemas.microsoft.com/office/word/2018/wordml" xmlns:w16du="http://schemas.microsoft.com/office/word/2023/wordml/word16du" xmlns:w16sdtdh="http://schemas.microsoft.com/office/word/2020/wordml/sdtdatahash" xmlns:w16sdtfl="http://schemas.microsoft.com/office/word/2024/wordml/sdtformatlock" xmlns:w16se="http://schemas.microsoft.com/office/word/2015/wordml/symex" xmlns:wpg="http://schemas.microsoft.com/office/word/2010/wordprocessingGroup" xmlns:wpi="http://schemas.microsoft.com/office/word/2010/wordprocessingInk" xmlns:wne="http://schemas.microsoft.com/office/word/2006/wordml" xmlns:wps="http://schemas.microsoft.com/office/word/2010/wordprocessingShape" mc:Ignorable="w14 w15 w16se w16cid w16 w16cex w16sdtdh w16sdtfl w16du wp14">
   <w:footnote w:type="separator" w:id="-1">
     <w:p>
       <w:pPr>
@@ -51572,7 +54524,7 @@
 </file>
 
 <file path=word/header1.xml><?xml version="1.0" encoding="utf-8"?>
-<w:hdr xmlns:wpc="http://schemas.microsoft.com/office/word/2010/wordprocessingCanvas" xmlns:cx="http://schemas.microsoft.com/office/drawing/2014/chartex" xmlns:cx1="http://schemas.microsoft.com/office/drawing/2015/9/8/chartex" xmlns:cx2="http://schemas.microsoft.com/office/drawing/2015/10/21/chartex" xmlns:cx3="http://schemas.microsoft.com/office/drawing/2016/5/9/chartex" xmlns:cx4="http://schemas.microsoft.com/office/drawing/2016/5/10/chartex" xmlns:cx5="http://schemas.microsoft.com/office/drawing/2016/5/11/chartex" xmlns:cx6="http://schemas.microsoft.com/office/drawing/2016/5/12/chartex" xmlns:cx7="http://schemas.microsoft.com/office/drawing/2016/5/13/chartex" xmlns:cx8="http://schemas.microsoft.com/office/drawing/2016/5/14/chartex" xmlns:mc="http://schemas.openxmlformats.org/markup-compatibility/2006" xmlns:aink="http://schemas.microsoft.com/office/drawing/2016/ink" xmlns:am3d="http://schemas.microsoft.com/office/drawing/2017/model3d" xmlns:o="urn:schemas-microsoft-com:office:office" xmlns:oel="http://schemas.microsoft.com/office/2019/extlst" xmlns:r="http://schemas.openxmlformats.org/officeDocument/2006/relationships" xmlns:m="http://schemas.openxmlformats.org/officeDocument/2006/math" xmlns:v="urn:schemas-microsoft-com:vml" xmlns:wp14="http://schemas.microsoft.com/office/word/2010/wordprocessingDrawing" xmlns:wp="http://schemas.openxmlformats.org/drawingml/2006/wordprocessingDrawing" xmlns:w10="urn:schemas-microsoft-com:office:word" xmlns:w="http://schemas.openxmlformats.org/wordprocessingml/2006/main" xmlns:w14="http://schemas.microsoft.com/office/word/2010/wordml" xmlns:w15="http://schemas.microsoft.com/office/word/2012/wordml" xmlns:w16cex="http://schemas.microsoft.com/office/word/2018/wordml/cex" xmlns:w16cid="http://schemas.microsoft.com/office/word/2016/wordml/cid" xmlns:w16="http://schemas.microsoft.com/office/word/2018/wordml" xmlns:w16sdtdh="http://schemas.microsoft.com/office/word/2020/wordml/sdtdatahash" xmlns:w16se="http://schemas.microsoft.com/office/word/2015/wordml/symex" xmlns:wpg="http://schemas.microsoft.com/office/word/2010/wordprocessingGroup" xmlns:wpi="http://schemas.microsoft.com/office/word/2010/wordprocessingInk" xmlns:wne="http://schemas.microsoft.com/office/word/2006/wordml" xmlns:wps="http://schemas.microsoft.com/office/word/2010/wordprocessingShape" mc:Ignorable="w14 w15 w16se w16cid w16 w16cex w16sdtdh wp14">
+<w:hdr xmlns:wpc="http://schemas.microsoft.com/office/word/2010/wordprocessingCanvas" xmlns:cx="http://schemas.microsoft.com/office/drawing/2014/chartex" xmlns:cx1="http://schemas.microsoft.com/office/drawing/2015/9/8/chartex" xmlns:cx2="http://schemas.microsoft.com/office/drawing/2015/10/21/chartex" xmlns:cx3="http://schemas.microsoft.com/office/drawing/2016/5/9/chartex" xmlns:cx4="http://schemas.microsoft.com/office/drawing/2016/5/10/chartex" xmlns:cx5="http://schemas.microsoft.com/office/drawing/2016/5/11/chartex" xmlns:cx6="http://schemas.microsoft.com/office/drawing/2016/5/12/chartex" xmlns:cx7="http://schemas.microsoft.com/office/drawing/2016/5/13/chartex" xmlns:cx8="http://schemas.microsoft.com/office/drawing/2016/5/14/chartex" xmlns:mc="http://schemas.openxmlformats.org/markup-compatibility/2006" xmlns:aink="http://schemas.microsoft.com/office/drawing/2016/ink" xmlns:am3d="http://schemas.microsoft.com/office/drawing/2017/model3d" xmlns:o="urn:schemas-microsoft-com:office:office" xmlns:oel="http://schemas.microsoft.com/office/2019/extlst" xmlns:r="http://schemas.openxmlformats.org/officeDocument/2006/relationships" xmlns:m="http://schemas.openxmlformats.org/officeDocument/2006/math" xmlns:v="urn:schemas-microsoft-com:vml" xmlns:wp14="http://schemas.microsoft.com/office/word/2010/wordprocessingDrawing" xmlns:wp="http://schemas.openxmlformats.org/drawingml/2006/wordprocessingDrawing" xmlns:w10="urn:schemas-microsoft-com:office:word" xmlns:w="http://schemas.openxmlformats.org/wordprocessingml/2006/main" xmlns:w14="http://schemas.microsoft.com/office/word/2010/wordml" xmlns:w15="http://schemas.microsoft.com/office/word/2012/wordml" xmlns:w16cei="http://schemas.microsoft.com/office/word/2026/wordml/cei" xmlns:w16cex="http://schemas.microsoft.com/office/word/2018/wordml/cex" xmlns:w16cid="http://schemas.microsoft.com/office/word/2016/wordml/cid" xmlns:w16="http://schemas.microsoft.com/office/word/2018/wordml" xmlns:w16du="http://schemas.microsoft.com/office/word/2023/wordml/word16du" xmlns:w16sdtdh="http://schemas.microsoft.com/office/word/2020/wordml/sdtdatahash" xmlns:w16sdtfl="http://schemas.microsoft.com/office/word/2024/wordml/sdtformatlock" xmlns:w16se="http://schemas.microsoft.com/office/word/2015/wordml/symex" xmlns:wpg="http://schemas.microsoft.com/office/word/2010/wordprocessingGroup" xmlns:wpi="http://schemas.microsoft.com/office/word/2010/wordprocessingInk" xmlns:wne="http://schemas.microsoft.com/office/word/2006/wordml" xmlns:wps="http://schemas.microsoft.com/office/word/2010/wordprocessingShape" mc:Ignorable="w14 w15 w16se w16cid w16 w16cex w16sdtdh w16sdtfl w16du wp14">
   <w:p>
     <w:pPr>
       <w:pStyle w:val="Header"/>
@@ -51593,7 +54545,7 @@
 </file>
 
 <file path=word/header2.xml><?xml version="1.0" encoding="utf-8"?>
-<w:hdr xmlns:wpc="http://schemas.microsoft.com/office/word/2010/wordprocessingCanvas" xmlns:cx="http://schemas.microsoft.com/office/drawing/2014/chartex" xmlns:cx1="http://schemas.microsoft.com/office/drawing/2015/9/8/chartex" xmlns:cx2="http://schemas.microsoft.com/office/drawing/2015/10/21/chartex" xmlns:cx3="http://schemas.microsoft.com/office/drawing/2016/5/9/chartex" xmlns:cx4="http://schemas.microsoft.com/office/drawing/2016/5/10/chartex" xmlns:cx5="http://schemas.microsoft.com/office/drawing/2016/5/11/chartex" xmlns:cx6="http://schemas.microsoft.com/office/drawing/2016/5/12/chartex" xmlns:cx7="http://schemas.microsoft.com/office/drawing/2016/5/13/chartex" xmlns:cx8="http://schemas.microsoft.com/office/drawing/2016/5/14/chartex" xmlns:mc="http://schemas.openxmlformats.org/markup-compatibility/2006" xmlns:aink="http://schemas.microsoft.com/office/drawing/2016/ink" xmlns:am3d="http://schemas.microsoft.com/office/drawing/2017/model3d" xmlns:o="urn:schemas-microsoft-com:office:office" xmlns:oel="http://schemas.microsoft.com/office/2019/extlst" xmlns:r="http://schemas.openxmlformats.org/officeDocument/2006/relationships" xmlns:m="http://schemas.openxmlformats.org/officeDocument/2006/math" xmlns:v="urn:schemas-microsoft-com:vml" xmlns:wp14="http://schemas.microsoft.com/office/word/2010/wordprocessingDrawing" xmlns:wp="http://schemas.openxmlformats.org/drawingml/2006/wordprocessingDrawing" xmlns:w10="urn:schemas-microsoft-com:office:word" xmlns:w="http://schemas.openxmlformats.org/wordprocessingml/2006/main" xmlns:w14="http://schemas.microsoft.com/office/word/2010/wordml" xmlns:w15="http://schemas.microsoft.com/office/word/2012/wordml" xmlns:w16cex="http://schemas.microsoft.com/office/word/2018/wordml/cex" xmlns:w16cid="http://schemas.microsoft.com/office/word/2016/wordml/cid" xmlns:w16="http://schemas.microsoft.com/office/word/2018/wordml" xmlns:w16sdtdh="http://schemas.microsoft.com/office/word/2020/wordml/sdtdatahash" xmlns:w16se="http://schemas.microsoft.com/office/word/2015/wordml/symex" xmlns:wpg="http://schemas.microsoft.com/office/word/2010/wordprocessingGroup" xmlns:wpi="http://schemas.microsoft.com/office/word/2010/wordprocessingInk" xmlns:wne="http://schemas.microsoft.com/office/word/2006/wordml" xmlns:wps="http://schemas.microsoft.com/office/word/2010/wordprocessingShape" mc:Ignorable="w14 w15 w16se w16cid w16 w16cex w16sdtdh wp14">
+<w:hdr xmlns:wpc="http://schemas.microsoft.com/office/word/2010/wordprocessingCanvas" xmlns:cx="http://schemas.microsoft.com/office/drawing/2014/chartex" xmlns:cx1="http://schemas.microsoft.com/office/drawing/2015/9/8/chartex" xmlns:cx2="http://schemas.microsoft.com/office/drawing/2015/10/21/chartex" xmlns:cx3="http://schemas.microsoft.com/office/drawing/2016/5/9/chartex" xmlns:cx4="http://schemas.microsoft.com/office/drawing/2016/5/10/chartex" xmlns:cx5="http://schemas.microsoft.com/office/drawing/2016/5/11/chartex" xmlns:cx6="http://schemas.microsoft.com/office/drawing/2016/5/12/chartex" xmlns:cx7="http://schemas.microsoft.com/office/drawing/2016/5/13/chartex" xmlns:cx8="http://schemas.microsoft.com/office/drawing/2016/5/14/chartex" xmlns:mc="http://schemas.openxmlformats.org/markup-compatibility/2006" xmlns:aink="http://schemas.microsoft.com/office/drawing/2016/ink" xmlns:am3d="http://schemas.microsoft.com/office/drawing/2017/model3d" xmlns:o="urn:schemas-microsoft-com:office:office" xmlns:oel="http://schemas.microsoft.com/office/2019/extlst" xmlns:r="http://schemas.openxmlformats.org/officeDocument/2006/relationships" xmlns:m="http://schemas.openxmlformats.org/officeDocument/2006/math" xmlns:v="urn:schemas-microsoft-com:vml" xmlns:wp14="http://schemas.microsoft.com/office/word/2010/wordprocessingDrawing" xmlns:wp="http://schemas.openxmlformats.org/drawingml/2006/wordprocessingDrawing" xmlns:w10="urn:schemas-microsoft-com:office:word" xmlns:w="http://schemas.openxmlformats.org/wordprocessingml/2006/main" xmlns:w14="http://schemas.microsoft.com/office/word/2010/wordml" xmlns:w15="http://schemas.microsoft.com/office/word/2012/wordml" xmlns:w16cei="http://schemas.microsoft.com/office/word/2026/wordml/cei" xmlns:w16cex="http://schemas.microsoft.com/office/word/2018/wordml/cex" xmlns:w16cid="http://schemas.microsoft.com/office/word/2016/wordml/cid" xmlns:w16="http://schemas.microsoft.com/office/word/2018/wordml" xmlns:w16du="http://schemas.microsoft.com/office/word/2023/wordml/word16du" xmlns:w16sdtdh="http://schemas.microsoft.com/office/word/2020/wordml/sdtdatahash" xmlns:w16sdtfl="http://schemas.microsoft.com/office/word/2024/wordml/sdtformatlock" xmlns:w16se="http://schemas.microsoft.com/office/word/2015/wordml/symex" xmlns:wpg="http://schemas.microsoft.com/office/word/2010/wordprocessingGroup" xmlns:wpi="http://schemas.microsoft.com/office/word/2010/wordprocessingInk" xmlns:wne="http://schemas.microsoft.com/office/word/2006/wordml" xmlns:wps="http://schemas.microsoft.com/office/word/2010/wordprocessingShape" mc:Ignorable="w14 w15 w16se w16cid w16 w16cex w16sdtdh w16sdtfl w16du wp14">
   <w:p>
     <w:pPr>
       <w:pStyle w:val="Header"/>
@@ -51606,7 +54558,7 @@
 </file>
 
 <file path=word/styles.xml><?xml version="1.0" encoding="utf-8"?>
-<w:styles xmlns:mc="http://schemas.openxmlformats.org/markup-compatibility/2006" xmlns:r="http://schemas.openxmlformats.org/officeDocument/2006/relationships" xmlns:w="http://schemas.openxmlformats.org/wordprocessingml/2006/main" xmlns:w14="http://schemas.microsoft.com/office/word/2010/wordml" xmlns:w15="http://schemas.microsoft.com/office/word/2012/wordml" xmlns:w16cex="http://schemas.microsoft.com/office/word/2018/wordml/cex" xmlns:w16cid="http://schemas.microsoft.com/office/word/2016/wordml/cid" xmlns:w16="http://schemas.microsoft.com/office/word/2018/wordml" xmlns:w16sdtdh="http://schemas.microsoft.com/office/word/2020/wordml/sdtdatahash" xmlns:w16se="http://schemas.microsoft.com/office/word/2015/wordml/symex" mc:Ignorable="w14 w15 w16se w16cid w16 w16cex w16sdtdh">
+<w:styles xmlns:mc="http://schemas.openxmlformats.org/markup-compatibility/2006" xmlns:r="http://schemas.openxmlformats.org/officeDocument/2006/relationships" xmlns:w="http://schemas.openxmlformats.org/wordprocessingml/2006/main" xmlns:w14="http://schemas.microsoft.com/office/word/2010/wordml" xmlns:w15="http://schemas.microsoft.com/office/word/2012/wordml" xmlns:w16cex="http://schemas.microsoft.com/office/word/2018/wordml/cex" xmlns:w16cid="http://schemas.microsoft.com/office/word/2016/wordml/cid" xmlns:w16="http://schemas.microsoft.com/office/word/2018/wordml" xmlns:w16du="http://schemas.microsoft.com/office/word/2023/wordml/word16du" xmlns:w16sdtdh="http://schemas.microsoft.com/office/word/2020/wordml/sdtdatahash" xmlns:w16sdtfl="http://schemas.microsoft.com/office/word/2024/wordml/sdtformatlock" xmlns:w16se="http://schemas.microsoft.com/office/word/2015/wordml/symex" mc:Ignorable="w14 w15 w16se w16cid w16 w16cex w16sdtdh w16sdtfl w16du">
   <w:docDefaults>
     <w:rPrDefault>
       <w:rPr>

--- a/TS Jatai Ghanam Project/TS 3.4/TS 3.4 Ghanam Tamil Corrections.docx
+++ b/TS Jatai Ghanam Project/TS 3.4/TS 3.4 Ghanam Tamil Corrections.docx
@@ -102,7 +102,18 @@
           <w:szCs w:val="32"/>
           <w:u w:val="single"/>
         </w:rPr>
-        <w:t xml:space="preserve">Observed till </w:t>
+        <w:t xml:space="preserve">Observed </w:t>
+      </w:r>
+      <w:proofErr w:type="gramStart"/>
+      <w:r>
+        <w:rPr>
+          <w:b/>
+          <w:bCs/>
+          <w:sz w:val="32"/>
+          <w:szCs w:val="32"/>
+          <w:u w:val="single"/>
+        </w:rPr>
+        <w:t xml:space="preserve">till </w:t>
       </w:r>
       <w:r>
         <w:rPr>
@@ -115,6 +126,7 @@
         </w:rPr>
         <w:t>?????</w:t>
       </w:r>
+      <w:proofErr w:type="gramEnd"/>
     </w:p>
     <w:p>
       <w:pPr>
@@ -993,6 +1005,7 @@
               </w:rPr>
               <w:t>)</w:t>
             </w:r>
+            <w:proofErr w:type="gramStart"/>
             <w:r>
               <w:rPr>
                 <w:rFonts w:ascii="Latha" w:hAnsi="Latha" w:cs="Latha"/>
@@ -1010,6 +1023,7 @@
               </w:rPr>
               <w:t>அனு</w:t>
             </w:r>
+            <w:proofErr w:type="gramEnd"/>
             <w:r>
               <w:rPr>
                 <w:rFonts w:ascii="BRH Tamil Tab Extra" w:hAnsi="BRH Tamil Tab Extra" w:cs="Latha"/>
@@ -1316,6 +1330,7 @@
               </w:rPr>
               <w:t>)</w:t>
             </w:r>
+            <w:proofErr w:type="gramStart"/>
             <w:r>
               <w:rPr>
                 <w:rFonts w:ascii="Latha" w:hAnsi="Latha" w:cs="Latha"/>
@@ -1333,6 +1348,7 @@
               </w:rPr>
               <w:t>அனு</w:t>
             </w:r>
+            <w:proofErr w:type="gramEnd"/>
             <w:r>
               <w:rPr>
                 <w:rFonts w:ascii="BRH Tamil Tab Extra" w:hAnsi="BRH Tamil Tab Extra" w:cs="Latha"/>
@@ -2915,6 +2931,783 @@
               </w:rPr>
               <w:t xml:space="preserve">| </w:t>
             </w:r>
+          </w:p>
+        </w:tc>
+      </w:tr>
+      <w:tr>
+        <w:trPr>
+          <w:trHeight w:val="924"/>
+        </w:trPr>
+        <w:tc>
+          <w:tcPr>
+            <w:tcW w:w="7166" w:type="dxa"/>
+          </w:tcPr>
+          <w:p>
+            <w:pPr>
+              <w:autoSpaceDE w:val="0"/>
+              <w:autoSpaceDN w:val="0"/>
+              <w:adjustRightInd w:val="0"/>
+              <w:spacing w:before="0" w:line="240" w:lineRule="auto"/>
+              <w:rPr>
+                <w:rFonts w:ascii="Latha" w:hAnsi="Latha" w:cs="Latha"/>
+                <w:szCs w:val="24"/>
+                <w:lang w:bidi="ta-IN"/>
+              </w:rPr>
+            </w:pPr>
+            <w:r>
+              <w:rPr>
+                <w:rFonts w:ascii="Latha" w:hAnsi="Latha" w:cs="Latha"/>
+                <w:b/>
+                <w:bCs/>
+                <w:szCs w:val="24"/>
+                <w:cs/>
+                <w:lang w:bidi="ta-IN"/>
+              </w:rPr>
+              <w:t>34</w:t>
+            </w:r>
+            <w:r>
+              <w:rPr>
+                <w:rFonts w:ascii="Latha" w:hAnsi="Latha" w:cs="Latha"/>
+                <w:b/>
+                <w:bCs/>
+                <w:szCs w:val="24"/>
+                <w:cs/>
+                <w:lang w:bidi="ta-IN"/>
+              </w:rPr>
+              <w:t>)</w:t>
+            </w:r>
+            <w:r>
+              <w:rPr>
+                <w:rFonts w:ascii="Latha" w:hAnsi="Latha" w:cs="Latha"/>
+                <w:szCs w:val="24"/>
+                <w:lang w:bidi="ta-IN"/>
+              </w:rPr>
+              <w:tab/>
+            </w:r>
+            <w:r>
+              <w:rPr>
+                <w:rFonts w:ascii="Latha" w:hAnsi="Latha" w:cs="Latha"/>
+                <w:b/>
+                <w:bCs/>
+                <w:szCs w:val="24"/>
+                <w:cs/>
+                <w:lang w:bidi="ta-IN"/>
+              </w:rPr>
+              <w:t>3.4.11</w:t>
+            </w:r>
+            <w:r>
+              <w:rPr>
+                <w:rFonts w:ascii="Latha" w:hAnsi="Latha" w:cs="Latha"/>
+                <w:b/>
+                <w:bCs/>
+                <w:szCs w:val="24"/>
+                <w:lang w:bidi="ta-IN"/>
+              </w:rPr>
+              <w:t>.</w:t>
+            </w:r>
+            <w:r>
+              <w:rPr>
+                <w:rFonts w:ascii="Latha" w:hAnsi="Latha" w:cs="Latha"/>
+                <w:b/>
+                <w:bCs/>
+                <w:szCs w:val="24"/>
+                <w:cs/>
+                <w:lang w:bidi="ta-IN"/>
+              </w:rPr>
+              <w:t>1</w:t>
+            </w:r>
+            <w:r>
+              <w:rPr>
+                <w:rFonts w:ascii="Latha" w:hAnsi="Latha" w:cs="Latha"/>
+                <w:b/>
+                <w:bCs/>
+                <w:szCs w:val="24"/>
+                <w:lang w:bidi="ta-IN"/>
+              </w:rPr>
+              <w:t>(2</w:t>
+            </w:r>
+            <w:r>
+              <w:rPr>
+                <w:rFonts w:ascii="Latha" w:hAnsi="Latha" w:cs="Latha"/>
+                <w:b/>
+                <w:bCs/>
+                <w:szCs w:val="24"/>
+                <w:cs/>
+                <w:lang w:bidi="ta-IN"/>
+              </w:rPr>
+              <w:t>7</w:t>
+            </w:r>
+            <w:r>
+              <w:rPr>
+                <w:rFonts w:ascii="Latha" w:hAnsi="Latha" w:cs="Latha"/>
+                <w:b/>
+                <w:bCs/>
+                <w:szCs w:val="24"/>
+                <w:lang w:bidi="ta-IN"/>
+              </w:rPr>
+              <w:t>)</w:t>
+            </w:r>
+            <w:r>
+              <w:rPr>
+                <w:rFonts w:ascii="Latha" w:hAnsi="Latha" w:cs="Latha"/>
+                <w:szCs w:val="24"/>
+                <w:lang w:bidi="ta-IN"/>
+              </w:rPr>
+              <w:t xml:space="preserve">-  </w:t>
+            </w:r>
+            <w:r>
+              <w:rPr>
+                <w:rFonts w:ascii="Latha" w:hAnsi="Latha" w:cs="Latha"/>
+                <w:szCs w:val="24"/>
+                <w:cs/>
+                <w:lang w:bidi="ta-IN"/>
+              </w:rPr>
+              <w:t>ஶ்ரவா</w:t>
+            </w:r>
+            <w:r>
+              <w:rPr>
+                <w:rFonts w:ascii="Latha" w:hAnsi="Latha" w:cs="Latha"/>
+                <w:b/>
+                <w:bCs/>
+                <w:szCs w:val="24"/>
+                <w:lang w:bidi="ta-IN"/>
+              </w:rPr>
+              <w:t>(</w:t>
+            </w:r>
+            <w:r>
+              <w:rPr>
+                <w:rFonts w:ascii="Latha" w:hAnsi="Latha" w:cs="Latha"/>
+                <w:szCs w:val="24"/>
+                <w:cs/>
+                <w:lang w:bidi="ta-IN"/>
+              </w:rPr>
+              <w:t>க்ம்</w:t>
+            </w:r>
+            <w:r>
+              <w:rPr>
+                <w:rFonts w:ascii="Latha" w:hAnsi="Latha" w:cs="Latha"/>
+                <w:b/>
+                <w:bCs/>
+                <w:szCs w:val="24"/>
+                <w:lang w:bidi="ta-IN"/>
+              </w:rPr>
+              <w:t>)</w:t>
+            </w:r>
+            <w:r>
+              <w:rPr>
+                <w:rFonts w:ascii="BRH Tamil Tab Extra" w:hAnsi="BRH Tamil Tab Extra" w:cs="Latha"/>
+                <w:b/>
+                <w:bCs/>
+                <w:szCs w:val="28"/>
+                <w:lang w:bidi="ta-IN"/>
+              </w:rPr>
+              <w:t>†</w:t>
+            </w:r>
+            <w:r>
+              <w:rPr>
+                <w:rFonts w:ascii="Latha" w:hAnsi="Latha" w:cs="Latha"/>
+                <w:szCs w:val="24"/>
+                <w:cs/>
+                <w:lang w:bidi="ta-IN"/>
+              </w:rPr>
+              <w:t xml:space="preserve">ஸி </w:t>
+            </w:r>
+            <w:r>
+              <w:rPr>
+                <w:rFonts w:ascii="Latha" w:hAnsi="Latha" w:cs="Latha"/>
+                <w:szCs w:val="24"/>
+                <w:lang w:bidi="ta-IN"/>
+              </w:rPr>
+              <w:t>||</w:t>
+            </w:r>
+          </w:p>
+          <w:p>
+            <w:pPr>
+              <w:autoSpaceDE w:val="0"/>
+              <w:autoSpaceDN w:val="0"/>
+              <w:adjustRightInd w:val="0"/>
+              <w:spacing w:before="0" w:line="240" w:lineRule="auto"/>
+              <w:rPr>
+                <w:rFonts w:cs="ar"/>
+                <w:color w:val="000000"/>
+                <w:szCs w:val="36"/>
+              </w:rPr>
+            </w:pPr>
+            <w:r>
+              <w:rPr>
+                <w:rFonts w:ascii="Latha" w:hAnsi="Latha" w:cs="Latha"/>
+                <w:szCs w:val="24"/>
+                <w:highlight w:val="yellow"/>
+                <w:cs/>
+                <w:lang w:bidi="ta-IN"/>
+              </w:rPr>
+              <w:t>ஶ்ர</w:t>
+            </w:r>
+            <w:r>
+              <w:rPr>
+                <w:rFonts w:ascii="BRH Tamil Tab Extra" w:hAnsi="BRH Tamil Tab Extra" w:cs="Latha"/>
+                <w:b/>
+                <w:bCs/>
+                <w:szCs w:val="28"/>
+                <w:highlight w:val="yellow"/>
+                <w:lang w:bidi="ta-IN"/>
+              </w:rPr>
+              <w:t>…</w:t>
+            </w:r>
+            <w:r>
+              <w:rPr>
+                <w:rFonts w:ascii="Latha" w:hAnsi="Latha" w:cs="Latha"/>
+                <w:szCs w:val="24"/>
+                <w:cs/>
+                <w:lang w:bidi="ta-IN"/>
+              </w:rPr>
+              <w:t>வா</w:t>
+            </w:r>
+            <w:r>
+              <w:rPr>
+                <w:rFonts w:ascii="BRH Tamil Tab Extra" w:hAnsi="BRH Tamil Tab Extra" w:cs="Latha"/>
+                <w:b/>
+                <w:bCs/>
+                <w:szCs w:val="28"/>
+                <w:lang w:bidi="ta-IN"/>
+              </w:rPr>
+              <w:t>…</w:t>
+            </w:r>
+            <w:r>
+              <w:rPr>
+                <w:rFonts w:ascii="Latha" w:hAnsi="Latha" w:cs="Latha"/>
+                <w:b/>
+                <w:bCs/>
+                <w:szCs w:val="24"/>
+                <w:lang w:bidi="ta-IN"/>
+              </w:rPr>
+              <w:t>(</w:t>
+            </w:r>
+            <w:r>
+              <w:rPr>
+                <w:rFonts w:ascii="Latha" w:hAnsi="Latha" w:cs="Latha"/>
+                <w:szCs w:val="24"/>
+                <w:cs/>
+                <w:lang w:bidi="ta-IN"/>
+              </w:rPr>
+              <w:t>க்ம்</w:t>
+            </w:r>
+            <w:r>
+              <w:rPr>
+                <w:rFonts w:ascii="Latha" w:hAnsi="Latha" w:cs="Latha"/>
+                <w:b/>
+                <w:bCs/>
+                <w:szCs w:val="24"/>
+                <w:lang w:bidi="ta-IN"/>
+              </w:rPr>
+              <w:t>)</w:t>
+            </w:r>
+            <w:r>
+              <w:rPr>
+                <w:rFonts w:ascii="BRH Tamil Tab Extra" w:hAnsi="BRH Tamil Tab Extra" w:cs="Latha"/>
+                <w:b/>
+                <w:bCs/>
+                <w:szCs w:val="28"/>
+                <w:lang w:bidi="ta-IN"/>
+              </w:rPr>
+              <w:t>…</w:t>
+            </w:r>
+            <w:r>
+              <w:rPr>
+                <w:rFonts w:ascii="Latha" w:hAnsi="Latha" w:cs="Latha"/>
+                <w:szCs w:val="24"/>
+                <w:cs/>
+                <w:lang w:bidi="ta-IN"/>
+              </w:rPr>
+              <w:t>ஸீதி</w:t>
+            </w:r>
+            <w:r>
+              <w:rPr>
+                <w:rFonts w:ascii="BRH Tamil Tab Extra" w:hAnsi="BRH Tamil Tab Extra" w:cs="Latha"/>
+                <w:b/>
+                <w:bCs/>
+                <w:szCs w:val="28"/>
+                <w:lang w:bidi="ta-IN"/>
+              </w:rPr>
+              <w:t>…</w:t>
+            </w:r>
+            <w:r>
+              <w:rPr>
+                <w:rFonts w:ascii="Latha" w:hAnsi="Latha" w:cs="Latha"/>
+                <w:szCs w:val="24"/>
+                <w:lang w:bidi="ta-IN"/>
+              </w:rPr>
+              <w:t xml:space="preserve"> </w:t>
+            </w:r>
+            <w:r>
+              <w:rPr>
+                <w:rFonts w:ascii="Latha" w:hAnsi="Latha" w:cs="Latha"/>
+                <w:szCs w:val="24"/>
+                <w:cs/>
+                <w:lang w:bidi="ta-IN"/>
+              </w:rPr>
+              <w:t>ஶ்ரவா</w:t>
+            </w:r>
+            <w:r>
+              <w:rPr>
+                <w:rFonts w:ascii="Latha" w:hAnsi="Latha" w:cs="Latha"/>
+                <w:b/>
+                <w:bCs/>
+                <w:szCs w:val="24"/>
+                <w:lang w:bidi="ta-IN"/>
+              </w:rPr>
+              <w:t>(</w:t>
+            </w:r>
+            <w:r>
+              <w:rPr>
+                <w:rFonts w:ascii="Latha" w:hAnsi="Latha" w:cs="Latha"/>
+                <w:szCs w:val="24"/>
+                <w:cs/>
+                <w:lang w:bidi="ta-IN"/>
+              </w:rPr>
+              <w:t>க்ம்</w:t>
+            </w:r>
+            <w:r>
+              <w:rPr>
+                <w:rFonts w:ascii="Latha" w:hAnsi="Latha" w:cs="Latha"/>
+                <w:b/>
+                <w:bCs/>
+                <w:szCs w:val="24"/>
+                <w:lang w:bidi="ta-IN"/>
+              </w:rPr>
+              <w:t>)</w:t>
+            </w:r>
+            <w:r>
+              <w:rPr>
+                <w:rFonts w:ascii="BRH Tamil Tab Extra" w:hAnsi="BRH Tamil Tab Extra" w:cs="Latha"/>
+                <w:b/>
+                <w:bCs/>
+                <w:szCs w:val="28"/>
+                <w:lang w:bidi="ta-IN"/>
+              </w:rPr>
+              <w:t>†</w:t>
+            </w:r>
+            <w:r>
+              <w:rPr>
+                <w:rFonts w:ascii="Latha" w:hAnsi="Latha" w:cs="Latha"/>
+                <w:szCs w:val="24"/>
+                <w:cs/>
+                <w:lang w:bidi="ta-IN"/>
+              </w:rPr>
+              <w:t xml:space="preserve">ஸி </w:t>
+            </w:r>
+            <w:r>
+              <w:rPr>
+                <w:rFonts w:ascii="Latha" w:hAnsi="Latha" w:cs="Latha"/>
+                <w:szCs w:val="24"/>
+                <w:lang w:bidi="ta-IN"/>
+              </w:rPr>
+              <w:t xml:space="preserve">| </w:t>
+            </w:r>
+          </w:p>
+        </w:tc>
+        <w:tc>
+          <w:tcPr>
+            <w:tcW w:w="7371" w:type="dxa"/>
+          </w:tcPr>
+          <w:p>
+            <w:pPr>
+              <w:autoSpaceDE w:val="0"/>
+              <w:autoSpaceDN w:val="0"/>
+              <w:adjustRightInd w:val="0"/>
+              <w:spacing w:before="0" w:line="240" w:lineRule="auto"/>
+              <w:rPr>
+                <w:rFonts w:ascii="Latha" w:hAnsi="Latha" w:cs="Latha"/>
+                <w:szCs w:val="24"/>
+                <w:lang w:bidi="ta-IN"/>
+              </w:rPr>
+            </w:pPr>
+            <w:r>
+              <w:rPr>
+                <w:rFonts w:ascii="Latha" w:hAnsi="Latha" w:cs="Latha"/>
+                <w:b/>
+                <w:bCs/>
+                <w:szCs w:val="24"/>
+                <w:cs/>
+                <w:lang w:bidi="ta-IN"/>
+              </w:rPr>
+              <w:t>34</w:t>
+            </w:r>
+            <w:r>
+              <w:rPr>
+                <w:rFonts w:ascii="Latha" w:hAnsi="Latha" w:cs="Latha"/>
+                <w:b/>
+                <w:bCs/>
+                <w:szCs w:val="24"/>
+                <w:cs/>
+                <w:lang w:bidi="ta-IN"/>
+              </w:rPr>
+              <w:t>)</w:t>
+            </w:r>
+            <w:r>
+              <w:rPr>
+                <w:rFonts w:ascii="Latha" w:hAnsi="Latha" w:cs="Latha"/>
+                <w:szCs w:val="24"/>
+                <w:lang w:bidi="ta-IN"/>
+              </w:rPr>
+              <w:tab/>
+            </w:r>
+            <w:r>
+              <w:rPr>
+                <w:rFonts w:ascii="Latha" w:hAnsi="Latha" w:cs="Latha"/>
+                <w:b/>
+                <w:bCs/>
+                <w:szCs w:val="24"/>
+                <w:cs/>
+                <w:lang w:bidi="ta-IN"/>
+              </w:rPr>
+              <w:t>3.4.11</w:t>
+            </w:r>
+            <w:r>
+              <w:rPr>
+                <w:rFonts w:ascii="Latha" w:hAnsi="Latha" w:cs="Latha"/>
+                <w:b/>
+                <w:bCs/>
+                <w:szCs w:val="24"/>
+                <w:lang w:bidi="ta-IN"/>
+              </w:rPr>
+              <w:t>.</w:t>
+            </w:r>
+            <w:r>
+              <w:rPr>
+                <w:rFonts w:ascii="Latha" w:hAnsi="Latha" w:cs="Latha"/>
+                <w:b/>
+                <w:bCs/>
+                <w:szCs w:val="24"/>
+                <w:cs/>
+                <w:lang w:bidi="ta-IN"/>
+              </w:rPr>
+              <w:t>1</w:t>
+            </w:r>
+            <w:r>
+              <w:rPr>
+                <w:rFonts w:ascii="Latha" w:hAnsi="Latha" w:cs="Latha"/>
+                <w:b/>
+                <w:bCs/>
+                <w:szCs w:val="24"/>
+                <w:lang w:bidi="ta-IN"/>
+              </w:rPr>
+              <w:t>(2</w:t>
+            </w:r>
+            <w:r>
+              <w:rPr>
+                <w:rFonts w:ascii="Latha" w:hAnsi="Latha" w:cs="Latha"/>
+                <w:b/>
+                <w:bCs/>
+                <w:szCs w:val="24"/>
+                <w:cs/>
+                <w:lang w:bidi="ta-IN"/>
+              </w:rPr>
+              <w:t>7</w:t>
+            </w:r>
+            <w:r>
+              <w:rPr>
+                <w:rFonts w:ascii="Latha" w:hAnsi="Latha" w:cs="Latha"/>
+                <w:b/>
+                <w:bCs/>
+                <w:szCs w:val="24"/>
+                <w:lang w:bidi="ta-IN"/>
+              </w:rPr>
+              <w:t>)</w:t>
+            </w:r>
+            <w:r>
+              <w:rPr>
+                <w:rFonts w:ascii="Latha" w:hAnsi="Latha" w:cs="Latha"/>
+                <w:szCs w:val="24"/>
+                <w:lang w:bidi="ta-IN"/>
+              </w:rPr>
+              <w:t xml:space="preserve">-  </w:t>
+            </w:r>
+            <w:r>
+              <w:rPr>
+                <w:rFonts w:ascii="Latha" w:hAnsi="Latha" w:cs="Latha"/>
+                <w:szCs w:val="24"/>
+                <w:cs/>
+                <w:lang w:bidi="ta-IN"/>
+              </w:rPr>
+              <w:t>ஶ்ரவா</w:t>
+            </w:r>
+            <w:r>
+              <w:rPr>
+                <w:rFonts w:ascii="Latha" w:hAnsi="Latha" w:cs="Latha"/>
+                <w:b/>
+                <w:bCs/>
+                <w:szCs w:val="24"/>
+                <w:lang w:bidi="ta-IN"/>
+              </w:rPr>
+              <w:t>(</w:t>
+            </w:r>
+            <w:r>
+              <w:rPr>
+                <w:rFonts w:ascii="Latha" w:hAnsi="Latha" w:cs="Latha"/>
+                <w:szCs w:val="24"/>
+                <w:cs/>
+                <w:lang w:bidi="ta-IN"/>
+              </w:rPr>
+              <w:t>க்ம்</w:t>
+            </w:r>
+            <w:r>
+              <w:rPr>
+                <w:rFonts w:ascii="Latha" w:hAnsi="Latha" w:cs="Latha"/>
+                <w:b/>
+                <w:bCs/>
+                <w:szCs w:val="24"/>
+                <w:lang w:bidi="ta-IN"/>
+              </w:rPr>
+              <w:t>)</w:t>
+            </w:r>
+            <w:r>
+              <w:rPr>
+                <w:rFonts w:ascii="BRH Tamil Tab Extra" w:hAnsi="BRH Tamil Tab Extra" w:cs="Latha"/>
+                <w:b/>
+                <w:bCs/>
+                <w:szCs w:val="28"/>
+                <w:lang w:bidi="ta-IN"/>
+              </w:rPr>
+              <w:t>†</w:t>
+            </w:r>
+            <w:r>
+              <w:rPr>
+                <w:rFonts w:ascii="Latha" w:hAnsi="Latha" w:cs="Latha"/>
+                <w:szCs w:val="24"/>
+                <w:cs/>
+                <w:lang w:bidi="ta-IN"/>
+              </w:rPr>
+              <w:t xml:space="preserve">ஸி </w:t>
+            </w:r>
+            <w:r>
+              <w:rPr>
+                <w:rFonts w:ascii="Latha" w:hAnsi="Latha" w:cs="Latha"/>
+                <w:szCs w:val="24"/>
+                <w:lang w:bidi="ta-IN"/>
+              </w:rPr>
+              <w:t>||</w:t>
+            </w:r>
+          </w:p>
+          <w:p>
+            <w:pPr>
+              <w:autoSpaceDE w:val="0"/>
+              <w:autoSpaceDN w:val="0"/>
+              <w:adjustRightInd w:val="0"/>
+              <w:spacing w:before="0" w:line="240" w:lineRule="auto"/>
+              <w:rPr>
+                <w:rFonts w:cs="ar"/>
+                <w:color w:val="000000"/>
+                <w:szCs w:val="36"/>
+              </w:rPr>
+            </w:pPr>
+            <w:r>
+              <w:rPr>
+                <w:rFonts w:ascii="Latha" w:hAnsi="Latha" w:cs="Latha"/>
+                <w:szCs w:val="24"/>
+                <w:highlight w:val="green"/>
+                <w:cs/>
+                <w:lang w:bidi="ta-IN"/>
+              </w:rPr>
+              <w:t>ஶ்ர</w:t>
+            </w:r>
+            <w:r>
+              <w:rPr>
+                <w:rFonts w:ascii="Latha" w:hAnsi="Latha" w:cs="Latha"/>
+                <w:szCs w:val="24"/>
+                <w:cs/>
+                <w:lang w:bidi="ta-IN"/>
+              </w:rPr>
+              <w:t>வா</w:t>
+            </w:r>
+            <w:r>
+              <w:rPr>
+                <w:rFonts w:ascii="BRH Tamil Tab Extra" w:hAnsi="BRH Tamil Tab Extra" w:cs="Latha"/>
+                <w:b/>
+                <w:bCs/>
+                <w:szCs w:val="28"/>
+                <w:lang w:bidi="ta-IN"/>
+              </w:rPr>
+              <w:t>…</w:t>
+            </w:r>
+            <w:r>
+              <w:rPr>
+                <w:rFonts w:ascii="Latha" w:hAnsi="Latha" w:cs="Latha"/>
+                <w:b/>
+                <w:bCs/>
+                <w:szCs w:val="24"/>
+                <w:lang w:bidi="ta-IN"/>
+              </w:rPr>
+              <w:t>(</w:t>
+            </w:r>
+            <w:r>
+              <w:rPr>
+                <w:rFonts w:ascii="Latha" w:hAnsi="Latha" w:cs="Latha"/>
+                <w:szCs w:val="24"/>
+                <w:cs/>
+                <w:lang w:bidi="ta-IN"/>
+              </w:rPr>
+              <w:t>க்ம்</w:t>
+            </w:r>
+            <w:r>
+              <w:rPr>
+                <w:rFonts w:ascii="Latha" w:hAnsi="Latha" w:cs="Latha"/>
+                <w:b/>
+                <w:bCs/>
+                <w:szCs w:val="24"/>
+                <w:lang w:bidi="ta-IN"/>
+              </w:rPr>
+              <w:t>)</w:t>
+            </w:r>
+            <w:r>
+              <w:rPr>
+                <w:rFonts w:ascii="BRH Tamil Tab Extra" w:hAnsi="BRH Tamil Tab Extra" w:cs="Latha"/>
+                <w:b/>
+                <w:bCs/>
+                <w:szCs w:val="28"/>
+                <w:lang w:bidi="ta-IN"/>
+              </w:rPr>
+              <w:t>…</w:t>
+            </w:r>
+            <w:r>
+              <w:rPr>
+                <w:rFonts w:ascii="Latha" w:hAnsi="Latha" w:cs="Latha"/>
+                <w:szCs w:val="24"/>
+                <w:cs/>
+                <w:lang w:bidi="ta-IN"/>
+              </w:rPr>
+              <w:t>ஸீதி</w:t>
+            </w:r>
+            <w:r>
+              <w:rPr>
+                <w:rFonts w:ascii="BRH Tamil Tab Extra" w:hAnsi="BRH Tamil Tab Extra" w:cs="Latha"/>
+                <w:b/>
+                <w:bCs/>
+                <w:szCs w:val="28"/>
+                <w:lang w:bidi="ta-IN"/>
+              </w:rPr>
+              <w:t>…</w:t>
+            </w:r>
+            <w:r>
+              <w:rPr>
+                <w:rFonts w:ascii="Latha" w:hAnsi="Latha" w:cs="Latha"/>
+                <w:szCs w:val="24"/>
+                <w:lang w:bidi="ta-IN"/>
+              </w:rPr>
+              <w:t xml:space="preserve"> </w:t>
+            </w:r>
+            <w:r>
+              <w:rPr>
+                <w:rFonts w:ascii="Latha" w:hAnsi="Latha" w:cs="Latha"/>
+                <w:szCs w:val="24"/>
+                <w:cs/>
+                <w:lang w:bidi="ta-IN"/>
+              </w:rPr>
+              <w:t>ஶ்ரவா</w:t>
+            </w:r>
+            <w:r>
+              <w:rPr>
+                <w:rFonts w:ascii="Latha" w:hAnsi="Latha" w:cs="Latha"/>
+                <w:b/>
+                <w:bCs/>
+                <w:szCs w:val="24"/>
+                <w:lang w:bidi="ta-IN"/>
+              </w:rPr>
+              <w:t>(</w:t>
+            </w:r>
+            <w:r>
+              <w:rPr>
+                <w:rFonts w:ascii="Latha" w:hAnsi="Latha" w:cs="Latha"/>
+                <w:szCs w:val="24"/>
+                <w:cs/>
+                <w:lang w:bidi="ta-IN"/>
+              </w:rPr>
+              <w:t>க்ம்</w:t>
+            </w:r>
+            <w:r>
+              <w:rPr>
+                <w:rFonts w:ascii="Latha" w:hAnsi="Latha" w:cs="Latha"/>
+                <w:b/>
+                <w:bCs/>
+                <w:szCs w:val="24"/>
+                <w:lang w:bidi="ta-IN"/>
+              </w:rPr>
+              <w:t>)</w:t>
+            </w:r>
+            <w:r>
+              <w:rPr>
+                <w:rFonts w:ascii="BRH Tamil Tab Extra" w:hAnsi="BRH Tamil Tab Extra" w:cs="Latha"/>
+                <w:b/>
+                <w:bCs/>
+                <w:szCs w:val="28"/>
+                <w:lang w:bidi="ta-IN"/>
+              </w:rPr>
+              <w:t>†</w:t>
+            </w:r>
+            <w:r>
+              <w:rPr>
+                <w:rFonts w:ascii="Latha" w:hAnsi="Latha" w:cs="Latha"/>
+                <w:szCs w:val="24"/>
+                <w:cs/>
+                <w:lang w:bidi="ta-IN"/>
+              </w:rPr>
+              <w:t xml:space="preserve">ஸி </w:t>
+            </w:r>
+            <w:r>
+              <w:rPr>
+                <w:rFonts w:ascii="Latha" w:hAnsi="Latha" w:cs="Latha"/>
+                <w:szCs w:val="24"/>
+                <w:lang w:bidi="ta-IN"/>
+              </w:rPr>
+              <w:t xml:space="preserve">| </w:t>
+            </w:r>
+          </w:p>
+        </w:tc>
+      </w:tr>
+      <w:tr>
+        <w:trPr>
+          <w:trHeight w:val="978"/>
+        </w:trPr>
+        <w:tc>
+          <w:tcPr>
+            <w:tcW w:w="7166" w:type="dxa"/>
+          </w:tcPr>
+          <w:p>
+            <w:pPr>
+              <w:autoSpaceDE w:val="0"/>
+              <w:autoSpaceDN w:val="0"/>
+              <w:adjustRightInd w:val="0"/>
+              <w:spacing w:before="0" w:line="240" w:lineRule="auto"/>
+              <w:rPr>
+                <w:rFonts w:ascii="Latha" w:hAnsi="Latha" w:cs="Latha"/>
+                <w:b/>
+                <w:bCs/>
+                <w:szCs w:val="24"/>
+                <w:cs/>
+                <w:lang w:bidi="ta-IN"/>
+              </w:rPr>
+            </w:pPr>
+          </w:p>
+        </w:tc>
+        <w:tc>
+          <w:tcPr>
+            <w:tcW w:w="7371" w:type="dxa"/>
+          </w:tcPr>
+          <w:p>
+            <w:pPr>
+              <w:autoSpaceDE w:val="0"/>
+              <w:autoSpaceDN w:val="0"/>
+              <w:adjustRightInd w:val="0"/>
+              <w:spacing w:before="0" w:line="240" w:lineRule="auto"/>
+              <w:rPr>
+                <w:rFonts w:ascii="Latha" w:hAnsi="Latha" w:cs="Latha"/>
+                <w:b/>
+                <w:bCs/>
+                <w:szCs w:val="24"/>
+                <w:cs/>
+                <w:lang w:bidi="ta-IN"/>
+              </w:rPr>
+            </w:pPr>
           </w:p>
         </w:tc>
       </w:tr>
@@ -3254,6 +4047,7 @@
                 <w:cs/>
                 <w:lang w:bidi="ta-IN"/>
               </w:rPr>
+              <w:lastRenderedPageBreak/>
               <w:t>15</w:t>
             </w:r>
             <w:r>
@@ -4580,7 +5374,6 @@
                 <w:cs/>
                 <w:lang w:bidi="ta-IN"/>
               </w:rPr>
-              <w:lastRenderedPageBreak/>
               <w:t>35</w:t>
             </w:r>
             <w:r>
@@ -7532,7 +8325,17 @@
                 <w:cs/>
                 <w:lang w:bidi="ta-IN"/>
               </w:rPr>
-              <w:t>ஶோ ரால</w:t>
+              <w:t xml:space="preserve">ஶோ </w:t>
+            </w:r>
+            <w:r>
+              <w:rPr>
+                <w:rFonts w:ascii="Latha" w:hAnsi="Latha" w:cs="Latha"/>
+                <w:szCs w:val="24"/>
+                <w:cs/>
+                <w:lang w:bidi="ta-IN"/>
+              </w:rPr>
+              <w:lastRenderedPageBreak/>
+              <w:t>ரால</w:t>
             </w:r>
             <w:r>
               <w:rPr>
@@ -8121,17 +8924,7 @@
                 <w:cs/>
                 <w:lang w:bidi="ta-IN"/>
               </w:rPr>
-              <w:t xml:space="preserve"> நா </w:t>
-            </w:r>
-            <w:r>
-              <w:rPr>
-                <w:rFonts w:ascii="Latha" w:hAnsi="Latha" w:cs="Latha"/>
-                <w:szCs w:val="24"/>
-                <w:cs/>
-                <w:lang w:bidi="ta-IN"/>
-              </w:rPr>
-              <w:lastRenderedPageBreak/>
-              <w:t>வாவ</w:t>
+              <w:t xml:space="preserve"> நா வாவ</w:t>
             </w:r>
             <w:r>
               <w:rPr>
@@ -10620,6 +11413,7 @@
                 <w:cs/>
                 <w:lang w:bidi="ta-IN"/>
               </w:rPr>
+              <w:lastRenderedPageBreak/>
               <w:t>45</w:t>
             </w:r>
             <w:r>
@@ -11327,7 +12121,6 @@
                 <w:cs/>
                 <w:lang w:bidi="ta-IN"/>
               </w:rPr>
-              <w:lastRenderedPageBreak/>
               <w:t>46</w:t>
             </w:r>
             <w:r>

--- a/TS Jatai Ghanam Project/TS 3.4/TS 3.4 Ghanam Tamil Corrections.docx
+++ b/TS Jatai Ghanam Project/TS 3.4/TS 3.4 Ghanam Tamil Corrections.docx
@@ -1,6 +1,6 @@
 
 <file path=word/document.xml><?xml version="1.0" encoding="utf-8"?>
-<w:document xmlns:wpc="http://schemas.microsoft.com/office/word/2010/wordprocessingCanvas" xmlns:cx="http://schemas.microsoft.com/office/drawing/2014/chartex" xmlns:cx1="http://schemas.microsoft.com/office/drawing/2015/9/8/chartex" xmlns:cx2="http://schemas.microsoft.com/office/drawing/2015/10/21/chartex" xmlns:cx3="http://schemas.microsoft.com/office/drawing/2016/5/9/chartex" xmlns:cx4="http://schemas.microsoft.com/office/drawing/2016/5/10/chartex" xmlns:cx5="http://schemas.microsoft.com/office/drawing/2016/5/11/chartex" xmlns:cx6="http://schemas.microsoft.com/office/drawing/2016/5/12/chartex" xmlns:cx7="http://schemas.microsoft.com/office/drawing/2016/5/13/chartex" xmlns:cx8="http://schemas.microsoft.com/office/drawing/2016/5/14/chartex" xmlns:mc="http://schemas.openxmlformats.org/markup-compatibility/2006" xmlns:aink="http://schemas.microsoft.com/office/drawing/2016/ink" xmlns:am3d="http://schemas.microsoft.com/office/drawing/2017/model3d" xmlns:o="urn:schemas-microsoft-com:office:office" xmlns:oel="http://schemas.microsoft.com/office/2019/extlst" xmlns:r="http://schemas.openxmlformats.org/officeDocument/2006/relationships" xmlns:m="http://schemas.openxmlformats.org/officeDocument/2006/math" xmlns:v="urn:schemas-microsoft-com:vml" xmlns:wp14="http://schemas.microsoft.com/office/word/2010/wordprocessingDrawing" xmlns:wp="http://schemas.openxmlformats.org/drawingml/2006/wordprocessingDrawing" xmlns:w10="urn:schemas-microsoft-com:office:word" xmlns:w="http://schemas.openxmlformats.org/wordprocessingml/2006/main" xmlns:w14="http://schemas.microsoft.com/office/word/2010/wordml" xmlns:w15="http://schemas.microsoft.com/office/word/2012/wordml" xmlns:w16cei="http://schemas.microsoft.com/office/word/2026/wordml/cei" xmlns:w16cex="http://schemas.microsoft.com/office/word/2018/wordml/cex" xmlns:w16cid="http://schemas.microsoft.com/office/word/2016/wordml/cid" xmlns:w16="http://schemas.microsoft.com/office/word/2018/wordml" xmlns:w16du="http://schemas.microsoft.com/office/word/2023/wordml/word16du" xmlns:w16sdtdh="http://schemas.microsoft.com/office/word/2020/wordml/sdtdatahash" xmlns:w16sdtfl="http://schemas.microsoft.com/office/word/2024/wordml/sdtformatlock" xmlns:w16se="http://schemas.microsoft.com/office/word/2015/wordml/symex" xmlns:wpg="http://schemas.microsoft.com/office/word/2010/wordprocessingGroup" xmlns:wpi="http://schemas.microsoft.com/office/word/2010/wordprocessingInk" xmlns:wne="http://schemas.microsoft.com/office/word/2006/wordml" xmlns:wps="http://schemas.microsoft.com/office/word/2010/wordprocessingShape" mc:Ignorable="w14 w15 w16se w16cid w16 w16cex w16sdtdh w16sdtfl w16du wp14">
+<w:document xmlns:wpc="http://schemas.microsoft.com/office/word/2010/wordprocessingCanvas" xmlns:cx="http://schemas.microsoft.com/office/drawing/2014/chartex" xmlns:cx1="http://schemas.microsoft.com/office/drawing/2015/9/8/chartex" xmlns:cx2="http://schemas.microsoft.com/office/drawing/2015/10/21/chartex" xmlns:cx3="http://schemas.microsoft.com/office/drawing/2016/5/9/chartex" xmlns:cx4="http://schemas.microsoft.com/office/drawing/2016/5/10/chartex" xmlns:cx5="http://schemas.microsoft.com/office/drawing/2016/5/11/chartex" xmlns:cx6="http://schemas.microsoft.com/office/drawing/2016/5/12/chartex" xmlns:cx7="http://schemas.microsoft.com/office/drawing/2016/5/13/chartex" xmlns:cx8="http://schemas.microsoft.com/office/drawing/2016/5/14/chartex" xmlns:mc="http://schemas.openxmlformats.org/markup-compatibility/2006" xmlns:aink="http://schemas.microsoft.com/office/drawing/2016/ink" xmlns:am3d="http://schemas.microsoft.com/office/drawing/2017/model3d" xmlns:o="urn:schemas-microsoft-com:office:office" xmlns:oel="http://schemas.microsoft.com/office/2019/extlst" xmlns:r="http://schemas.openxmlformats.org/officeDocument/2006/relationships" xmlns:m="http://schemas.openxmlformats.org/officeDocument/2006/math" xmlns:v="urn:schemas-microsoft-com:vml" xmlns:wp14="http://schemas.microsoft.com/office/word/2010/wordprocessingDrawing" xmlns:wp="http://schemas.openxmlformats.org/drawingml/2006/wordprocessingDrawing" xmlns:w10="urn:schemas-microsoft-com:office:word" xmlns:w="http://schemas.openxmlformats.org/wordprocessingml/2006/main" xmlns:w14="http://schemas.microsoft.com/office/word/2010/wordml" xmlns:w15="http://schemas.microsoft.com/office/word/2012/wordml" xmlns:w16cex="http://schemas.microsoft.com/office/word/2018/wordml/cex" xmlns:w16cid="http://schemas.microsoft.com/office/word/2016/wordml/cid" xmlns:w16="http://schemas.microsoft.com/office/word/2018/wordml" xmlns:w16du="http://schemas.microsoft.com/office/word/2023/wordml/word16du" xmlns:w16sdtdh="http://schemas.microsoft.com/office/word/2020/wordml/sdtdatahash" xmlns:w16sdtfl="http://schemas.microsoft.com/office/word/2024/wordml/sdtformatlock" xmlns:w16se="http://schemas.microsoft.com/office/word/2015/wordml/symex" xmlns:wpg="http://schemas.microsoft.com/office/word/2010/wordprocessingGroup" xmlns:wpi="http://schemas.microsoft.com/office/word/2010/wordprocessingInk" xmlns:wne="http://schemas.microsoft.com/office/word/2006/wordml" xmlns:wps="http://schemas.microsoft.com/office/word/2010/wordprocessingShape" mc:Ignorable="w14 w15 w16se w16cid w16 w16cex w16sdtdh w16sdtfl w16du wp14">
   <w:body>
     <w:p>
       <w:pPr>
@@ -102,9 +102,8 @@
           <w:szCs w:val="32"/>
           <w:u w:val="single"/>
         </w:rPr>
-        <w:t xml:space="preserve">Observed </w:t>
+        <w:t xml:space="preserve">Observed till </w:t>
       </w:r>
-      <w:proofErr w:type="gramStart"/>
       <w:r>
         <w:rPr>
           <w:b/>
@@ -113,20 +112,8 @@
           <w:szCs w:val="32"/>
           <w:u w:val="single"/>
         </w:rPr>
-        <w:t xml:space="preserve">till </w:t>
+        <w:t>31st Aug 2026</w:t>
       </w:r>
-      <w:r>
-        <w:rPr>
-          <w:b/>
-          <w:bCs/>
-          <w:sz w:val="32"/>
-          <w:szCs w:val="32"/>
-          <w:highlight w:val="red"/>
-          <w:u w:val="single"/>
-        </w:rPr>
-        <w:t>?????</w:t>
-      </w:r>
-      <w:proofErr w:type="gramEnd"/>
     </w:p>
     <w:p>
       <w:pPr>
@@ -445,6 +432,14 @@
             </w:r>
             <w:r>
               <w:rPr>
+                <w:rFonts w:ascii="BRH Malayalam Extra" w:hAnsi="BRH Malayalam Extra" w:cs="BRH Devanagari Extra"/>
+                <w:color w:val="000000"/>
+                <w:szCs w:val="32"/>
+              </w:rPr>
+              <w:t>–</w:t>
+            </w:r>
+            <w:r>
+              <w:rPr>
                 <w:rFonts w:ascii="BRH Tamil Tab Extra" w:hAnsi="BRH Tamil Tab Extra" w:cs="Latha"/>
                 <w:b/>
                 <w:bCs/>
@@ -1123,6 +1118,14 @@
             </w:r>
             <w:r>
               <w:rPr>
+                <w:rFonts w:ascii="BRH Malayalam Extra" w:hAnsi="BRH Malayalam Extra" w:cs="BRH Devanagari Extra"/>
+                <w:color w:val="000000"/>
+                <w:szCs w:val="32"/>
+              </w:rPr>
+              <w:t>–</w:t>
+            </w:r>
+            <w:r>
+              <w:rPr>
                 <w:rFonts w:ascii="Latha" w:hAnsi="Latha" w:cs="Latha"/>
                 <w:szCs w:val="24"/>
                 <w:cs/>
@@ -1785,6 +1788,14 @@
             </w:r>
             <w:r>
               <w:rPr>
+                <w:rFonts w:ascii="BRH Malayalam Extra" w:hAnsi="BRH Malayalam Extra" w:cs="BRH Devanagari Extra"/>
+                <w:color w:val="000000"/>
+                <w:szCs w:val="32"/>
+              </w:rPr>
+              <w:t>–</w:t>
+            </w:r>
+            <w:r>
+              <w:rPr>
                 <w:rFonts w:ascii="BRH Tamil Tab Extra" w:hAnsi="BRH Tamil Tab Extra" w:cs="Latha"/>
                 <w:b/>
                 <w:bCs/>
@@ -2471,6 +2482,14 @@
             </w:r>
             <w:r>
               <w:rPr>
+                <w:rFonts w:ascii="BRH Malayalam Extra" w:hAnsi="BRH Malayalam Extra" w:cs="BRH Devanagari Extra"/>
+                <w:color w:val="000000"/>
+                <w:szCs w:val="32"/>
+              </w:rPr>
+              <w:t>–</w:t>
+            </w:r>
+            <w:r>
+              <w:rPr>
                 <w:rFonts w:ascii="BRH Tamil Tab Extra" w:hAnsi="BRH Tamil Tab Extra" w:cs="Latha"/>
                 <w:b/>
                 <w:bCs/>
@@ -3128,31 +3147,39 @@
               <w:adjustRightInd w:val="0"/>
               <w:spacing w:before="0" w:line="240" w:lineRule="auto"/>
               <w:rPr>
-                <w:rFonts w:cs="ar"/>
+                <w:rFonts w:ascii="Latha" w:hAnsi="Latha" w:cs="Latha"/>
+                <w:szCs w:val="24"/>
+                <w:lang w:bidi="ta-IN"/>
+              </w:rPr>
+            </w:pPr>
+            <w:r>
+              <w:rPr>
+                <w:rFonts w:ascii="Latha" w:hAnsi="Latha" w:cs="Latha"/>
+                <w:szCs w:val="24"/>
+                <w:highlight w:val="yellow"/>
+                <w:cs/>
+                <w:lang w:bidi="ta-IN"/>
+              </w:rPr>
+              <w:t>ஶ்ர</w:t>
+            </w:r>
+            <w:r>
+              <w:rPr>
+                <w:rFonts w:ascii="BRH Tamil Tab Extra" w:hAnsi="BRH Tamil Tab Extra" w:cs="Latha"/>
+                <w:b/>
+                <w:bCs/>
+                <w:szCs w:val="28"/>
+                <w:highlight w:val="yellow"/>
+                <w:lang w:bidi="ta-IN"/>
+              </w:rPr>
+              <w:t>…</w:t>
+            </w:r>
+            <w:r>
+              <w:rPr>
+                <w:rFonts w:ascii="BRH Malayalam Extra" w:hAnsi="BRH Malayalam Extra" w:cs="BRH Devanagari Extra"/>
                 <w:color w:val="000000"/>
-                <w:szCs w:val="36"/>
-              </w:rPr>
-            </w:pPr>
-            <w:r>
-              <w:rPr>
-                <w:rFonts w:ascii="Latha" w:hAnsi="Latha" w:cs="Latha"/>
-                <w:szCs w:val="24"/>
-                <w:highlight w:val="yellow"/>
-                <w:cs/>
-                <w:lang w:bidi="ta-IN"/>
-              </w:rPr>
-              <w:t>ஶ்ர</w:t>
-            </w:r>
-            <w:r>
-              <w:rPr>
-                <w:rFonts w:ascii="BRH Tamil Tab Extra" w:hAnsi="BRH Tamil Tab Extra" w:cs="Latha"/>
-                <w:b/>
-                <w:bCs/>
-                <w:szCs w:val="28"/>
-                <w:highlight w:val="yellow"/>
-                <w:lang w:bidi="ta-IN"/>
-              </w:rPr>
-              <w:t>…</w:t>
+                <w:szCs w:val="32"/>
+              </w:rPr>
+              <w:t>–</w:t>
             </w:r>
             <w:r>
               <w:rPr>
@@ -3303,190 +3330,6 @@
                 <w:lang w:bidi="ta-IN"/>
               </w:rPr>
               <w:t xml:space="preserve">| </w:t>
-            </w:r>
-          </w:p>
-        </w:tc>
-        <w:tc>
-          <w:tcPr>
-            <w:tcW w:w="7371" w:type="dxa"/>
-          </w:tcPr>
-          <w:p>
-            <w:pPr>
-              <w:autoSpaceDE w:val="0"/>
-              <w:autoSpaceDN w:val="0"/>
-              <w:adjustRightInd w:val="0"/>
-              <w:spacing w:before="0" w:line="240" w:lineRule="auto"/>
-              <w:rPr>
-                <w:rFonts w:ascii="Latha" w:hAnsi="Latha" w:cs="Latha"/>
-                <w:szCs w:val="24"/>
-                <w:lang w:bidi="ta-IN"/>
-              </w:rPr>
-            </w:pPr>
-            <w:r>
-              <w:rPr>
-                <w:rFonts w:ascii="Latha" w:hAnsi="Latha" w:cs="Latha"/>
-                <w:b/>
-                <w:bCs/>
-                <w:szCs w:val="24"/>
-                <w:cs/>
-                <w:lang w:bidi="ta-IN"/>
-              </w:rPr>
-              <w:t>34</w:t>
-            </w:r>
-            <w:r>
-              <w:rPr>
-                <w:rFonts w:ascii="Latha" w:hAnsi="Latha" w:cs="Latha"/>
-                <w:b/>
-                <w:bCs/>
-                <w:szCs w:val="24"/>
-                <w:cs/>
-                <w:lang w:bidi="ta-IN"/>
-              </w:rPr>
-              <w:t>)</w:t>
-            </w:r>
-            <w:r>
-              <w:rPr>
-                <w:rFonts w:ascii="Latha" w:hAnsi="Latha" w:cs="Latha"/>
-                <w:szCs w:val="24"/>
-                <w:lang w:bidi="ta-IN"/>
-              </w:rPr>
-              <w:tab/>
-            </w:r>
-            <w:r>
-              <w:rPr>
-                <w:rFonts w:ascii="Latha" w:hAnsi="Latha" w:cs="Latha"/>
-                <w:b/>
-                <w:bCs/>
-                <w:szCs w:val="24"/>
-                <w:cs/>
-                <w:lang w:bidi="ta-IN"/>
-              </w:rPr>
-              <w:t>3.4.11</w:t>
-            </w:r>
-            <w:r>
-              <w:rPr>
-                <w:rFonts w:ascii="Latha" w:hAnsi="Latha" w:cs="Latha"/>
-                <w:b/>
-                <w:bCs/>
-                <w:szCs w:val="24"/>
-                <w:lang w:bidi="ta-IN"/>
-              </w:rPr>
-              <w:t>.</w:t>
-            </w:r>
-            <w:r>
-              <w:rPr>
-                <w:rFonts w:ascii="Latha" w:hAnsi="Latha" w:cs="Latha"/>
-                <w:b/>
-                <w:bCs/>
-                <w:szCs w:val="24"/>
-                <w:cs/>
-                <w:lang w:bidi="ta-IN"/>
-              </w:rPr>
-              <w:t>1</w:t>
-            </w:r>
-            <w:r>
-              <w:rPr>
-                <w:rFonts w:ascii="Latha" w:hAnsi="Latha" w:cs="Latha"/>
-                <w:b/>
-                <w:bCs/>
-                <w:szCs w:val="24"/>
-                <w:lang w:bidi="ta-IN"/>
-              </w:rPr>
-              <w:t>(2</w:t>
-            </w:r>
-            <w:r>
-              <w:rPr>
-                <w:rFonts w:ascii="Latha" w:hAnsi="Latha" w:cs="Latha"/>
-                <w:b/>
-                <w:bCs/>
-                <w:szCs w:val="24"/>
-                <w:cs/>
-                <w:lang w:bidi="ta-IN"/>
-              </w:rPr>
-              <w:t>7</w:t>
-            </w:r>
-            <w:r>
-              <w:rPr>
-                <w:rFonts w:ascii="Latha" w:hAnsi="Latha" w:cs="Latha"/>
-                <w:b/>
-                <w:bCs/>
-                <w:szCs w:val="24"/>
-                <w:lang w:bidi="ta-IN"/>
-              </w:rPr>
-              <w:t>)</w:t>
-            </w:r>
-            <w:r>
-              <w:rPr>
-                <w:rFonts w:ascii="Latha" w:hAnsi="Latha" w:cs="Latha"/>
-                <w:szCs w:val="24"/>
-                <w:lang w:bidi="ta-IN"/>
-              </w:rPr>
-              <w:t xml:space="preserve">-  </w:t>
-            </w:r>
-            <w:r>
-              <w:rPr>
-                <w:rFonts w:ascii="Latha" w:hAnsi="Latha" w:cs="Latha"/>
-                <w:szCs w:val="24"/>
-                <w:cs/>
-                <w:lang w:bidi="ta-IN"/>
-              </w:rPr>
-              <w:t>ஶ்ரவா</w:t>
-            </w:r>
-            <w:r>
-              <w:rPr>
-                <w:rFonts w:ascii="Latha" w:hAnsi="Latha" w:cs="Latha"/>
-                <w:b/>
-                <w:bCs/>
-                <w:szCs w:val="24"/>
-                <w:lang w:bidi="ta-IN"/>
-              </w:rPr>
-              <w:t>(</w:t>
-            </w:r>
-            <w:r>
-              <w:rPr>
-                <w:rFonts w:ascii="Latha" w:hAnsi="Latha" w:cs="Latha"/>
-                <w:szCs w:val="24"/>
-                <w:cs/>
-                <w:lang w:bidi="ta-IN"/>
-              </w:rPr>
-              <w:t>க்ம்</w:t>
-            </w:r>
-            <w:r>
-              <w:rPr>
-                <w:rFonts w:ascii="Latha" w:hAnsi="Latha" w:cs="Latha"/>
-                <w:b/>
-                <w:bCs/>
-                <w:szCs w:val="24"/>
-                <w:lang w:bidi="ta-IN"/>
-              </w:rPr>
-              <w:t>)</w:t>
-            </w:r>
-            <w:r>
-              <w:rPr>
-                <w:rFonts w:ascii="BRH Tamil Tab Extra" w:hAnsi="BRH Tamil Tab Extra" w:cs="Latha"/>
-                <w:b/>
-                <w:bCs/>
-                <w:szCs w:val="28"/>
-                <w:lang w:bidi="ta-IN"/>
-              </w:rPr>
-              <w:t>†</w:t>
-            </w:r>
-            <w:r>
-              <w:rPr>
-                <w:rFonts w:ascii="Latha" w:hAnsi="Latha" w:cs="Latha"/>
-                <w:szCs w:val="24"/>
-                <w:cs/>
-                <w:lang w:bidi="ta-IN"/>
-              </w:rPr>
-              <w:t xml:space="preserve">ஸி </w:t>
-            </w:r>
-            <w:r>
-              <w:rPr>
-                <w:rFonts w:ascii="Latha" w:hAnsi="Latha" w:cs="Latha"/>
-                <w:szCs w:val="24"/>
-                <w:lang w:bidi="ta-IN"/>
-              </w:rPr>
-              <w:t>||</w:t>
             </w:r>
           </w:p>
           <w:p>
@@ -3499,192 +3342,6 @@
                 <w:rFonts w:cs="ar"/>
                 <w:color w:val="000000"/>
                 <w:szCs w:val="36"/>
-              </w:rPr>
-            </w:pPr>
-            <w:r>
-              <w:rPr>
-                <w:rFonts w:ascii="Latha" w:hAnsi="Latha" w:cs="Latha"/>
-                <w:szCs w:val="24"/>
-                <w:highlight w:val="green"/>
-                <w:cs/>
-                <w:lang w:bidi="ta-IN"/>
-              </w:rPr>
-              <w:t>ஶ்ர</w:t>
-            </w:r>
-            <w:r>
-              <w:rPr>
-                <w:rFonts w:ascii="Latha" w:hAnsi="Latha" w:cs="Latha"/>
-                <w:szCs w:val="24"/>
-                <w:cs/>
-                <w:lang w:bidi="ta-IN"/>
-              </w:rPr>
-              <w:t>வா</w:t>
-            </w:r>
-            <w:r>
-              <w:rPr>
-                <w:rFonts w:ascii="BRH Tamil Tab Extra" w:hAnsi="BRH Tamil Tab Extra" w:cs="Latha"/>
-                <w:b/>
-                <w:bCs/>
-                <w:szCs w:val="28"/>
-                <w:lang w:bidi="ta-IN"/>
-              </w:rPr>
-              <w:t>…</w:t>
-            </w:r>
-            <w:r>
-              <w:rPr>
-                <w:rFonts w:ascii="Latha" w:hAnsi="Latha" w:cs="Latha"/>
-                <w:b/>
-                <w:bCs/>
-                <w:szCs w:val="24"/>
-                <w:lang w:bidi="ta-IN"/>
-              </w:rPr>
-              <w:t>(</w:t>
-            </w:r>
-            <w:r>
-              <w:rPr>
-                <w:rFonts w:ascii="Latha" w:hAnsi="Latha" w:cs="Latha"/>
-                <w:szCs w:val="24"/>
-                <w:cs/>
-                <w:lang w:bidi="ta-IN"/>
-              </w:rPr>
-              <w:t>க்ம்</w:t>
-            </w:r>
-            <w:r>
-              <w:rPr>
-                <w:rFonts w:ascii="Latha" w:hAnsi="Latha" w:cs="Latha"/>
-                <w:b/>
-                <w:bCs/>
-                <w:szCs w:val="24"/>
-                <w:lang w:bidi="ta-IN"/>
-              </w:rPr>
-              <w:t>)</w:t>
-            </w:r>
-            <w:r>
-              <w:rPr>
-                <w:rFonts w:ascii="BRH Tamil Tab Extra" w:hAnsi="BRH Tamil Tab Extra" w:cs="Latha"/>
-                <w:b/>
-                <w:bCs/>
-                <w:szCs w:val="28"/>
-                <w:lang w:bidi="ta-IN"/>
-              </w:rPr>
-              <w:t>…</w:t>
-            </w:r>
-            <w:r>
-              <w:rPr>
-                <w:rFonts w:ascii="Latha" w:hAnsi="Latha" w:cs="Latha"/>
-                <w:szCs w:val="24"/>
-                <w:cs/>
-                <w:lang w:bidi="ta-IN"/>
-              </w:rPr>
-              <w:t>ஸீதி</w:t>
-            </w:r>
-            <w:r>
-              <w:rPr>
-                <w:rFonts w:ascii="BRH Tamil Tab Extra" w:hAnsi="BRH Tamil Tab Extra" w:cs="Latha"/>
-                <w:b/>
-                <w:bCs/>
-                <w:szCs w:val="28"/>
-                <w:lang w:bidi="ta-IN"/>
-              </w:rPr>
-              <w:t>…</w:t>
-            </w:r>
-            <w:r>
-              <w:rPr>
-                <w:rFonts w:ascii="Latha" w:hAnsi="Latha" w:cs="Latha"/>
-                <w:szCs w:val="24"/>
-                <w:lang w:bidi="ta-IN"/>
-              </w:rPr>
-              <w:t xml:space="preserve"> </w:t>
-            </w:r>
-            <w:r>
-              <w:rPr>
-                <w:rFonts w:ascii="Latha" w:hAnsi="Latha" w:cs="Latha"/>
-                <w:szCs w:val="24"/>
-                <w:cs/>
-                <w:lang w:bidi="ta-IN"/>
-              </w:rPr>
-              <w:t>ஶ்ரவா</w:t>
-            </w:r>
-            <w:r>
-              <w:rPr>
-                <w:rFonts w:ascii="Latha" w:hAnsi="Latha" w:cs="Latha"/>
-                <w:b/>
-                <w:bCs/>
-                <w:szCs w:val="24"/>
-                <w:lang w:bidi="ta-IN"/>
-              </w:rPr>
-              <w:t>(</w:t>
-            </w:r>
-            <w:r>
-              <w:rPr>
-                <w:rFonts w:ascii="Latha" w:hAnsi="Latha" w:cs="Latha"/>
-                <w:szCs w:val="24"/>
-                <w:cs/>
-                <w:lang w:bidi="ta-IN"/>
-              </w:rPr>
-              <w:t>க்ம்</w:t>
-            </w:r>
-            <w:r>
-              <w:rPr>
-                <w:rFonts w:ascii="Latha" w:hAnsi="Latha" w:cs="Latha"/>
-                <w:b/>
-                <w:bCs/>
-                <w:szCs w:val="24"/>
-                <w:lang w:bidi="ta-IN"/>
-              </w:rPr>
-              <w:t>)</w:t>
-            </w:r>
-            <w:r>
-              <w:rPr>
-                <w:rFonts w:ascii="BRH Tamil Tab Extra" w:hAnsi="BRH Tamil Tab Extra" w:cs="Latha"/>
-                <w:b/>
-                <w:bCs/>
-                <w:szCs w:val="28"/>
-                <w:lang w:bidi="ta-IN"/>
-              </w:rPr>
-              <w:t>†</w:t>
-            </w:r>
-            <w:r>
-              <w:rPr>
-                <w:rFonts w:ascii="Latha" w:hAnsi="Latha" w:cs="Latha"/>
-                <w:szCs w:val="24"/>
-                <w:cs/>
-                <w:lang w:bidi="ta-IN"/>
-              </w:rPr>
-              <w:t xml:space="preserve">ஸி </w:t>
-            </w:r>
-            <w:r>
-              <w:rPr>
-                <w:rFonts w:ascii="Latha" w:hAnsi="Latha" w:cs="Latha"/>
-                <w:szCs w:val="24"/>
-                <w:lang w:bidi="ta-IN"/>
-              </w:rPr>
-              <w:t xml:space="preserve">| </w:t>
-            </w:r>
-          </w:p>
-        </w:tc>
-      </w:tr>
-      <w:tr>
-        <w:trPr>
-          <w:trHeight w:val="978"/>
-        </w:trPr>
-        <w:tc>
-          <w:tcPr>
-            <w:tcW w:w="7166" w:type="dxa"/>
-          </w:tcPr>
-          <w:p>
-            <w:pPr>
-              <w:autoSpaceDE w:val="0"/>
-              <w:autoSpaceDN w:val="0"/>
-              <w:adjustRightInd w:val="0"/>
-              <w:spacing w:before="0" w:line="240" w:lineRule="auto"/>
-              <w:rPr>
-                <w:rFonts w:ascii="Latha" w:hAnsi="Latha" w:cs="Latha"/>
-                <w:b/>
-                <w:bCs/>
-                <w:szCs w:val="24"/>
-                <w:cs/>
-                <w:lang w:bidi="ta-IN"/>
               </w:rPr>
             </w:pPr>
           </w:p>
@@ -3701,17 +3358,462 @@
               <w:spacing w:before="0" w:line="240" w:lineRule="auto"/>
               <w:rPr>
                 <w:rFonts w:ascii="Latha" w:hAnsi="Latha" w:cs="Latha"/>
-                <w:b/>
-                <w:bCs/>
-                <w:szCs w:val="24"/>
-                <w:cs/>
+                <w:szCs w:val="24"/>
                 <w:lang w:bidi="ta-IN"/>
               </w:rPr>
             </w:pPr>
+            <w:r>
+              <w:rPr>
+                <w:rFonts w:ascii="Latha" w:hAnsi="Latha" w:cs="Latha"/>
+                <w:b/>
+                <w:bCs/>
+                <w:szCs w:val="24"/>
+                <w:cs/>
+                <w:lang w:bidi="ta-IN"/>
+              </w:rPr>
+              <w:t>34</w:t>
+            </w:r>
+            <w:r>
+              <w:rPr>
+                <w:rFonts w:ascii="Latha" w:hAnsi="Latha" w:cs="Latha"/>
+                <w:b/>
+                <w:bCs/>
+                <w:szCs w:val="24"/>
+                <w:cs/>
+                <w:lang w:bidi="ta-IN"/>
+              </w:rPr>
+              <w:t>)</w:t>
+            </w:r>
+            <w:r>
+              <w:rPr>
+                <w:rFonts w:ascii="Latha" w:hAnsi="Latha" w:cs="Latha"/>
+                <w:szCs w:val="24"/>
+                <w:lang w:bidi="ta-IN"/>
+              </w:rPr>
+              <w:tab/>
+            </w:r>
+            <w:r>
+              <w:rPr>
+                <w:rFonts w:ascii="Latha" w:hAnsi="Latha" w:cs="Latha"/>
+                <w:b/>
+                <w:bCs/>
+                <w:szCs w:val="24"/>
+                <w:cs/>
+                <w:lang w:bidi="ta-IN"/>
+              </w:rPr>
+              <w:t>3.4.11</w:t>
+            </w:r>
+            <w:r>
+              <w:rPr>
+                <w:rFonts w:ascii="Latha" w:hAnsi="Latha" w:cs="Latha"/>
+                <w:b/>
+                <w:bCs/>
+                <w:szCs w:val="24"/>
+                <w:lang w:bidi="ta-IN"/>
+              </w:rPr>
+              <w:t>.</w:t>
+            </w:r>
+            <w:r>
+              <w:rPr>
+                <w:rFonts w:ascii="Latha" w:hAnsi="Latha" w:cs="Latha"/>
+                <w:b/>
+                <w:bCs/>
+                <w:szCs w:val="24"/>
+                <w:cs/>
+                <w:lang w:bidi="ta-IN"/>
+              </w:rPr>
+              <w:t>1</w:t>
+            </w:r>
+            <w:r>
+              <w:rPr>
+                <w:rFonts w:ascii="Latha" w:hAnsi="Latha" w:cs="Latha"/>
+                <w:b/>
+                <w:bCs/>
+                <w:szCs w:val="24"/>
+                <w:lang w:bidi="ta-IN"/>
+              </w:rPr>
+              <w:t>(2</w:t>
+            </w:r>
+            <w:r>
+              <w:rPr>
+                <w:rFonts w:ascii="Latha" w:hAnsi="Latha" w:cs="Latha"/>
+                <w:b/>
+                <w:bCs/>
+                <w:szCs w:val="24"/>
+                <w:cs/>
+                <w:lang w:bidi="ta-IN"/>
+              </w:rPr>
+              <w:t>7</w:t>
+            </w:r>
+            <w:r>
+              <w:rPr>
+                <w:rFonts w:ascii="Latha" w:hAnsi="Latha" w:cs="Latha"/>
+                <w:b/>
+                <w:bCs/>
+                <w:szCs w:val="24"/>
+                <w:lang w:bidi="ta-IN"/>
+              </w:rPr>
+              <w:t>)</w:t>
+            </w:r>
+            <w:r>
+              <w:rPr>
+                <w:rFonts w:ascii="Latha" w:hAnsi="Latha" w:cs="Latha"/>
+                <w:szCs w:val="24"/>
+                <w:lang w:bidi="ta-IN"/>
+              </w:rPr>
+              <w:t xml:space="preserve">-  </w:t>
+            </w:r>
+            <w:r>
+              <w:rPr>
+                <w:rFonts w:ascii="Latha" w:hAnsi="Latha" w:cs="Latha"/>
+                <w:szCs w:val="24"/>
+                <w:cs/>
+                <w:lang w:bidi="ta-IN"/>
+              </w:rPr>
+              <w:t>ஶ்ரவா</w:t>
+            </w:r>
+            <w:r>
+              <w:rPr>
+                <w:rFonts w:ascii="Latha" w:hAnsi="Latha" w:cs="Latha"/>
+                <w:b/>
+                <w:bCs/>
+                <w:szCs w:val="24"/>
+                <w:lang w:bidi="ta-IN"/>
+              </w:rPr>
+              <w:t>(</w:t>
+            </w:r>
+            <w:r>
+              <w:rPr>
+                <w:rFonts w:ascii="Latha" w:hAnsi="Latha" w:cs="Latha"/>
+                <w:szCs w:val="24"/>
+                <w:cs/>
+                <w:lang w:bidi="ta-IN"/>
+              </w:rPr>
+              <w:t>க்ம்</w:t>
+            </w:r>
+            <w:r>
+              <w:rPr>
+                <w:rFonts w:ascii="Latha" w:hAnsi="Latha" w:cs="Latha"/>
+                <w:b/>
+                <w:bCs/>
+                <w:szCs w:val="24"/>
+                <w:lang w:bidi="ta-IN"/>
+              </w:rPr>
+              <w:t>)</w:t>
+            </w:r>
+            <w:r>
+              <w:rPr>
+                <w:rFonts w:ascii="BRH Tamil Tab Extra" w:hAnsi="BRH Tamil Tab Extra" w:cs="Latha"/>
+                <w:b/>
+                <w:bCs/>
+                <w:szCs w:val="28"/>
+                <w:lang w:bidi="ta-IN"/>
+              </w:rPr>
+              <w:t>†</w:t>
+            </w:r>
+            <w:r>
+              <w:rPr>
+                <w:rFonts w:ascii="Latha" w:hAnsi="Latha" w:cs="Latha"/>
+                <w:szCs w:val="24"/>
+                <w:cs/>
+                <w:lang w:bidi="ta-IN"/>
+              </w:rPr>
+              <w:t xml:space="preserve">ஸி </w:t>
+            </w:r>
+            <w:r>
+              <w:rPr>
+                <w:rFonts w:ascii="Latha" w:hAnsi="Latha" w:cs="Latha"/>
+                <w:szCs w:val="24"/>
+                <w:lang w:bidi="ta-IN"/>
+              </w:rPr>
+              <w:t>||</w:t>
+            </w:r>
+          </w:p>
+          <w:p>
+            <w:pPr>
+              <w:autoSpaceDE w:val="0"/>
+              <w:autoSpaceDN w:val="0"/>
+              <w:adjustRightInd w:val="0"/>
+              <w:spacing w:before="0" w:line="240" w:lineRule="auto"/>
+              <w:rPr>
+                <w:rFonts w:cs="ar"/>
+                <w:color w:val="000000"/>
+                <w:szCs w:val="36"/>
+              </w:rPr>
+            </w:pPr>
+            <w:r>
+              <w:rPr>
+                <w:rFonts w:ascii="Latha" w:hAnsi="Latha" w:cs="Latha"/>
+                <w:szCs w:val="24"/>
+                <w:highlight w:val="green"/>
+                <w:cs/>
+                <w:lang w:bidi="ta-IN"/>
+              </w:rPr>
+              <w:t>ஶ்ர</w:t>
+            </w:r>
+            <w:r>
+              <w:rPr>
+                <w:rFonts w:ascii="Latha" w:hAnsi="Latha" w:cs="Latha"/>
+                <w:szCs w:val="24"/>
+                <w:cs/>
+                <w:lang w:bidi="ta-IN"/>
+              </w:rPr>
+              <w:t>வா</w:t>
+            </w:r>
+            <w:r>
+              <w:rPr>
+                <w:rFonts w:ascii="BRH Malayalam Extra" w:hAnsi="BRH Malayalam Extra" w:cs="BRH Devanagari Extra"/>
+                <w:color w:val="000000"/>
+                <w:szCs w:val="32"/>
+              </w:rPr>
+              <w:t>–</w:t>
+            </w:r>
+            <w:r>
+              <w:rPr>
+                <w:rFonts w:ascii="BRH Tamil Tab Extra" w:hAnsi="BRH Tamil Tab Extra" w:cs="Latha"/>
+                <w:b/>
+                <w:bCs/>
+                <w:szCs w:val="28"/>
+                <w:lang w:bidi="ta-IN"/>
+              </w:rPr>
+              <w:t>…</w:t>
+            </w:r>
+            <w:r>
+              <w:rPr>
+                <w:rFonts w:ascii="Latha" w:hAnsi="Latha" w:cs="Latha"/>
+                <w:b/>
+                <w:bCs/>
+                <w:szCs w:val="24"/>
+                <w:lang w:bidi="ta-IN"/>
+              </w:rPr>
+              <w:t>(</w:t>
+            </w:r>
+            <w:r>
+              <w:rPr>
+                <w:rFonts w:ascii="Latha" w:hAnsi="Latha" w:cs="Latha"/>
+                <w:szCs w:val="24"/>
+                <w:cs/>
+                <w:lang w:bidi="ta-IN"/>
+              </w:rPr>
+              <w:t>க்ம்</w:t>
+            </w:r>
+            <w:r>
+              <w:rPr>
+                <w:rFonts w:ascii="Latha" w:hAnsi="Latha" w:cs="Latha"/>
+                <w:b/>
+                <w:bCs/>
+                <w:szCs w:val="24"/>
+                <w:lang w:bidi="ta-IN"/>
+              </w:rPr>
+              <w:t>)</w:t>
+            </w:r>
+            <w:r>
+              <w:rPr>
+                <w:rFonts w:ascii="BRH Tamil Tab Extra" w:hAnsi="BRH Tamil Tab Extra" w:cs="Latha"/>
+                <w:b/>
+                <w:bCs/>
+                <w:szCs w:val="28"/>
+                <w:lang w:bidi="ta-IN"/>
+              </w:rPr>
+              <w:t>…</w:t>
+            </w:r>
+            <w:r>
+              <w:rPr>
+                <w:rFonts w:ascii="Latha" w:hAnsi="Latha" w:cs="Latha"/>
+                <w:szCs w:val="24"/>
+                <w:cs/>
+                <w:lang w:bidi="ta-IN"/>
+              </w:rPr>
+              <w:t>ஸீதி</w:t>
+            </w:r>
+            <w:r>
+              <w:rPr>
+                <w:rFonts w:ascii="BRH Tamil Tab Extra" w:hAnsi="BRH Tamil Tab Extra" w:cs="Latha"/>
+                <w:b/>
+                <w:bCs/>
+                <w:szCs w:val="28"/>
+                <w:lang w:bidi="ta-IN"/>
+              </w:rPr>
+              <w:t>…</w:t>
+            </w:r>
+            <w:r>
+              <w:rPr>
+                <w:rFonts w:ascii="Latha" w:hAnsi="Latha" w:cs="Latha"/>
+                <w:szCs w:val="24"/>
+                <w:lang w:bidi="ta-IN"/>
+              </w:rPr>
+              <w:t xml:space="preserve"> </w:t>
+            </w:r>
+            <w:r>
+              <w:rPr>
+                <w:rFonts w:ascii="Latha" w:hAnsi="Latha" w:cs="Latha"/>
+                <w:szCs w:val="24"/>
+                <w:cs/>
+                <w:lang w:bidi="ta-IN"/>
+              </w:rPr>
+              <w:t>ஶ்ரவா</w:t>
+            </w:r>
+            <w:r>
+              <w:rPr>
+                <w:rFonts w:ascii="Latha" w:hAnsi="Latha" w:cs="Latha"/>
+                <w:b/>
+                <w:bCs/>
+                <w:szCs w:val="24"/>
+                <w:lang w:bidi="ta-IN"/>
+              </w:rPr>
+              <w:t>(</w:t>
+            </w:r>
+            <w:r>
+              <w:rPr>
+                <w:rFonts w:ascii="Latha" w:hAnsi="Latha" w:cs="Latha"/>
+                <w:szCs w:val="24"/>
+                <w:cs/>
+                <w:lang w:bidi="ta-IN"/>
+              </w:rPr>
+              <w:t>க்ம்</w:t>
+            </w:r>
+            <w:r>
+              <w:rPr>
+                <w:rFonts w:ascii="Latha" w:hAnsi="Latha" w:cs="Latha"/>
+                <w:b/>
+                <w:bCs/>
+                <w:szCs w:val="24"/>
+                <w:lang w:bidi="ta-IN"/>
+              </w:rPr>
+              <w:t>)</w:t>
+            </w:r>
+            <w:r>
+              <w:rPr>
+                <w:rFonts w:ascii="BRH Tamil Tab Extra" w:hAnsi="BRH Tamil Tab Extra" w:cs="Latha"/>
+                <w:b/>
+                <w:bCs/>
+                <w:szCs w:val="28"/>
+                <w:lang w:bidi="ta-IN"/>
+              </w:rPr>
+              <w:t>†</w:t>
+            </w:r>
+            <w:r>
+              <w:rPr>
+                <w:rFonts w:ascii="Latha" w:hAnsi="Latha" w:cs="Latha"/>
+                <w:szCs w:val="24"/>
+                <w:cs/>
+                <w:lang w:bidi="ta-IN"/>
+              </w:rPr>
+              <w:t xml:space="preserve">ஸி </w:t>
+            </w:r>
+            <w:r>
+              <w:rPr>
+                <w:rFonts w:ascii="Latha" w:hAnsi="Latha" w:cs="Latha"/>
+                <w:szCs w:val="24"/>
+                <w:lang w:bidi="ta-IN"/>
+              </w:rPr>
+              <w:t xml:space="preserve">| </w:t>
+            </w:r>
           </w:p>
         </w:tc>
       </w:tr>
     </w:tbl>
+    <w:p>
+      <w:pPr>
+        <w:spacing w:before="0" w:line="240" w:lineRule="auto"/>
+        <w:jc w:val="center"/>
+        <w:rPr>
+          <w:b/>
+          <w:bCs/>
+          <w:sz w:val="32"/>
+          <w:szCs w:val="32"/>
+          <w:u w:val="single"/>
+        </w:rPr>
+      </w:pPr>
+    </w:p>
+    <w:p>
+      <w:pPr>
+        <w:spacing w:before="0" w:line="240" w:lineRule="auto"/>
+        <w:jc w:val="center"/>
+        <w:rPr>
+          <w:b/>
+          <w:bCs/>
+          <w:sz w:val="32"/>
+          <w:szCs w:val="32"/>
+          <w:u w:val="single"/>
+        </w:rPr>
+      </w:pPr>
+      <w:r>
+        <w:rPr>
+          <w:b/>
+          <w:bCs/>
+          <w:sz w:val="32"/>
+          <w:szCs w:val="32"/>
+          <w:u w:val="single"/>
+        </w:rPr>
+        <w:t>-------------------------------------------------</w:t>
+      </w:r>
+    </w:p>
+    <w:p>
+      <w:pPr>
+        <w:spacing w:before="0" w:line="240" w:lineRule="auto"/>
+        <w:jc w:val="center"/>
+        <w:rPr>
+          <w:b/>
+          <w:bCs/>
+          <w:sz w:val="32"/>
+          <w:szCs w:val="32"/>
+          <w:u w:val="single"/>
+        </w:rPr>
+      </w:pPr>
+    </w:p>
+    <w:p>
+      <w:pPr>
+        <w:spacing w:before="0" w:line="240" w:lineRule="auto"/>
+        <w:jc w:val="center"/>
+        <w:rPr>
+          <w:b/>
+          <w:bCs/>
+          <w:sz w:val="32"/>
+          <w:szCs w:val="32"/>
+          <w:u w:val="single"/>
+        </w:rPr>
+      </w:pPr>
+    </w:p>
+    <w:p>
+      <w:pPr>
+        <w:spacing w:before="0" w:line="240" w:lineRule="auto"/>
+        <w:jc w:val="center"/>
+        <w:rPr>
+          <w:b/>
+          <w:bCs/>
+          <w:sz w:val="32"/>
+          <w:szCs w:val="32"/>
+          <w:u w:val="single"/>
+        </w:rPr>
+      </w:pPr>
+    </w:p>
+    <w:p>
+      <w:pPr>
+        <w:spacing w:before="0" w:line="240" w:lineRule="auto"/>
+        <w:jc w:val="center"/>
+        <w:rPr>
+          <w:b/>
+          <w:bCs/>
+          <w:sz w:val="32"/>
+          <w:szCs w:val="32"/>
+          <w:u w:val="single"/>
+        </w:rPr>
+      </w:pPr>
+    </w:p>
+    <w:p>
+      <w:pPr>
+        <w:spacing w:before="0" w:line="240" w:lineRule="auto"/>
+        <w:jc w:val="center"/>
+        <w:rPr>
+          <w:b/>
+          <w:bCs/>
+          <w:sz w:val="32"/>
+          <w:szCs w:val="32"/>
+          <w:u w:val="single"/>
+        </w:rPr>
+      </w:pPr>
+    </w:p>
     <w:p>
       <w:pPr>
         <w:spacing w:before="0" w:line="240" w:lineRule="auto"/>
@@ -4047,7 +4149,6 @@
                 <w:cs/>
                 <w:lang w:bidi="ta-IN"/>
               </w:rPr>
-              <w:lastRenderedPageBreak/>
               <w:t>15</w:t>
             </w:r>
             <w:r>
@@ -8325,17 +8426,7 @@
                 <w:cs/>
                 <w:lang w:bidi="ta-IN"/>
               </w:rPr>
-              <w:t xml:space="preserve">ஶோ </w:t>
-            </w:r>
-            <w:r>
-              <w:rPr>
-                <w:rFonts w:ascii="Latha" w:hAnsi="Latha" w:cs="Latha"/>
-                <w:szCs w:val="24"/>
-                <w:cs/>
-                <w:lang w:bidi="ta-IN"/>
-              </w:rPr>
-              <w:lastRenderedPageBreak/>
-              <w:t>ரால</w:t>
+              <w:t>ஶோ ரால</w:t>
             </w:r>
             <w:r>
               <w:rPr>
@@ -11413,7 +11504,6 @@
                 <w:cs/>
                 <w:lang w:bidi="ta-IN"/>
               </w:rPr>
-              <w:lastRenderedPageBreak/>
               <w:t>45</w:t>
             </w:r>
             <w:r>
@@ -15204,7 +15294,17 @@
                 <w:cs/>
                 <w:lang w:bidi="ta-IN"/>
               </w:rPr>
-              <w:t>தா த்</w:t>
+              <w:t xml:space="preserve">தா </w:t>
+            </w:r>
+            <w:r>
+              <w:rPr>
+                <w:rFonts w:ascii="Latha" w:hAnsi="Latha" w:cs="Latha"/>
+                <w:szCs w:val="24"/>
+                <w:cs/>
+                <w:lang w:bidi="ta-IN"/>
+              </w:rPr>
+              <w:lastRenderedPageBreak/>
+              <w:t>த்</w:t>
             </w:r>
             <w:r>
               <w:rPr>
@@ -15499,6 +15599,7 @@
                 <w:cs/>
                 <w:lang w:bidi="ta-IN"/>
               </w:rPr>
+              <w:lastRenderedPageBreak/>
               <w:t>1</w:t>
             </w:r>
             <w:r>
@@ -16277,7 +16378,17 @@
                 <w:cs/>
                 <w:lang w:bidi="ta-IN"/>
               </w:rPr>
-              <w:t>தா த்</w:t>
+              <w:t xml:space="preserve">தா </w:t>
+            </w:r>
+            <w:r>
+              <w:rPr>
+                <w:rFonts w:ascii="Latha" w:hAnsi="Latha" w:cs="Latha"/>
+                <w:szCs w:val="24"/>
+                <w:cs/>
+                <w:lang w:bidi="ta-IN"/>
+              </w:rPr>
+              <w:lastRenderedPageBreak/>
+              <w:t>த்</w:t>
             </w:r>
             <w:r>
               <w:rPr>
@@ -21628,6 +21739,7 @@
                 <w:cs/>
                 <w:lang w:bidi="ta-IN"/>
               </w:rPr>
+              <w:lastRenderedPageBreak/>
               <w:t>35</w:t>
             </w:r>
             <w:r>
@@ -22082,17 +22194,7 @@
                 <w:cs/>
                 <w:lang w:bidi="ta-IN"/>
               </w:rPr>
-              <w:t xml:space="preserve">வா </w:t>
-            </w:r>
-            <w:r>
-              <w:rPr>
-                <w:rFonts w:ascii="Latha" w:hAnsi="Latha" w:cs="Latha"/>
-                <w:szCs w:val="24"/>
-                <w:cs/>
-                <w:lang w:bidi="ta-IN"/>
-              </w:rPr>
-              <w:lastRenderedPageBreak/>
-              <w:t>வ</w:t>
+              <w:t>வா வ</w:t>
             </w:r>
             <w:r>
               <w:rPr>
@@ -24907,7 +25009,17 @@
                 <w:cs/>
                 <w:lang w:bidi="ta-IN"/>
               </w:rPr>
-              <w:t xml:space="preserve"> ஸஹஸ்ரயா</w:t>
+              <w:t xml:space="preserve"> </w:t>
+            </w:r>
+            <w:r>
+              <w:rPr>
+                <w:rFonts w:ascii="Latha" w:hAnsi="Latha" w:cs="Latha"/>
+                <w:szCs w:val="24"/>
+                <w:cs/>
+                <w:lang w:bidi="ta-IN"/>
+              </w:rPr>
+              <w:lastRenderedPageBreak/>
+              <w:t>ஸஹஸ்ரயா</w:t>
             </w:r>
             <w:r>
               <w:rPr>
@@ -25046,7 +25158,6 @@
                 <w:szCs w:val="28"/>
                 <w:lang w:bidi="ta-IN"/>
               </w:rPr>
-              <w:lastRenderedPageBreak/>
               <w:t>Å</w:t>
             </w:r>
             <w:r>
@@ -26323,17 +26434,7 @@
                 <w:cs/>
                 <w:lang w:bidi="ta-IN"/>
               </w:rPr>
-              <w:t xml:space="preserve">வா </w:t>
-            </w:r>
-            <w:r>
-              <w:rPr>
-                <w:rFonts w:ascii="Latha" w:hAnsi="Latha" w:cs="Latha"/>
-                <w:szCs w:val="24"/>
-                <w:cs/>
-                <w:lang w:bidi="ta-IN"/>
-              </w:rPr>
-              <w:lastRenderedPageBreak/>
-              <w:t>வ</w:t>
+              <w:t>வா வ</w:t>
             </w:r>
             <w:r>
               <w:rPr>
@@ -29018,7 +29119,17 @@
                 <w:cs/>
                 <w:lang w:bidi="ta-IN"/>
               </w:rPr>
-              <w:t xml:space="preserve"> ஸஹஸ்ரயா</w:t>
+              <w:t xml:space="preserve"> </w:t>
+            </w:r>
+            <w:r>
+              <w:rPr>
+                <w:rFonts w:ascii="Latha" w:hAnsi="Latha" w:cs="Latha"/>
+                <w:szCs w:val="24"/>
+                <w:cs/>
+                <w:lang w:bidi="ta-IN"/>
+              </w:rPr>
+              <w:lastRenderedPageBreak/>
+              <w:t>ஸஹஸ்ரயா</w:t>
             </w:r>
             <w:r>
               <w:rPr>
@@ -29545,7 +29656,6 @@
                 <w:cs/>
                 <w:lang w:bidi="ta-IN"/>
               </w:rPr>
-              <w:lastRenderedPageBreak/>
               <w:t>38</w:t>
             </w:r>
             <w:r>
@@ -31949,6 +32059,7 @@
                 <w:cs/>
                 <w:lang w:bidi="ta-IN"/>
               </w:rPr>
+              <w:lastRenderedPageBreak/>
               <w:t>38</w:t>
             </w:r>
             <w:r>
@@ -32303,7 +32414,6 @@
                 <w:cs/>
                 <w:lang w:bidi="ta-IN"/>
               </w:rPr>
-              <w:lastRenderedPageBreak/>
               <w:t>ஸூர்ய</w:t>
             </w:r>
             <w:r>
@@ -35556,22 +35666,6 @@
               <w:t>|</w:t>
             </w:r>
           </w:p>
-          <w:bookmarkEnd w:id="5"/>
-          <w:p>
-            <w:pPr>
-              <w:widowControl w:val="0"/>
-              <w:autoSpaceDE w:val="0"/>
-              <w:autoSpaceDN w:val="0"/>
-              <w:adjustRightInd w:val="0"/>
-              <w:spacing w:before="0" w:line="240" w:lineRule="auto"/>
-              <w:rPr>
-                <w:rFonts w:ascii="BRH Devanagari Extra" w:hAnsi="BRH Devanagari Extra" w:cs="BRH Devanagari Extra"/>
-                <w:color w:val="000000"/>
-                <w:sz w:val="32"/>
-                <w:szCs w:val="32"/>
-              </w:rPr>
-            </w:pPr>
-          </w:p>
           <w:p>
             <w:pPr>
               <w:autoSpaceDE w:val="0"/>
@@ -35584,15 +35678,17 @@
               </w:rPr>
             </w:pPr>
             <w:bookmarkStart w:id="6" w:name="_Hlk157801912"/>
-            <w:r>
-              <w:rPr>
-                <w:rFonts w:ascii="Latha" w:hAnsi="Latha" w:cs="Latha"/>
-                <w:b/>
-                <w:bCs/>
-                <w:szCs w:val="24"/>
-                <w:cs/>
-                <w:lang w:bidi="ta-IN"/>
-              </w:rPr>
+            <w:bookmarkEnd w:id="5"/>
+            <w:r>
+              <w:rPr>
+                <w:rFonts w:ascii="Latha" w:hAnsi="Latha" w:cs="Latha"/>
+                <w:b/>
+                <w:bCs/>
+                <w:szCs w:val="24"/>
+                <w:cs/>
+                <w:lang w:bidi="ta-IN"/>
+              </w:rPr>
+              <w:lastRenderedPageBreak/>
               <w:t>38</w:t>
             </w:r>
             <w:r>
@@ -35971,7 +36067,6 @@
                 <w:cs/>
                 <w:lang w:bidi="ta-IN"/>
               </w:rPr>
-              <w:lastRenderedPageBreak/>
               <w:t>ஸூர்ய</w:t>
             </w:r>
             <w:r>
@@ -38679,6 +38774,7 @@
                 <w:cs/>
                 <w:lang w:bidi="ta-IN"/>
               </w:rPr>
+              <w:lastRenderedPageBreak/>
               <w:t>3)</w:t>
             </w:r>
             <w:r>
@@ -39233,17 +39329,7 @@
                 <w:cs/>
                 <w:lang w:bidi="ta-IN"/>
               </w:rPr>
-              <w:t xml:space="preserve">ரதா ஶமயதி ஶமய </w:t>
-            </w:r>
-            <w:r>
-              <w:rPr>
-                <w:rFonts w:ascii="Latha" w:hAnsi="Latha" w:cs="Latha"/>
-                <w:szCs w:val="24"/>
-                <w:cs/>
-                <w:lang w:bidi="ta-IN"/>
-              </w:rPr>
-              <w:lastRenderedPageBreak/>
-              <w:t>த்யபி</w:t>
+              <w:t>ரதா ஶமயதி ஶமய த்யபி</w:t>
             </w:r>
             <w:r>
               <w:rPr>
@@ -41470,6 +41556,7 @@
                 <w:cs/>
                 <w:lang w:bidi="ta-IN"/>
               </w:rPr>
+              <w:lastRenderedPageBreak/>
               <w:t>3)</w:t>
             </w:r>
             <w:r>
@@ -42026,17 +42113,7 @@
                 <w:cs/>
                 <w:lang w:bidi="ta-IN"/>
               </w:rPr>
-              <w:t xml:space="preserve">தா ஶமயதி ஶமய </w:t>
-            </w:r>
-            <w:r>
-              <w:rPr>
-                <w:rFonts w:ascii="Latha" w:hAnsi="Latha" w:cs="Latha"/>
-                <w:szCs w:val="24"/>
-                <w:cs/>
-                <w:lang w:bidi="ta-IN"/>
-              </w:rPr>
-              <w:lastRenderedPageBreak/>
-              <w:t>த்யபி</w:t>
+              <w:t>தா ஶமயதி ஶமய த்யபி</w:t>
             </w:r>
             <w:r>
               <w:rPr>
@@ -44744,6 +44821,7 @@
                 <w:cs/>
                 <w:lang w:bidi="ta-IN"/>
               </w:rPr>
+              <w:lastRenderedPageBreak/>
               <w:t>30</w:t>
             </w:r>
             <w:r>
@@ -45579,7 +45657,6 @@
                 <w:cs/>
                 <w:lang w:bidi="ta-IN"/>
               </w:rPr>
-              <w:lastRenderedPageBreak/>
               <w:t>29</w:t>
             </w:r>
             <w:r>
@@ -50052,6 +50129,7 @@
                 <w:cs/>
                 <w:lang w:bidi="ta-IN"/>
               </w:rPr>
+              <w:lastRenderedPageBreak/>
               <w:t>48</w:t>
             </w:r>
             <w:r>
@@ -50838,7 +50916,6 @@
                 <w:cs/>
                 <w:lang w:bidi="ta-IN"/>
               </w:rPr>
-              <w:lastRenderedPageBreak/>
               <w:t>ம</w:t>
             </w:r>
             <w:r>
@@ -52608,6 +52685,7 @@
                 <w:cs/>
                 <w:lang w:bidi="ta-IN"/>
               </w:rPr>
+              <w:lastRenderedPageBreak/>
               <w:t>48</w:t>
             </w:r>
             <w:r>
@@ -53480,7 +53558,6 @@
                 <w:cs/>
                 <w:lang w:bidi="ta-IN"/>
               </w:rPr>
-              <w:lastRenderedPageBreak/>
               <w:t>49</w:t>
             </w:r>
             <w:r>
@@ -54415,19 +54492,6 @@
         </w:tc>
       </w:tr>
     </w:tbl>
-    <w:p>
-      <w:pPr>
-        <w:spacing w:before="0" w:line="240" w:lineRule="auto"/>
-        <w:jc w:val="center"/>
-        <w:rPr>
-          <w:b/>
-          <w:bCs/>
-          <w:sz w:val="32"/>
-          <w:szCs w:val="32"/>
-          <w:u w:val="single"/>
-        </w:rPr>
-      </w:pPr>
-    </w:p>
     <w:p>
       <w:pPr>
         <w:spacing w:before="0" w:line="240" w:lineRule="auto"/>
@@ -54448,6 +54512,7 @@
           <w:szCs w:val="32"/>
           <w:u w:val="single"/>
         </w:rPr>
+        <w:lastRenderedPageBreak/>
         <w:t>==========</w:t>
       </w:r>
     </w:p>
@@ -54841,6 +54906,7 @@
     <w:p>
       <w:pPr>
         <w:spacing w:before="0" w:line="240" w:lineRule="auto"/>
+        <w:jc w:val="center"/>
         <w:rPr>
           <w:b/>
           <w:bCs/>
@@ -54849,6 +54915,16 @@
           <w:u w:val="single"/>
         </w:rPr>
       </w:pPr>
+      <w:r>
+        <w:rPr>
+          <w:b/>
+          <w:bCs/>
+          <w:sz w:val="32"/>
+          <w:szCs w:val="32"/>
+          <w:u w:val="single"/>
+        </w:rPr>
+        <w:t>=================================</w:t>
+      </w:r>
     </w:p>
     <w:sectPr>
       <w:headerReference w:type="even" r:id="rId7"/>
@@ -54865,7 +54941,7 @@
 </file>
 
 <file path=word/endnotes.xml><?xml version="1.0" encoding="utf-8"?>
-<w:endnotes xmlns:wpc="http://schemas.microsoft.com/office/word/2010/wordprocessingCanvas" xmlns:cx="http://schemas.microsoft.com/office/drawing/2014/chartex" xmlns:cx1="http://schemas.microsoft.com/office/drawing/2015/9/8/chartex" xmlns:cx2="http://schemas.microsoft.com/office/drawing/2015/10/21/chartex" xmlns:cx3="http://schemas.microsoft.com/office/drawing/2016/5/9/chartex" xmlns:cx4="http://schemas.microsoft.com/office/drawing/2016/5/10/chartex" xmlns:cx5="http://schemas.microsoft.com/office/drawing/2016/5/11/chartex" xmlns:cx6="http://schemas.microsoft.com/office/drawing/2016/5/12/chartex" xmlns:cx7="http://schemas.microsoft.com/office/drawing/2016/5/13/chartex" xmlns:cx8="http://schemas.microsoft.com/office/drawing/2016/5/14/chartex" xmlns:mc="http://schemas.openxmlformats.org/markup-compatibility/2006" xmlns:aink="http://schemas.microsoft.com/office/drawing/2016/ink" xmlns:am3d="http://schemas.microsoft.com/office/drawing/2017/model3d" xmlns:o="urn:schemas-microsoft-com:office:office" xmlns:oel="http://schemas.microsoft.com/office/2019/extlst" xmlns:r="http://schemas.openxmlformats.org/officeDocument/2006/relationships" xmlns:m="http://schemas.openxmlformats.org/officeDocument/2006/math" xmlns:v="urn:schemas-microsoft-com:vml" xmlns:wp14="http://schemas.microsoft.com/office/word/2010/wordprocessingDrawing" xmlns:wp="http://schemas.openxmlformats.org/drawingml/2006/wordprocessingDrawing" xmlns:w10="urn:schemas-microsoft-com:office:word" xmlns:w="http://schemas.openxmlformats.org/wordprocessingml/2006/main" xmlns:w14="http://schemas.microsoft.com/office/word/2010/wordml" xmlns:w15="http://schemas.microsoft.com/office/word/2012/wordml" xmlns:w16cei="http://schemas.microsoft.com/office/word/2026/wordml/cei" xmlns:w16cex="http://schemas.microsoft.com/office/word/2018/wordml/cex" xmlns:w16cid="http://schemas.microsoft.com/office/word/2016/wordml/cid" xmlns:w16="http://schemas.microsoft.com/office/word/2018/wordml" xmlns:w16du="http://schemas.microsoft.com/office/word/2023/wordml/word16du" xmlns:w16sdtdh="http://schemas.microsoft.com/office/word/2020/wordml/sdtdatahash" xmlns:w16sdtfl="http://schemas.microsoft.com/office/word/2024/wordml/sdtformatlock" xmlns:w16se="http://schemas.microsoft.com/office/word/2015/wordml/symex" xmlns:wpg="http://schemas.microsoft.com/office/word/2010/wordprocessingGroup" xmlns:wpi="http://schemas.microsoft.com/office/word/2010/wordprocessingInk" xmlns:wne="http://schemas.microsoft.com/office/word/2006/wordml" xmlns:wps="http://schemas.microsoft.com/office/word/2010/wordprocessingShape" mc:Ignorable="w14 w15 w16se w16cid w16 w16cex w16sdtdh w16sdtfl w16du wp14">
+<w:endnotes xmlns:wpc="http://schemas.microsoft.com/office/word/2010/wordprocessingCanvas" xmlns:cx="http://schemas.microsoft.com/office/drawing/2014/chartex" xmlns:cx1="http://schemas.microsoft.com/office/drawing/2015/9/8/chartex" xmlns:cx2="http://schemas.microsoft.com/office/drawing/2015/10/21/chartex" xmlns:cx3="http://schemas.microsoft.com/office/drawing/2016/5/9/chartex" xmlns:cx4="http://schemas.microsoft.com/office/drawing/2016/5/10/chartex" xmlns:cx5="http://schemas.microsoft.com/office/drawing/2016/5/11/chartex" xmlns:cx6="http://schemas.microsoft.com/office/drawing/2016/5/12/chartex" xmlns:cx7="http://schemas.microsoft.com/office/drawing/2016/5/13/chartex" xmlns:cx8="http://schemas.microsoft.com/office/drawing/2016/5/14/chartex" xmlns:mc="http://schemas.openxmlformats.org/markup-compatibility/2006" xmlns:aink="http://schemas.microsoft.com/office/drawing/2016/ink" xmlns:am3d="http://schemas.microsoft.com/office/drawing/2017/model3d" xmlns:o="urn:schemas-microsoft-com:office:office" xmlns:oel="http://schemas.microsoft.com/office/2019/extlst" xmlns:r="http://schemas.openxmlformats.org/officeDocument/2006/relationships" xmlns:m="http://schemas.openxmlformats.org/officeDocument/2006/math" xmlns:v="urn:schemas-microsoft-com:vml" xmlns:wp14="http://schemas.microsoft.com/office/word/2010/wordprocessingDrawing" xmlns:wp="http://schemas.openxmlformats.org/drawingml/2006/wordprocessingDrawing" xmlns:w10="urn:schemas-microsoft-com:office:word" xmlns:w="http://schemas.openxmlformats.org/wordprocessingml/2006/main" xmlns:w14="http://schemas.microsoft.com/office/word/2010/wordml" xmlns:w15="http://schemas.microsoft.com/office/word/2012/wordml" xmlns:w16cex="http://schemas.microsoft.com/office/word/2018/wordml/cex" xmlns:w16cid="http://schemas.microsoft.com/office/word/2016/wordml/cid" xmlns:w16="http://schemas.microsoft.com/office/word/2018/wordml" xmlns:w16du="http://schemas.microsoft.com/office/word/2023/wordml/word16du" xmlns:w16sdtdh="http://schemas.microsoft.com/office/word/2020/wordml/sdtdatahash" xmlns:w16sdtfl="http://schemas.microsoft.com/office/word/2024/wordml/sdtformatlock" xmlns:w16se="http://schemas.microsoft.com/office/word/2015/wordml/symex" xmlns:wpg="http://schemas.microsoft.com/office/word/2010/wordprocessingGroup" xmlns:wpi="http://schemas.microsoft.com/office/word/2010/wordprocessingInk" xmlns:wne="http://schemas.microsoft.com/office/word/2006/wordml" xmlns:wps="http://schemas.microsoft.com/office/word/2010/wordprocessingShape" mc:Ignorable="w14 w15 w16se w16cid w16 w16cex w16sdtdh w16sdtfl w16du wp14">
   <w:endnote w:type="separator" w:id="-1">
     <w:p>
       <w:pPr>
@@ -54890,7 +54966,7 @@
 </file>
 
 <file path=word/footer1.xml><?xml version="1.0" encoding="utf-8"?>
-<w:ftr xmlns:wpc="http://schemas.microsoft.com/office/word/2010/wordprocessingCanvas" xmlns:cx="http://schemas.microsoft.com/office/drawing/2014/chartex" xmlns:cx1="http://schemas.microsoft.com/office/drawing/2015/9/8/chartex" xmlns:cx2="http://schemas.microsoft.com/office/drawing/2015/10/21/chartex" xmlns:cx3="http://schemas.microsoft.com/office/drawing/2016/5/9/chartex" xmlns:cx4="http://schemas.microsoft.com/office/drawing/2016/5/10/chartex" xmlns:cx5="http://schemas.microsoft.com/office/drawing/2016/5/11/chartex" xmlns:cx6="http://schemas.microsoft.com/office/drawing/2016/5/12/chartex" xmlns:cx7="http://schemas.microsoft.com/office/drawing/2016/5/13/chartex" xmlns:cx8="http://schemas.microsoft.com/office/drawing/2016/5/14/chartex" xmlns:mc="http://schemas.openxmlformats.org/markup-compatibility/2006" xmlns:aink="http://schemas.microsoft.com/office/drawing/2016/ink" xmlns:am3d="http://schemas.microsoft.com/office/drawing/2017/model3d" xmlns:o="urn:schemas-microsoft-com:office:office" xmlns:oel="http://schemas.microsoft.com/office/2019/extlst" xmlns:r="http://schemas.openxmlformats.org/officeDocument/2006/relationships" xmlns:m="http://schemas.openxmlformats.org/officeDocument/2006/math" xmlns:v="urn:schemas-microsoft-com:vml" xmlns:wp14="http://schemas.microsoft.com/office/word/2010/wordprocessingDrawing" xmlns:wp="http://schemas.openxmlformats.org/drawingml/2006/wordprocessingDrawing" xmlns:w10="urn:schemas-microsoft-com:office:word" xmlns:w="http://schemas.openxmlformats.org/wordprocessingml/2006/main" xmlns:w14="http://schemas.microsoft.com/office/word/2010/wordml" xmlns:w15="http://schemas.microsoft.com/office/word/2012/wordml" xmlns:w16cei="http://schemas.microsoft.com/office/word/2026/wordml/cei" xmlns:w16cex="http://schemas.microsoft.com/office/word/2018/wordml/cex" xmlns:w16cid="http://schemas.microsoft.com/office/word/2016/wordml/cid" xmlns:w16="http://schemas.microsoft.com/office/word/2018/wordml" xmlns:w16du="http://schemas.microsoft.com/office/word/2023/wordml/word16du" xmlns:w16sdtdh="http://schemas.microsoft.com/office/word/2020/wordml/sdtdatahash" xmlns:w16sdtfl="http://schemas.microsoft.com/office/word/2024/wordml/sdtformatlock" xmlns:w16se="http://schemas.microsoft.com/office/word/2015/wordml/symex" xmlns:wpg="http://schemas.microsoft.com/office/word/2010/wordprocessingGroup" xmlns:wpi="http://schemas.microsoft.com/office/word/2010/wordprocessingInk" xmlns:wne="http://schemas.microsoft.com/office/word/2006/wordml" xmlns:wps="http://schemas.microsoft.com/office/word/2010/wordprocessingShape" mc:Ignorable="w14 w15 w16se w16cid w16 w16cex w16sdtdh w16sdtfl w16du wp14">
+<w:ftr xmlns:wpc="http://schemas.microsoft.com/office/word/2010/wordprocessingCanvas" xmlns:cx="http://schemas.microsoft.com/office/drawing/2014/chartex" xmlns:cx1="http://schemas.microsoft.com/office/drawing/2015/9/8/chartex" xmlns:cx2="http://schemas.microsoft.com/office/drawing/2015/10/21/chartex" xmlns:cx3="http://schemas.microsoft.com/office/drawing/2016/5/9/chartex" xmlns:cx4="http://schemas.microsoft.com/office/drawing/2016/5/10/chartex" xmlns:cx5="http://schemas.microsoft.com/office/drawing/2016/5/11/chartex" xmlns:cx6="http://schemas.microsoft.com/office/drawing/2016/5/12/chartex" xmlns:cx7="http://schemas.microsoft.com/office/drawing/2016/5/13/chartex" xmlns:cx8="http://schemas.microsoft.com/office/drawing/2016/5/14/chartex" xmlns:mc="http://schemas.openxmlformats.org/markup-compatibility/2006" xmlns:aink="http://schemas.microsoft.com/office/drawing/2016/ink" xmlns:am3d="http://schemas.microsoft.com/office/drawing/2017/model3d" xmlns:o="urn:schemas-microsoft-com:office:office" xmlns:oel="http://schemas.microsoft.com/office/2019/extlst" xmlns:r="http://schemas.openxmlformats.org/officeDocument/2006/relationships" xmlns:m="http://schemas.openxmlformats.org/officeDocument/2006/math" xmlns:v="urn:schemas-microsoft-com:vml" xmlns:wp14="http://schemas.microsoft.com/office/word/2010/wordprocessingDrawing" xmlns:wp="http://schemas.openxmlformats.org/drawingml/2006/wordprocessingDrawing" xmlns:w10="urn:schemas-microsoft-com:office:word" xmlns:w="http://schemas.openxmlformats.org/wordprocessingml/2006/main" xmlns:w14="http://schemas.microsoft.com/office/word/2010/wordml" xmlns:w15="http://schemas.microsoft.com/office/word/2012/wordml" xmlns:w16cex="http://schemas.microsoft.com/office/word/2018/wordml/cex" xmlns:w16cid="http://schemas.microsoft.com/office/word/2016/wordml/cid" xmlns:w16="http://schemas.microsoft.com/office/word/2018/wordml" xmlns:w16du="http://schemas.microsoft.com/office/word/2023/wordml/word16du" xmlns:w16sdtdh="http://schemas.microsoft.com/office/word/2020/wordml/sdtdatahash" xmlns:w16sdtfl="http://schemas.microsoft.com/office/word/2024/wordml/sdtformatlock" xmlns:w16se="http://schemas.microsoft.com/office/word/2015/wordml/symex" xmlns:wpg="http://schemas.microsoft.com/office/word/2010/wordprocessingGroup" xmlns:wpi="http://schemas.microsoft.com/office/word/2010/wordprocessingInk" xmlns:wne="http://schemas.microsoft.com/office/word/2006/wordml" xmlns:wps="http://schemas.microsoft.com/office/word/2010/wordprocessingShape" mc:Ignorable="w14 w15 w16se w16cid w16 w16cex w16sdtdh w16sdtfl w16du wp14">
   <w:p>
     <w:pPr>
       <w:pBdr>
@@ -55072,7 +55148,7 @@
 </file>
 
 <file path=word/footer2.xml><?xml version="1.0" encoding="utf-8"?>
-<w:ftr xmlns:wpc="http://schemas.microsoft.com/office/word/2010/wordprocessingCanvas" xmlns:cx="http://schemas.microsoft.com/office/drawing/2014/chartex" xmlns:cx1="http://schemas.microsoft.com/office/drawing/2015/9/8/chartex" xmlns:cx2="http://schemas.microsoft.com/office/drawing/2015/10/21/chartex" xmlns:cx3="http://schemas.microsoft.com/office/drawing/2016/5/9/chartex" xmlns:cx4="http://schemas.microsoft.com/office/drawing/2016/5/10/chartex" xmlns:cx5="http://schemas.microsoft.com/office/drawing/2016/5/11/chartex" xmlns:cx6="http://schemas.microsoft.com/office/drawing/2016/5/12/chartex" xmlns:cx7="http://schemas.microsoft.com/office/drawing/2016/5/13/chartex" xmlns:cx8="http://schemas.microsoft.com/office/drawing/2016/5/14/chartex" xmlns:mc="http://schemas.openxmlformats.org/markup-compatibility/2006" xmlns:aink="http://schemas.microsoft.com/office/drawing/2016/ink" xmlns:am3d="http://schemas.microsoft.com/office/drawing/2017/model3d" xmlns:o="urn:schemas-microsoft-com:office:office" xmlns:oel="http://schemas.microsoft.com/office/2019/extlst" xmlns:r="http://schemas.openxmlformats.org/officeDocument/2006/relationships" xmlns:m="http://schemas.openxmlformats.org/officeDocument/2006/math" xmlns:v="urn:schemas-microsoft-com:vml" xmlns:wp14="http://schemas.microsoft.com/office/word/2010/wordprocessingDrawing" xmlns:wp="http://schemas.openxmlformats.org/drawingml/2006/wordprocessingDrawing" xmlns:w10="urn:schemas-microsoft-com:office:word" xmlns:w="http://schemas.openxmlformats.org/wordprocessingml/2006/main" xmlns:w14="http://schemas.microsoft.com/office/word/2010/wordml" xmlns:w15="http://schemas.microsoft.com/office/word/2012/wordml" xmlns:w16cei="http://schemas.microsoft.com/office/word/2026/wordml/cei" xmlns:w16cex="http://schemas.microsoft.com/office/word/2018/wordml/cex" xmlns:w16cid="http://schemas.microsoft.com/office/word/2016/wordml/cid" xmlns:w16="http://schemas.microsoft.com/office/word/2018/wordml" xmlns:w16du="http://schemas.microsoft.com/office/word/2023/wordml/word16du" xmlns:w16sdtdh="http://schemas.microsoft.com/office/word/2020/wordml/sdtdatahash" xmlns:w16sdtfl="http://schemas.microsoft.com/office/word/2024/wordml/sdtformatlock" xmlns:w16se="http://schemas.microsoft.com/office/word/2015/wordml/symex" xmlns:wpg="http://schemas.microsoft.com/office/word/2010/wordprocessingGroup" xmlns:wpi="http://schemas.microsoft.com/office/word/2010/wordprocessingInk" xmlns:wne="http://schemas.microsoft.com/office/word/2006/wordml" xmlns:wps="http://schemas.microsoft.com/office/word/2010/wordprocessingShape" mc:Ignorable="w14 w15 w16se w16cid w16 w16cex w16sdtdh w16sdtfl w16du wp14">
+<w:ftr xmlns:wpc="http://schemas.microsoft.com/office/word/2010/wordprocessingCanvas" xmlns:cx="http://schemas.microsoft.com/office/drawing/2014/chartex" xmlns:cx1="http://schemas.microsoft.com/office/drawing/2015/9/8/chartex" xmlns:cx2="http://schemas.microsoft.com/office/drawing/2015/10/21/chartex" xmlns:cx3="http://schemas.microsoft.com/office/drawing/2016/5/9/chartex" xmlns:cx4="http://schemas.microsoft.com/office/drawing/2016/5/10/chartex" xmlns:cx5="http://schemas.microsoft.com/office/drawing/2016/5/11/chartex" xmlns:cx6="http://schemas.microsoft.com/office/drawing/2016/5/12/chartex" xmlns:cx7="http://schemas.microsoft.com/office/drawing/2016/5/13/chartex" xmlns:cx8="http://schemas.microsoft.com/office/drawing/2016/5/14/chartex" xmlns:mc="http://schemas.openxmlformats.org/markup-compatibility/2006" xmlns:aink="http://schemas.microsoft.com/office/drawing/2016/ink" xmlns:am3d="http://schemas.microsoft.com/office/drawing/2017/model3d" xmlns:o="urn:schemas-microsoft-com:office:office" xmlns:oel="http://schemas.microsoft.com/office/2019/extlst" xmlns:r="http://schemas.openxmlformats.org/officeDocument/2006/relationships" xmlns:m="http://schemas.openxmlformats.org/officeDocument/2006/math" xmlns:v="urn:schemas-microsoft-com:vml" xmlns:wp14="http://schemas.microsoft.com/office/word/2010/wordprocessingDrawing" xmlns:wp="http://schemas.openxmlformats.org/drawingml/2006/wordprocessingDrawing" xmlns:w10="urn:schemas-microsoft-com:office:word" xmlns:w="http://schemas.openxmlformats.org/wordprocessingml/2006/main" xmlns:w14="http://schemas.microsoft.com/office/word/2010/wordml" xmlns:w15="http://schemas.microsoft.com/office/word/2012/wordml" xmlns:w16cex="http://schemas.microsoft.com/office/word/2018/wordml/cex" xmlns:w16cid="http://schemas.microsoft.com/office/word/2016/wordml/cid" xmlns:w16="http://schemas.microsoft.com/office/word/2018/wordml" xmlns:w16du="http://schemas.microsoft.com/office/word/2023/wordml/word16du" xmlns:w16sdtdh="http://schemas.microsoft.com/office/word/2020/wordml/sdtdatahash" xmlns:w16sdtfl="http://schemas.microsoft.com/office/word/2024/wordml/sdtformatlock" xmlns:w16se="http://schemas.microsoft.com/office/word/2015/wordml/symex" xmlns:wpg="http://schemas.microsoft.com/office/word/2010/wordprocessingGroup" xmlns:wpi="http://schemas.microsoft.com/office/word/2010/wordprocessingInk" xmlns:wne="http://schemas.microsoft.com/office/word/2006/wordml" xmlns:wps="http://schemas.microsoft.com/office/word/2010/wordprocessingShape" mc:Ignorable="w14 w15 w16se w16cid w16 w16cex w16sdtdh w16sdtfl w16du wp14">
   <w:p>
     <w:pPr>
       <w:pBdr>
@@ -55292,7 +55368,7 @@
 </file>
 
 <file path=word/footnotes.xml><?xml version="1.0" encoding="utf-8"?>
-<w:footnotes xmlns:wpc="http://schemas.microsoft.com/office/word/2010/wordprocessingCanvas" xmlns:cx="http://schemas.microsoft.com/office/drawing/2014/chartex" xmlns:cx1="http://schemas.microsoft.com/office/drawing/2015/9/8/chartex" xmlns:cx2="http://schemas.microsoft.com/office/drawing/2015/10/21/chartex" xmlns:cx3="http://schemas.microsoft.com/office/drawing/2016/5/9/chartex" xmlns:cx4="http://schemas.microsoft.com/office/drawing/2016/5/10/chartex" xmlns:cx5="http://schemas.microsoft.com/office/drawing/2016/5/11/chartex" xmlns:cx6="http://schemas.microsoft.com/office/drawing/2016/5/12/chartex" xmlns:cx7="http://schemas.microsoft.com/office/drawing/2016/5/13/chartex" xmlns:cx8="http://schemas.microsoft.com/office/drawing/2016/5/14/chartex" xmlns:mc="http://schemas.openxmlformats.org/markup-compatibility/2006" xmlns:aink="http://schemas.microsoft.com/office/drawing/2016/ink" xmlns:am3d="http://schemas.microsoft.com/office/drawing/2017/model3d" xmlns:o="urn:schemas-microsoft-com:office:office" xmlns:oel="http://schemas.microsoft.com/office/2019/extlst" xmlns:r="http://schemas.openxmlformats.org/officeDocument/2006/relationships" xmlns:m="http://schemas.openxmlformats.org/officeDocument/2006/math" xmlns:v="urn:schemas-microsoft-com:vml" xmlns:wp14="http://schemas.microsoft.com/office/word/2010/wordprocessingDrawing" xmlns:wp="http://schemas.openxmlformats.org/drawingml/2006/wordprocessingDrawing" xmlns:w10="urn:schemas-microsoft-com:office:word" xmlns:w="http://schemas.openxmlformats.org/wordprocessingml/2006/main" xmlns:w14="http://schemas.microsoft.com/office/word/2010/wordml" xmlns:w15="http://schemas.microsoft.com/office/word/2012/wordml" xmlns:w16cei="http://schemas.microsoft.com/office/word/2026/wordml/cei" xmlns:w16cex="http://schemas.microsoft.com/office/word/2018/wordml/cex" xmlns:w16cid="http://schemas.microsoft.com/office/word/2016/wordml/cid" xmlns:w16="http://schemas.microsoft.com/office/word/2018/wordml" xmlns:w16du="http://schemas.microsoft.com/office/word/2023/wordml/word16du" xmlns:w16sdtdh="http://schemas.microsoft.com/office/word/2020/wordml/sdtdatahash" xmlns:w16sdtfl="http://schemas.microsoft.com/office/word/2024/wordml/sdtformatlock" xmlns:w16se="http://schemas.microsoft.com/office/word/2015/wordml/symex" xmlns:wpg="http://schemas.microsoft.com/office/word/2010/wordprocessingGroup" xmlns:wpi="http://schemas.microsoft.com/office/word/2010/wordprocessingInk" xmlns:wne="http://schemas.microsoft.com/office/word/2006/wordml" xmlns:wps="http://schemas.microsoft.com/office/word/2010/wordprocessingShape" mc:Ignorable="w14 w15 w16se w16cid w16 w16cex w16sdtdh w16sdtfl w16du wp14">
+<w:footnotes xmlns:wpc="http://schemas.microsoft.com/office/word/2010/wordprocessingCanvas" xmlns:cx="http://schemas.microsoft.com/office/drawing/2014/chartex" xmlns:cx1="http://schemas.microsoft.com/office/drawing/2015/9/8/chartex" xmlns:cx2="http://schemas.microsoft.com/office/drawing/2015/10/21/chartex" xmlns:cx3="http://schemas.microsoft.com/office/drawing/2016/5/9/chartex" xmlns:cx4="http://schemas.microsoft.com/office/drawing/2016/5/10/chartex" xmlns:cx5="http://schemas.microsoft.com/office/drawing/2016/5/11/chartex" xmlns:cx6="http://schemas.microsoft.com/office/drawing/2016/5/12/chartex" xmlns:cx7="http://schemas.microsoft.com/office/drawing/2016/5/13/chartex" xmlns:cx8="http://schemas.microsoft.com/office/drawing/2016/5/14/chartex" xmlns:mc="http://schemas.openxmlformats.org/markup-compatibility/2006" xmlns:aink="http://schemas.microsoft.com/office/drawing/2016/ink" xmlns:am3d="http://schemas.microsoft.com/office/drawing/2017/model3d" xmlns:o="urn:schemas-microsoft-com:office:office" xmlns:oel="http://schemas.microsoft.com/office/2019/extlst" xmlns:r="http://schemas.openxmlformats.org/officeDocument/2006/relationships" xmlns:m="http://schemas.openxmlformats.org/officeDocument/2006/math" xmlns:v="urn:schemas-microsoft-com:vml" xmlns:wp14="http://schemas.microsoft.com/office/word/2010/wordprocessingDrawing" xmlns:wp="http://schemas.openxmlformats.org/drawingml/2006/wordprocessingDrawing" xmlns:w10="urn:schemas-microsoft-com:office:word" xmlns:w="http://schemas.openxmlformats.org/wordprocessingml/2006/main" xmlns:w14="http://schemas.microsoft.com/office/word/2010/wordml" xmlns:w15="http://schemas.microsoft.com/office/word/2012/wordml" xmlns:w16cex="http://schemas.microsoft.com/office/word/2018/wordml/cex" xmlns:w16cid="http://schemas.microsoft.com/office/word/2016/wordml/cid" xmlns:w16="http://schemas.microsoft.com/office/word/2018/wordml" xmlns:w16du="http://schemas.microsoft.com/office/word/2023/wordml/word16du" xmlns:w16sdtdh="http://schemas.microsoft.com/office/word/2020/wordml/sdtdatahash" xmlns:w16sdtfl="http://schemas.microsoft.com/office/word/2024/wordml/sdtformatlock" xmlns:w16se="http://schemas.microsoft.com/office/word/2015/wordml/symex" xmlns:wpg="http://schemas.microsoft.com/office/word/2010/wordprocessingGroup" xmlns:wpi="http://schemas.microsoft.com/office/word/2010/wordprocessingInk" xmlns:wne="http://schemas.microsoft.com/office/word/2006/wordml" xmlns:wps="http://schemas.microsoft.com/office/word/2010/wordprocessingShape" mc:Ignorable="w14 w15 w16se w16cid w16 w16cex w16sdtdh w16sdtfl w16du wp14">
   <w:footnote w:type="separator" w:id="-1">
     <w:p>
       <w:pPr>
@@ -55317,7 +55393,7 @@
 </file>
 
 <file path=word/header1.xml><?xml version="1.0" encoding="utf-8"?>
-<w:hdr xmlns:wpc="http://schemas.microsoft.com/office/word/2010/wordprocessingCanvas" xmlns:cx="http://schemas.microsoft.com/office/drawing/2014/chartex" xmlns:cx1="http://schemas.microsoft.com/office/drawing/2015/9/8/chartex" xmlns:cx2="http://schemas.microsoft.com/office/drawing/2015/10/21/chartex" xmlns:cx3="http://schemas.microsoft.com/office/drawing/2016/5/9/chartex" xmlns:cx4="http://schemas.microsoft.com/office/drawing/2016/5/10/chartex" xmlns:cx5="http://schemas.microsoft.com/office/drawing/2016/5/11/chartex" xmlns:cx6="http://schemas.microsoft.com/office/drawing/2016/5/12/chartex" xmlns:cx7="http://schemas.microsoft.com/office/drawing/2016/5/13/chartex" xmlns:cx8="http://schemas.microsoft.com/office/drawing/2016/5/14/chartex" xmlns:mc="http://schemas.openxmlformats.org/markup-compatibility/2006" xmlns:aink="http://schemas.microsoft.com/office/drawing/2016/ink" xmlns:am3d="http://schemas.microsoft.com/office/drawing/2017/model3d" xmlns:o="urn:schemas-microsoft-com:office:office" xmlns:oel="http://schemas.microsoft.com/office/2019/extlst" xmlns:r="http://schemas.openxmlformats.org/officeDocument/2006/relationships" xmlns:m="http://schemas.openxmlformats.org/officeDocument/2006/math" xmlns:v="urn:schemas-microsoft-com:vml" xmlns:wp14="http://schemas.microsoft.com/office/word/2010/wordprocessingDrawing" xmlns:wp="http://schemas.openxmlformats.org/drawingml/2006/wordprocessingDrawing" xmlns:w10="urn:schemas-microsoft-com:office:word" xmlns:w="http://schemas.openxmlformats.org/wordprocessingml/2006/main" xmlns:w14="http://schemas.microsoft.com/office/word/2010/wordml" xmlns:w15="http://schemas.microsoft.com/office/word/2012/wordml" xmlns:w16cei="http://schemas.microsoft.com/office/word/2026/wordml/cei" xmlns:w16cex="http://schemas.microsoft.com/office/word/2018/wordml/cex" xmlns:w16cid="http://schemas.microsoft.com/office/word/2016/wordml/cid" xmlns:w16="http://schemas.microsoft.com/office/word/2018/wordml" xmlns:w16du="http://schemas.microsoft.com/office/word/2023/wordml/word16du" xmlns:w16sdtdh="http://schemas.microsoft.com/office/word/2020/wordml/sdtdatahash" xmlns:w16sdtfl="http://schemas.microsoft.com/office/word/2024/wordml/sdtformatlock" xmlns:w16se="http://schemas.microsoft.com/office/word/2015/wordml/symex" xmlns:wpg="http://schemas.microsoft.com/office/word/2010/wordprocessingGroup" xmlns:wpi="http://schemas.microsoft.com/office/word/2010/wordprocessingInk" xmlns:wne="http://schemas.microsoft.com/office/word/2006/wordml" xmlns:wps="http://schemas.microsoft.com/office/word/2010/wordprocessingShape" mc:Ignorable="w14 w15 w16se w16cid w16 w16cex w16sdtdh w16sdtfl w16du wp14">
+<w:hdr xmlns:wpc="http://schemas.microsoft.com/office/word/2010/wordprocessingCanvas" xmlns:cx="http://schemas.microsoft.com/office/drawing/2014/chartex" xmlns:cx1="http://schemas.microsoft.com/office/drawing/2015/9/8/chartex" xmlns:cx2="http://schemas.microsoft.com/office/drawing/2015/10/21/chartex" xmlns:cx3="http://schemas.microsoft.com/office/drawing/2016/5/9/chartex" xmlns:cx4="http://schemas.microsoft.com/office/drawing/2016/5/10/chartex" xmlns:cx5="http://schemas.microsoft.com/office/drawing/2016/5/11/chartex" xmlns:cx6="http://schemas.microsoft.com/office/drawing/2016/5/12/chartex" xmlns:cx7="http://schemas.microsoft.com/office/drawing/2016/5/13/chartex" xmlns:cx8="http://schemas.microsoft.com/office/drawing/2016/5/14/chartex" xmlns:mc="http://schemas.openxmlformats.org/markup-compatibility/2006" xmlns:aink="http://schemas.microsoft.com/office/drawing/2016/ink" xmlns:am3d="http://schemas.microsoft.com/office/drawing/2017/model3d" xmlns:o="urn:schemas-microsoft-com:office:office" xmlns:oel="http://schemas.microsoft.com/office/2019/extlst" xmlns:r="http://schemas.openxmlformats.org/officeDocument/2006/relationships" xmlns:m="http://schemas.openxmlformats.org/officeDocument/2006/math" xmlns:v="urn:schemas-microsoft-com:vml" xmlns:wp14="http://schemas.microsoft.com/office/word/2010/wordprocessingDrawing" xmlns:wp="http://schemas.openxmlformats.org/drawingml/2006/wordprocessingDrawing" xmlns:w10="urn:schemas-microsoft-com:office:word" xmlns:w="http://schemas.openxmlformats.org/wordprocessingml/2006/main" xmlns:w14="http://schemas.microsoft.com/office/word/2010/wordml" xmlns:w15="http://schemas.microsoft.com/office/word/2012/wordml" xmlns:w16cex="http://schemas.microsoft.com/office/word/2018/wordml/cex" xmlns:w16cid="http://schemas.microsoft.com/office/word/2016/wordml/cid" xmlns:w16="http://schemas.microsoft.com/office/word/2018/wordml" xmlns:w16du="http://schemas.microsoft.com/office/word/2023/wordml/word16du" xmlns:w16sdtdh="http://schemas.microsoft.com/office/word/2020/wordml/sdtdatahash" xmlns:w16sdtfl="http://schemas.microsoft.com/office/word/2024/wordml/sdtformatlock" xmlns:w16se="http://schemas.microsoft.com/office/word/2015/wordml/symex" xmlns:wpg="http://schemas.microsoft.com/office/word/2010/wordprocessingGroup" xmlns:wpi="http://schemas.microsoft.com/office/word/2010/wordprocessingInk" xmlns:wne="http://schemas.microsoft.com/office/word/2006/wordml" xmlns:wps="http://schemas.microsoft.com/office/word/2010/wordprocessingShape" mc:Ignorable="w14 w15 w16se w16cid w16 w16cex w16sdtdh w16sdtfl w16du wp14">
   <w:p>
     <w:pPr>
       <w:pStyle w:val="Header"/>
@@ -55338,7 +55414,7 @@
 </file>
 
 <file path=word/header2.xml><?xml version="1.0" encoding="utf-8"?>
-<w:hdr xmlns:wpc="http://schemas.microsoft.com/office/word/2010/wordprocessingCanvas" xmlns:cx="http://schemas.microsoft.com/office/drawing/2014/chartex" xmlns:cx1="http://schemas.microsoft.com/office/drawing/2015/9/8/chartex" xmlns:cx2="http://schemas.microsoft.com/office/drawing/2015/10/21/chartex" xmlns:cx3="http://schemas.microsoft.com/office/drawing/2016/5/9/chartex" xmlns:cx4="http://schemas.microsoft.com/office/drawing/2016/5/10/chartex" xmlns:cx5="http://schemas.microsoft.com/office/drawing/2016/5/11/chartex" xmlns:cx6="http://schemas.microsoft.com/office/drawing/2016/5/12/chartex" xmlns:cx7="http://schemas.microsoft.com/office/drawing/2016/5/13/chartex" xmlns:cx8="http://schemas.microsoft.com/office/drawing/2016/5/14/chartex" xmlns:mc="http://schemas.openxmlformats.org/markup-compatibility/2006" xmlns:aink="http://schemas.microsoft.com/office/drawing/2016/ink" xmlns:am3d="http://schemas.microsoft.com/office/drawing/2017/model3d" xmlns:o="urn:schemas-microsoft-com:office:office" xmlns:oel="http://schemas.microsoft.com/office/2019/extlst" xmlns:r="http://schemas.openxmlformats.org/officeDocument/2006/relationships" xmlns:m="http://schemas.openxmlformats.org/officeDocument/2006/math" xmlns:v="urn:schemas-microsoft-com:vml" xmlns:wp14="http://schemas.microsoft.com/office/word/2010/wordprocessingDrawing" xmlns:wp="http://schemas.openxmlformats.org/drawingml/2006/wordprocessingDrawing" xmlns:w10="urn:schemas-microsoft-com:office:word" xmlns:w="http://schemas.openxmlformats.org/wordprocessingml/2006/main" xmlns:w14="http://schemas.microsoft.com/office/word/2010/wordml" xmlns:w15="http://schemas.microsoft.com/office/word/2012/wordml" xmlns:w16cei="http://schemas.microsoft.com/office/word/2026/wordml/cei" xmlns:w16cex="http://schemas.microsoft.com/office/word/2018/wordml/cex" xmlns:w16cid="http://schemas.microsoft.com/office/word/2016/wordml/cid" xmlns:w16="http://schemas.microsoft.com/office/word/2018/wordml" xmlns:w16du="http://schemas.microsoft.com/office/word/2023/wordml/word16du" xmlns:w16sdtdh="http://schemas.microsoft.com/office/word/2020/wordml/sdtdatahash" xmlns:w16sdtfl="http://schemas.microsoft.com/office/word/2024/wordml/sdtformatlock" xmlns:w16se="http://schemas.microsoft.com/office/word/2015/wordml/symex" xmlns:wpg="http://schemas.microsoft.com/office/word/2010/wordprocessingGroup" xmlns:wpi="http://schemas.microsoft.com/office/word/2010/wordprocessingInk" xmlns:wne="http://schemas.microsoft.com/office/word/2006/wordml" xmlns:wps="http://schemas.microsoft.com/office/word/2010/wordprocessingShape" mc:Ignorable="w14 w15 w16se w16cid w16 w16cex w16sdtdh w16sdtfl w16du wp14">
+<w:hdr xmlns:wpc="http://schemas.microsoft.com/office/word/2010/wordprocessingCanvas" xmlns:cx="http://schemas.microsoft.com/office/drawing/2014/chartex" xmlns:cx1="http://schemas.microsoft.com/office/drawing/2015/9/8/chartex" xmlns:cx2="http://schemas.microsoft.com/office/drawing/2015/10/21/chartex" xmlns:cx3="http://schemas.microsoft.com/office/drawing/2016/5/9/chartex" xmlns:cx4="http://schemas.microsoft.com/office/drawing/2016/5/10/chartex" xmlns:cx5="http://schemas.microsoft.com/office/drawing/2016/5/11/chartex" xmlns:cx6="http://schemas.microsoft.com/office/drawing/2016/5/12/chartex" xmlns:cx7="http://schemas.microsoft.com/office/drawing/2016/5/13/chartex" xmlns:cx8="http://schemas.microsoft.com/office/drawing/2016/5/14/chartex" xmlns:mc="http://schemas.openxmlformats.org/markup-compatibility/2006" xmlns:aink="http://schemas.microsoft.com/office/drawing/2016/ink" xmlns:am3d="http://schemas.microsoft.com/office/drawing/2017/model3d" xmlns:o="urn:schemas-microsoft-com:office:office" xmlns:oel="http://schemas.microsoft.com/office/2019/extlst" xmlns:r="http://schemas.openxmlformats.org/officeDocument/2006/relationships" xmlns:m="http://schemas.openxmlformats.org/officeDocument/2006/math" xmlns:v="urn:schemas-microsoft-com:vml" xmlns:wp14="http://schemas.microsoft.com/office/word/2010/wordprocessingDrawing" xmlns:wp="http://schemas.openxmlformats.org/drawingml/2006/wordprocessingDrawing" xmlns:w10="urn:schemas-microsoft-com:office:word" xmlns:w="http://schemas.openxmlformats.org/wordprocessingml/2006/main" xmlns:w14="http://schemas.microsoft.com/office/word/2010/wordml" xmlns:w15="http://schemas.microsoft.com/office/word/2012/wordml" xmlns:w16cex="http://schemas.microsoft.com/office/word/2018/wordml/cex" xmlns:w16cid="http://schemas.microsoft.com/office/word/2016/wordml/cid" xmlns:w16="http://schemas.microsoft.com/office/word/2018/wordml" xmlns:w16du="http://schemas.microsoft.com/office/word/2023/wordml/word16du" xmlns:w16sdtdh="http://schemas.microsoft.com/office/word/2020/wordml/sdtdatahash" xmlns:w16sdtfl="http://schemas.microsoft.com/office/word/2024/wordml/sdtformatlock" xmlns:w16se="http://schemas.microsoft.com/office/word/2015/wordml/symex" xmlns:wpg="http://schemas.microsoft.com/office/word/2010/wordprocessingGroup" xmlns:wpi="http://schemas.microsoft.com/office/word/2010/wordprocessingInk" xmlns:wne="http://schemas.microsoft.com/office/word/2006/wordml" xmlns:wps="http://schemas.microsoft.com/office/word/2010/wordprocessingShape" mc:Ignorable="w14 w15 w16se w16cid w16 w16cex w16sdtdh w16sdtfl w16du wp14">
   <w:p>
     <w:pPr>
       <w:pStyle w:val="Header"/>
